--- a/briefings/线口监测午报-2026-08-09.docx
+++ b/briefings/线口监测午报-2026-08-09.docx
@@ -22,7 +22,7 @@
           <w:color w:val="888888"/>
           <w:sz w:val="18"/>
         </w:rPr>
-        <w:t>监测窗口:近48小时 | 生成时间:2026-08-09 12:49</w:t>
+        <w:t>监测窗口:近48小时 | 生成时间:2026-08-09 12:52</w:t>
       </w:r>
     </w:p>
     <w:p>
@@ -50,18 +50,9 @@
       <w:r>
         <w:rPr>
           <w:rFonts w:ascii="Times New Roman" w:hAnsi="Times New Roman" w:eastAsia="宋体"/>
-          <w:b/>
-          <w:color w:val="41D87E"/>
           <w:sz w:val="21"/>
         </w:rPr>
-        <w:t>【本地】</w:t>
-      </w:r>
-      <w:r>
-        <w:rPr>
-          <w:rFonts w:ascii="Times New Roman" w:hAnsi="Times New Roman" w:eastAsia="宋体"/>
-          <w:sz w:val="21"/>
-        </w:rPr>
-        <w:t>平台钻级≠官方星级，央视曝光酒店评级标识消费陷阱——央视调查揭露主流OTA平台将自评‘钻级’与文旅部认证‘星级’混排展示，误导消费者；部分平台未显著区分标识，违反《明码标价和禁止价格欺诈规定》，已引发市场监管部门关注。(IT之家)</w:t>
+        <w:t>首个全国产 10 万卡 AI 超集群投用：每秒峰值算力相当全人类持续计算 200 年——国家发改委确认我国首个全国产10万卡人工智能超集群正式投用，标志算力基础设施迈入新阶段。该集群完全基于国产芯片与软硬件栈构建，峰值算力达每秒百亿亿次（ExaFLOPS）级别，相当于全人类持续计算200年。(IT之家)</w:t>
       </w:r>
     </w:p>
     <w:p>
@@ -76,18 +67,9 @@
       <w:r>
         <w:rPr>
           <w:rFonts w:ascii="Times New Roman" w:hAnsi="Times New Roman" w:eastAsia="宋体"/>
-          <w:b/>
-          <w:color w:val="41D87E"/>
           <w:sz w:val="21"/>
         </w:rPr>
-        <w:t>【本地】</w:t>
-      </w:r>
-      <w:r>
-        <w:rPr>
-          <w:rFonts w:ascii="Times New Roman" w:hAnsi="Times New Roman" w:eastAsia="宋体"/>
-          <w:sz w:val="21"/>
-        </w:rPr>
-        <w:t>央视曝光无良厂商用医疗垃圾制作手机壳，存在一级致癌物苯超标风险——央视报道不法商家回收废弃针管、输液管等医疗垃圾，混入劣质再生塑料制成手机壳，检测显示苯含量严重超标，属一级致癌物；涉事作坊多位于城乡接合部小商品集散地。(IT之家)</w:t>
+        <w:t>67 岁农民大伯误信 AI 推荐除草剂，150 亩芝麻苗一夜枯萎——安徽滁州农户吴大伯因过度依赖AI农业咨询，采纳错误除草方案致150亩芝麻绝收。事件暴露AI农技服务缺乏本地化知识库与人工复核机制，凸显‘AI普惠’需配套适老化培训与可信验证体系。(IT之家)</w:t>
       </w:r>
     </w:p>
     <w:p>
@@ -104,7 +86,24 @@
           <w:rFonts w:ascii="Times New Roman" w:hAnsi="Times New Roman" w:eastAsia="宋体"/>
           <w:sz w:val="21"/>
         </w:rPr>
-        <w:t>首个全国产 10 万卡 AI 超集群投用：每秒峰值算力相当全人类持续计算 200 年——国家发改委确认我国首个全国产10万卡人工智能超集群正式投用，标志算力基础设施迈入10万卡级新阶段；该集群完全基于国产芯片与软硬件栈构建，支撑大模型训练、科学计算等关键任务。(IT之家)</w:t>
+        <w:t>平台钻级≠官方星级，央视曝光酒店评级标识消费陷阱——央视报道指出主流OTA平台将自评‘钻级’与文旅部认证‘星级’酒店标识混排展示，误导消费者；部分平台甚至将未获星级资质的酒店标注为‘准五星’，涉嫌虚假宣传。(IT之家)</w:t>
+      </w:r>
+    </w:p>
+    <w:p>
+      <w:r>
+        <w:rPr>
+          <w:rFonts w:ascii="Times New Roman" w:hAnsi="Times New Roman" w:eastAsia="宋体"/>
+          <w:b/>
+          <w:sz w:val="21"/>
+        </w:rPr>
+        <w:t xml:space="preserve">4. </w:t>
+      </w:r>
+      <w:r>
+        <w:rPr>
+          <w:rFonts w:ascii="Times New Roman" w:hAnsi="Times New Roman" w:eastAsia="宋体"/>
+          <w:sz w:val="21"/>
+        </w:rPr>
+        <w:t>央视曝光无良厂商用医疗垃圾制作手机壳，存在一级致癌物苯超标风险——央视调查揭露部分黑作坊回收废弃针管、输液管混制手机壳，检测出苯含量严重超标，属一级致癌物；涉事产品多流向低价电商渠道及线下地摊，消费者健康风险突出。(IT之家)</w:t>
       </w:r>
     </w:p>
     <w:p>
@@ -154,7 +153,7 @@
     </w:p>
     <w:p>
       <w:r>
-        <w:t>国家发改委确认我国首个全国产10万卡人工智能超集群正式投用，标志算力基础设施迈入10万卡级新阶段；该集群完全基于国产芯片与软硬件栈构建，支撑大模型训练、科学计算等关键任务。</w:t>
+        <w:t>国家发改委确认我国首个全国产10万卡人工智能超集群正式投用，标志算力基础设施迈入新阶段。该集群完全基于国产芯片与软硬件栈构建，峰值算力达每秒百亿亿次（ExaFLOPS）级别，相当于全人类持续计算200年。</w:t>
       </w:r>
     </w:p>
     <w:p>
@@ -164,7 +163,7 @@
           <w:i/>
           <w:sz w:val="21"/>
         </w:rPr>
-        <w:t>角度建议:聚焦‘全国产’技术突破路径，可联系广州人工智能公共算力中心、琶洲智谷企业及广东‘百千万工程’中AI赋能制造业案例作对比延伸</w:t>
+        <w:t>角度建议:聚焦‘全国产’技术突破路径，可联系广州人工智能公共算力中心、琶洲智算集群建设进展，挖掘广东在国产算力生态中的角色</w:t>
       </w:r>
     </w:p>
     <w:p>
@@ -193,17 +192,19 @@
         <w:rPr>
           <w:rFonts w:ascii="Times New Roman" w:hAnsi="Times New Roman" w:eastAsia="黑体"/>
           <w:b/>
+          <w:color w:val="41D87E"/>
           <w:sz w:val="24"/>
         </w:rPr>
-        <w:t>【B级·关注】</w:t>
+        <w:t>【A级·线索】</w:t>
       </w:r>
       <w:r>
         <w:rPr>
           <w:rFonts w:ascii="Times New Roman" w:hAnsi="Times New Roman" w:eastAsia="黑体"/>
           <w:b/>
+          <w:color w:val="41D87E"/>
           <w:sz w:val="24"/>
         </w:rPr>
-        <w:t>苹果中国官网删除 Apple 智能接入阿里千问使用手册</w:t>
+        <w:t>67 岁农民大伯误信 AI 推荐除草剂，150 亩芝麻苗一夜枯萎</w:t>
       </w:r>
     </w:p>
     <w:p>
@@ -213,12 +214,12 @@
           <w:color w:val="888888"/>
           <w:sz w:val="18"/>
         </w:rPr>
-        <w:t>来源:IT之家 | 时间:08-09 07:33</w:t>
+        <w:t>来源:IT之家 | 时间:08-09 07:48</w:t>
       </w:r>
     </w:p>
     <w:p>
       <w:r>
-        <w:t>苹果官网曾短暂上线《在 Mac 上配合 Apple 智能使用千问》中文支持文档，明确提及Apple智能可调用阿里千问模型，但数小时内即被移除，引发关于中外大模型合作合规性与本地化适配的讨论。</w:t>
+        <w:t>安徽滁州农户吴大伯因过度依赖AI农业咨询，采纳错误除草方案致150亩芝麻绝收。事件暴露AI农技服务缺乏本地化知识库与人工复核机制，凸显‘AI普惠’需配套适老化培训与可信验证体系。</w:t>
       </w:r>
     </w:p>
     <w:p>
@@ -228,7 +229,7 @@
           <w:i/>
           <w:sz w:val="21"/>
         </w:rPr>
-        <w:t>角度建议:结合粤港澳大湾区跨境数据流动试点政策，采访广州AI企业对多模态模型互操作性的实际需求与监管关切</w:t>
+        <w:t>角度建议:联动广东农科院、华南农业大学专家，调研珠三角菜农、荔枝果农对AI农技工具的实际使用痛点与信任建立路径</w:t>
       </w:r>
     </w:p>
     <w:p>
@@ -245,7 +246,7 @@
             <w:color w:val="0563C1"/>
             <w:u w:val="single"/>
           </w:rPr>
-          <w:t>苹果中国官网删除 Apple 智能接入阿里千问使用手册</w:t>
+          <w:t>67 岁农民大伯误信 AI 推荐除草剂，150 亩芝麻苗一夜枯萎</w:t>
         </w:r>
       </w:hyperlink>
     </w:p>
@@ -282,7 +283,7 @@
     </w:p>
     <w:p>
       <w:r>
-        <w:t>OpenAI更新桌面版ChatGPT，首次集成语音交互（ChatGPT Voice），支持用户通过自然语言指令控制本地电脑完成文件管理、软件操作、信息检索等复合任务，AI Agent能力迈出实用化关键一步。</w:t>
+        <w:t>OpenAI正式为ChatGPT桌面端推出语音交互功能，支持自然语言指令驱动本地电脑执行文件管理、软件操作、网页导航等多步骤任务，标志着AI从‘问答工具’向‘操作系统级代理’演进。</w:t>
       </w:r>
     </w:p>
     <w:p>
@@ -292,7 +293,7 @@
           <w:i/>
           <w:sz w:val="21"/>
         </w:rPr>
-        <w:t>角度建议:可对比广州高校（如中山大学、华南理工）AI语音交互科研成果，探讨粤产语音芯片与操作系统适配进展</w:t>
+        <w:t>角度建议:对比国内大模型厂商（如广州的云从、小鹏AI）在PC端Agent能力布局，关注其是否适配鸿蒙/统信等国产系统</w:t>
       </w:r>
     </w:p>
     <w:p>
@@ -331,7 +332,7 @@
           <w:b/>
           <w:sz w:val="24"/>
         </w:rPr>
-        <w:t>研究：人们无法有效区分 AI 生成与人类原创短篇小说</w:t>
+        <w:t>苹果中国官网删除 Apple 智能接入阿里千问使用手册</w:t>
       </w:r>
     </w:p>
     <w:p>
@@ -341,12 +342,12 @@
           <w:color w:val="888888"/>
           <w:sz w:val="18"/>
         </w:rPr>
-        <w:t>来源:IT之家 | 时间:08-09 07:24</w:t>
+        <w:t>来源:IT之家 | 时间:08-09 07:33</w:t>
       </w:r>
     </w:p>
     <w:p>
       <w:r>
-        <w:t>发表于《判断与决策》期刊的研究显示，在盲测条件下，受试者对AI生成短篇小说与人类作家作品的识别准确率仅略高于随机水平（52.3%），凸显AIGC内容鉴别难度加剧与版权界定困境。</w:t>
+        <w:t>苹果官网曾短暂上线《在 Mac 上配合 Apple 智能使用千问》中文文档，明确支持Mac端Apple智能调用阿里千问模型，但数小时内即被撤下，引发关于中美AI合作边界与合规审慎的讨论。</w:t>
       </w:r>
     </w:p>
     <w:p>
@@ -356,7 +357,7 @@
           <w:i/>
           <w:sz w:val="21"/>
         </w:rPr>
-        <w:t>角度建议:联动广州网络文学产业（如阅文大湾区基地）、版权保护中心，探讨AI内容标注强制规范与本地创作生态影响</w:t>
+        <w:t>角度建议:延伸采访广州AI企业（如网易有道、华为云）对跨国模型互操作的实践与政策顾虑，突出大湾区跨境数据流动试点意义</w:t>
       </w:r>
     </w:p>
     <w:p>
@@ -373,7 +374,71 @@
             <w:color w:val="0563C1"/>
             <w:u w:val="single"/>
           </w:rPr>
-          <w:t>研究：人们无法有效区分 AI 生成与人类原创短篇小说</w:t>
+          <w:t>苹果中国官网删除 Apple 智能接入阿里千问使用手册</w:t>
+        </w:r>
+      </w:hyperlink>
+    </w:p>
+    <w:p>
+      <w:pPr>
+        <w:pStyle w:val="Heading3"/>
+      </w:pPr>
+      <w:r>
+        <w:rPr>
+          <w:rFonts w:ascii="Times New Roman" w:hAnsi="Times New Roman" w:eastAsia="黑体"/>
+          <w:b/>
+          <w:sz w:val="24"/>
+        </w:rPr>
+        <w:t>【B级·关注】</w:t>
+      </w:r>
+      <w:r>
+        <w:rPr>
+          <w:rFonts w:ascii="Times New Roman" w:hAnsi="Times New Roman" w:eastAsia="黑体"/>
+          <w:b/>
+          <w:sz w:val="24"/>
+        </w:rPr>
+        <w:t>韶音推出“OpenFit 2 AI”开放式耳机：升级千问大模型，1698 元</w:t>
+      </w:r>
+    </w:p>
+    <w:p>
+      <w:r>
+        <w:rPr>
+          <w:rFonts w:ascii="Times New Roman" w:hAnsi="Times New Roman" w:eastAsia="宋体"/>
+          <w:color w:val="888888"/>
+          <w:sz w:val="18"/>
+        </w:rPr>
+        <w:t>来源:IT之家 | 时间:08-09 11:48</w:t>
+      </w:r>
+    </w:p>
+    <w:p>
+      <w:r>
+        <w:t>韶音发布OpenFit 2 AI耳机，首发搭载通义千问大模型边缘端版本，支持离线语音助手、实时翻译与个性化音频推荐，定价1698元，8月17日发售，瞄准高端AI可穿戴市场。</w:t>
+      </w:r>
+    </w:p>
+    <w:p>
+      <w:r>
+        <w:rPr>
+          <w:rFonts w:ascii="Times New Roman" w:hAnsi="Times New Roman" w:eastAsia="宋体"/>
+          <w:i/>
+          <w:sz w:val="21"/>
+        </w:rPr>
+        <w:t>角度建议:韶音总部位于深圳，可深挖其与广州AI芯片企业（如安凯微电子）在端侧模型压缩技术上的合作</w:t>
+      </w:r>
+    </w:p>
+    <w:p>
+      <w:r>
+        <w:rPr>
+          <w:rFonts w:ascii="Times New Roman" w:hAnsi="Times New Roman" w:eastAsia="宋体"/>
+          <w:sz w:val="18"/>
+        </w:rPr>
+        <w:t>链接:</w:t>
+      </w:r>
+      <w:hyperlink r:id="rId13">
+        <w:r>
+          <w:rPr>
+            <w:color w:val="0563C1"/>
+            <w:u w:val="single"/>
+          </w:rPr>
+          <w:t>韶音推出“OpenFit 2 AI”开放式耳机：升级千问大模型，1698 元</w:t>
         </w:r>
       </w:hyperlink>
     </w:p>
@@ -410,7 +475,7 @@
     </w:p>
     <w:p>
       <w:r>
-        <w:t>知名商业顾问吴声在香港峰会首次系统阐述‘AI眼镜’概念，称其正从功能叠加走向‘自然态’交互；Rokid作为国产代表品牌获重点推介，强调光学模组与本地化AI引擎协同优势。</w:t>
+        <w:t>知名商业顾问吴声在香港演讲中首次系统阐述‘AI眼镜’作为下一代交互入口的价值逻辑，现场演示Rokid Max眼镜实现会议实时翻译、空间标注与AR导航，引发行业对‘自然态’人机交互的热议。</w:t>
       </w:r>
     </w:p>
     <w:p>
@@ -420,7 +485,7 @@
           <w:i/>
           <w:sz w:val="21"/>
         </w:rPr>
-        <w:t>角度建议:可联系广州Rokid华南总部及黄埔AI眼镜产业园，梳理粤产AI眼镜出海与适老化改造双路径</w:t>
+        <w:t>角度建议:Rokid总部在深圳，可联动广州黄埔AI产业联盟，探讨大湾区在光学模组、空间计算等AI眼镜核心环节的协同突破</w:t>
       </w:r>
     </w:p>
     <w:p>
@@ -431,13 +496,133 @@
         </w:rPr>
         <w:t>链接:</w:t>
       </w:r>
-      <w:hyperlink r:id="rId13">
+      <w:hyperlink r:id="rId14">
         <w:r>
           <w:rPr>
             <w:color w:val="0563C1"/>
             <w:u w:val="single"/>
           </w:rPr>
           <w:t>吴声年度演讲首提“AI眼镜”，乐奇Rokid成全场焦点</w:t>
+        </w:r>
+      </w:hyperlink>
+    </w:p>
+    <w:p>
+      <w:pPr>
+        <w:pStyle w:val="Heading3"/>
+      </w:pPr>
+      <w:r>
+        <w:rPr>
+          <w:rFonts w:ascii="Times New Roman" w:hAnsi="Times New Roman" w:eastAsia="黑体"/>
+          <w:b/>
+          <w:sz w:val="24"/>
+        </w:rPr>
+        <w:t>【B级·关注】</w:t>
+      </w:r>
+      <w:r>
+        <w:rPr>
+          <w:rFonts w:ascii="Times New Roman" w:hAnsi="Times New Roman" w:eastAsia="黑体"/>
+          <w:b/>
+          <w:sz w:val="24"/>
+        </w:rPr>
+        <w:t>AI眼镜狂飙的2026：大厂下场，谁在“卖铲子”？</w:t>
+      </w:r>
+    </w:p>
+    <w:p>
+      <w:r>
+        <w:rPr>
+          <w:rFonts w:ascii="Times New Roman" w:hAnsi="Times New Roman" w:eastAsia="宋体"/>
+          <w:color w:val="888888"/>
+          <w:sz w:val="18"/>
+        </w:rPr>
+        <w:t>来源:Bing新闻 | 时间:08-07 15:46</w:t>
+      </w:r>
+    </w:p>
+    <w:p>
+      <w:r>
+        <w:t>Omdia数据显示，2026年上半年中国AI眼镜零售量达101.2万台，同比增长106%；国内市场已发布超70款产品，其中具备虚实叠加能力的‘AI+AR’与纯AR眼镜达31款，产业链‘卖铲人’（光学、芯片、OS服务商）迎来爆发期。</w:t>
+      </w:r>
+    </w:p>
+    <w:p>
+      <w:r>
+        <w:rPr>
+          <w:rFonts w:ascii="Times New Roman" w:hAnsi="Times New Roman" w:eastAsia="宋体"/>
+          <w:i/>
+          <w:sz w:val="21"/>
+        </w:rPr>
+        <w:t>角度建议:聚焦广州光联通讯、立景创新等AR光学器件企业，解析其在华为、Rokid供应链中的份额与技术壁垒</w:t>
+      </w:r>
+    </w:p>
+    <w:p>
+      <w:r>
+        <w:rPr>
+          <w:rFonts w:ascii="Times New Roman" w:hAnsi="Times New Roman" w:eastAsia="宋体"/>
+          <w:sz w:val="18"/>
+        </w:rPr>
+        <w:t>链接:</w:t>
+      </w:r>
+      <w:hyperlink r:id="rId15">
+        <w:r>
+          <w:rPr>
+            <w:color w:val="0563C1"/>
+            <w:u w:val="single"/>
+          </w:rPr>
+          <w:t>AI眼镜狂飙的2026：大厂下场，谁在“卖铲子”？</w:t>
+        </w:r>
+      </w:hyperlink>
+    </w:p>
+    <w:p>
+      <w:pPr>
+        <w:pStyle w:val="Heading3"/>
+      </w:pPr>
+      <w:r>
+        <w:rPr>
+          <w:rFonts w:ascii="Times New Roman" w:hAnsi="Times New Roman" w:eastAsia="黑体"/>
+          <w:b w:val="0"/>
+          <w:color w:val="888888"/>
+          <w:sz w:val="24"/>
+        </w:rPr>
+        <w:t>【C级·参考】</w:t>
+      </w:r>
+      <w:r>
+        <w:rPr>
+          <w:rFonts w:ascii="Times New Roman" w:hAnsi="Times New Roman" w:eastAsia="黑体"/>
+          <w:b w:val="0"/>
+          <w:color w:val="888888"/>
+          <w:sz w:val="24"/>
+        </w:rPr>
+        <w:t>研究：人们无法有效区分 AI 生成与人类原创短篇小说</w:t>
+      </w:r>
+    </w:p>
+    <w:p>
+      <w:r>
+        <w:rPr>
+          <w:rFonts w:ascii="Times New Roman" w:hAnsi="Times New Roman" w:eastAsia="宋体"/>
+          <w:color w:val="888888"/>
+          <w:sz w:val="18"/>
+        </w:rPr>
+        <w:t>来源:IT之家 | 时间:08-09 07:24</w:t>
+      </w:r>
+    </w:p>
+    <w:p>
+      <w:r>
+        <w:t>发表于《判断与决策》期刊的研究显示，在双盲测试中，受试者对AI生成短篇小说与人类作家作品的识别准确率仅略高于随机水平（52.3%），揭示当前AIGC内容已逼近人类创作临界点。</w:t>
+      </w:r>
+    </w:p>
+    <w:p>
+      <w:r>
+        <w:rPr>
+          <w:rFonts w:ascii="Times New Roman" w:hAnsi="Times New Roman" w:eastAsia="宋体"/>
+          <w:sz w:val="18"/>
+        </w:rPr>
+        <w:t>链接:</w:t>
+      </w:r>
+      <w:hyperlink r:id="rId16">
+        <w:r>
+          <w:rPr>
+            <w:color w:val="0563C1"/>
+            <w:u w:val="single"/>
+          </w:rPr>
+          <w:t>研究：人们无法有效区分 AI 生成与人类原创短篇小说</w:t>
         </w:r>
       </w:hyperlink>
     </w:p>
@@ -476,7 +661,7 @@
     </w:p>
     <w:p>
       <w:r>
-        <w:t>Meta首席技术官Andrew Bosworth公开表示，AI提升生产力后不应导向更多休假，而应加速创新节奏与产品迭代；该观点引发科技行业对‘AI红利分配’与劳动伦理的再思考。</w:t>
+        <w:t>Meta首席技术官Andrew Bosworth公开表示，AI提升生产力后不应导向员工休假增加，而应加速产品迭代与商业目标达成，折射科技巨头对‘AI增效’价值分配的功利主义逻辑。</w:t>
       </w:r>
     </w:p>
     <w:p>
@@ -487,7 +672,7 @@
         </w:rPr>
         <w:t>链接:</w:t>
       </w:r>
-      <w:hyperlink r:id="rId14">
+      <w:hyperlink r:id="rId17">
         <w:r>
           <w:rPr>
             <w:color w:val="0563C1"/>
@@ -532,7 +717,7 @@
     </w:p>
     <w:p>
       <w:r>
-        <w:t>Indeed研究指出，美国数据中心建设热潮正推高电工、暖通工程师、光纤布线员等传统蓝领岗位需求，相关职位招聘量两年增长217%，平均年薪达9.2万美元，凸显AI基建对实体经济的拉动效应。</w:t>
+        <w:t>Indeed研究显示，美国数据中心建设热潮正带动传统蓝领岗位薪资跃升，电工、安装工、冷却系统工程师等职位招聘量两年增长320%，平均年薪达9.2万美元，远超IT岗位均值。</w:t>
       </w:r>
     </w:p>
     <w:p>
@@ -543,7 +728,7 @@
         </w:rPr>
         <w:t>链接:</w:t>
       </w:r>
-      <w:hyperlink r:id="rId15">
+      <w:hyperlink r:id="rId18">
         <w:r>
           <w:rPr>
             <w:color w:val="0563C1"/>
@@ -588,7 +773,7 @@
     </w:p>
     <w:p>
       <w:r>
-        <w:t>OpenAI收购NextSlide——一家专注AI自动生成演示文稿的初创公司，其技术已集成至ChatGPT，可一键将文本、数据转化为专业PPT，强化办公场景AI Agent能力。</w:t>
+        <w:t>OpenAI宣布收购NextSlide，该公司专注AI驱动的PPT生成与演示优化，其技术将整合进ChatGPT，强化办公场景多模态内容生成能力，进一步拓展AI在生产力工具领域的渗透。</w:t>
       </w:r>
     </w:p>
     <w:p>
@@ -599,7 +784,7 @@
         </w:rPr>
         <w:t>链接:</w:t>
       </w:r>
-      <w:hyperlink r:id="rId16">
+      <w:hyperlink r:id="rId19">
         <w:r>
           <w:rPr>
             <w:color w:val="0563C1"/>
@@ -629,7 +814,7 @@
           <w:color w:val="888888"/>
           <w:sz w:val="24"/>
         </w:rPr>
-        <w:t>微软承认 Win11 需要提升运行速度、减少广告，部分修复已推送</w:t>
+        <w:t>模块化电脑厂商 Framework 通知全部用户信息泄露：姓名、住址、电话、邮箱外泄</w:t>
       </w:r>
     </w:p>
     <w:p>
@@ -639,12 +824,12 @@
           <w:color w:val="888888"/>
           <w:sz w:val="18"/>
         </w:rPr>
-        <w:t>来源:IT之家 | 时间:08-09 08:34</w:t>
+        <w:t>来源:IT之家 | 时间:08-09 07:07</w:t>
       </w:r>
     </w:p>
     <w:p>
       <w:r>
-        <w:t>微软内部承认Win11存在内存占用过高、内嵌广告等问题，已推送部分优化补丁；用户反馈显示天气应用内存为macOS同类5倍，折射操作系统AI化过程中的体验失衡。</w:t>
+        <w:t>Framework因第三方商业智能服务商遭黑客攻击，导致全部客户姓名、地址、电话、邮箱等基础信息泄露，公司已启动应急响应并通知用户，凸显供应链安全在AI硬件厂商中的薄弱环节。</w:t>
       </w:r>
     </w:p>
     <w:p>
@@ -655,13 +840,13 @@
         </w:rPr>
         <w:t>链接:</w:t>
       </w:r>
-      <w:hyperlink r:id="rId17">
+      <w:hyperlink r:id="rId20">
         <w:r>
           <w:rPr>
             <w:color w:val="0563C1"/>
             <w:u w:val="single"/>
           </w:rPr>
-          <w:t>微软承认 Win11 需要提升运行速度、减少广告，部分修复已推送</w:t>
+          <w:t>模块化电脑厂商 Framework 通知全部用户信息泄露：姓名、住址、电话、邮箱外泄</w:t>
         </w:r>
       </w:hyperlink>
     </w:p>
@@ -685,7 +870,7 @@
           <w:color w:val="888888"/>
           <w:sz w:val="24"/>
         </w:rPr>
-        <w:t>苹果首款折叠 iPhone 配色曝光：iPhone Ultra 有望提供银色、深蓝色</w:t>
+        <w:t>微软 Teams 会议软件 Live Chat 实时聊天功能将于 10 月 5 日停用</w:t>
       </w:r>
     </w:p>
     <w:p>
@@ -695,12 +880,12 @@
           <w:color w:val="888888"/>
           <w:sz w:val="18"/>
         </w:rPr>
-        <w:t>来源:IT之家 | 时间:08-09 08:53</w:t>
+        <w:t>来源:IT之家 | 时间:08-09 10:40</w:t>
       </w:r>
     </w:p>
     <w:p>
       <w:r>
-        <w:t>爆料称苹果首款折叠iPhone（暂称iPhone Ultra）将提供银色与深蓝色配色，延续Pro系列高端定位；折叠屏形态与AI智能体深度耦合，或成为下一代移动AI入口关键载体。</w:t>
+        <w:t>微软宣布Teams Live Chat功能将于10月5日终止服务，称将资源转向‘更新的客户互动体验’；此举或影响企业内部协作流程，需关注替代方案迁移成本与数据留存合规性。</w:t>
       </w:r>
     </w:p>
     <w:p>
@@ -711,13 +896,13 @@
         </w:rPr>
         <w:t>链接:</w:t>
       </w:r>
-      <w:hyperlink r:id="rId18">
+      <w:hyperlink r:id="rId21">
         <w:r>
           <w:rPr>
             <w:color w:val="0563C1"/>
             <w:u w:val="single"/>
           </w:rPr>
-          <w:t>苹果首款折叠 iPhone 配色曝光：iPhone Ultra 有望提供银色、深蓝色</w:t>
+          <w:t>微软 Teams 会议软件 Live Chat 实时聊天功能将于 10 月 5 日停用</w:t>
         </w:r>
       </w:hyperlink>
     </w:p>
@@ -751,7 +936,7 @@
           <w:b/>
           <w:sz w:val="24"/>
         </w:rPr>
-        <w:t>消息称小米成立具身智能与应用部，前字节 Seed 具身负责人孔涛挂帅</w:t>
+        <w:t>小米成立具身智能与应用部，前字节 Seed 具身负责人孔涛挂帅</w:t>
       </w:r>
     </w:p>
     <w:p>
@@ -766,7 +951,7 @@
     </w:p>
     <w:p>
       <w:r>
-        <w:t>小米机器人事业部内部重组，新设具身智能与应用部，由前字节跳动Seed Robotics具身智能负责人孔涛牵头，整合VLA、蔡锐团队等核心力量，加速人形机器人落地进程。</w:t>
+        <w:t>小米机器人事业部完成重大架构调整，新设具身智能与应用部，由前字节跳动Seed Robotics具身智能负责人孔涛牵头，整合VLA大模型团队与多模态感知能力，加速人形机器人商业化落地。</w:t>
       </w:r>
     </w:p>
     <w:p>
@@ -776,7 +961,7 @@
           <w:i/>
           <w:sz w:val="21"/>
         </w:rPr>
-        <w:t>角度建议:可追踪小米与广州南沙机器人产业生态合作进展，挖掘粤港联合实验室在具身智能领域的本地化研发线索</w:t>
+        <w:t>角度建议:追踪小米与粤港澳大湾区机器人产业链合作可能，如深圳精密减速器、广州工业机器人集成商等本地配套资源</w:t>
       </w:r>
     </w:p>
     <w:p>
@@ -787,13 +972,13 @@
         </w:rPr>
         <w:t>链接:</w:t>
       </w:r>
-      <w:hyperlink r:id="rId19">
+      <w:hyperlink r:id="rId22">
         <w:r>
           <w:rPr>
             <w:color w:val="0563C1"/>
             <w:u w:val="single"/>
           </w:rPr>
-          <w:t>消息称小米成立具身智能与应用部，前字节 Seed 具身负责人孔涛挂帅</w:t>
+          <w:t>小米成立具身智能与应用部，前字节 Seed 具身负责人孔涛挂帅</w:t>
         </w:r>
       </w:hyperlink>
     </w:p>
@@ -815,7 +1000,7 @@
           <w:b/>
           <w:sz w:val="24"/>
         </w:rPr>
-        <w:t>韶音推出“OpenFit 2 AI”开放式耳机：升级千问大模型，1698 元</w:t>
+        <w:t>马斯克发布 Terafab 渲染视频：Optimus 人形机器人、Robovan 无人车齐亮相</w:t>
       </w:r>
     </w:p>
     <w:p>
@@ -825,12 +1010,12 @@
           <w:color w:val="888888"/>
           <w:sz w:val="18"/>
         </w:rPr>
-        <w:t>来源:IT之家 | 时间:08-09 11:48</w:t>
+        <w:t>来源:IT之家 | 时间:08-09 09:12</w:t>
       </w:r>
     </w:p>
     <w:p>
       <w:r>
-        <w:t>韶音发布搭载通义千问大模型的OpenFit 2 AI耳机，实现本地化语音交互、实时翻译与场景化提醒，定价1698元，是消费级AI硬件中首个深度集成国产大模型的可穿戴产品。</w:t>
+        <w:t>马斯克通过X平台发布Terafab工厂渲染视频，首次同框展示Optimus人形机器人量产场景与Robovan无人驾驶货运车协同作业画面，强调‘物理世界AI代理’规模化部署进入工程验证阶段。</w:t>
       </w:r>
     </w:p>
     <w:p>
@@ -840,7 +1025,7 @@
           <w:i/>
           <w:sz w:val="21"/>
         </w:rPr>
-        <w:t>角度建议:可联系韶音总部所在地广州黄埔区，挖掘其AI音频算法与本地芯片（如全志、瑞芯微）协同开发故事</w:t>
+        <w:t>角度建议:关联广州南沙自动驾驶测试区、深圳优必选人形机器人研发进展，探讨中国企业在‘具身智能+低空物流’融合场景的差异化路径</w:t>
       </w:r>
     </w:p>
     <w:p>
@@ -851,13 +1036,13 @@
         </w:rPr>
         <w:t>链接:</w:t>
       </w:r>
-      <w:hyperlink r:id="rId20">
+      <w:hyperlink r:id="rId23">
         <w:r>
           <w:rPr>
             <w:color w:val="0563C1"/>
             <w:u w:val="single"/>
           </w:rPr>
-          <w:t>韶音推出“OpenFit 2 AI”开放式耳机：升级千问大模型，1698 元</w:t>
+          <w:t>马斯克发布 Terafab 渲染视频：Optimus 人形机器人、Robovan 无人车齐亮相</w:t>
         </w:r>
       </w:hyperlink>
     </w:p>
@@ -879,128 +1064,6 @@
           <w:b/>
           <w:sz w:val="24"/>
         </w:rPr>
-        <w:t>理想汽车高级副总裁范皓宇回应离职：持续探索AI眼镜与具身智能</w:t>
-      </w:r>
-    </w:p>
-    <w:p>
-      <w:r>
-        <w:rPr>
-          <w:rFonts w:ascii="Times New Roman" w:hAnsi="Times New Roman" w:eastAsia="宋体"/>
-          <w:color w:val="888888"/>
-          <w:sz w:val="18"/>
-        </w:rPr>
-        <w:t>来源:Bing新闻 | 时间:08-07 20:52</w:t>
-      </w:r>
-    </w:p>
-    <w:p>
-      <w:r>
-        <w:t>理想汽车高管范皓宇确认离职后投身AI眼镜与具身智能创业，强调‘从车规级AI向泛在感知终端演进’；其背景凸显新能源车企人才向AI硬件跨界流动新趋势。</w:t>
-      </w:r>
-    </w:p>
-    <w:p>
-      <w:r>
-        <w:rPr>
-          <w:rFonts w:ascii="Times New Roman" w:hAnsi="Times New Roman" w:eastAsia="宋体"/>
-          <w:i/>
-          <w:sz w:val="21"/>
-        </w:rPr>
-        <w:t>角度建议:追踪其新项目是否落户广州或深圳，关注广汽、小鹏等本土车企在AR-HUD、车载AI眼镜领域的专利布局</w:t>
-      </w:r>
-    </w:p>
-    <w:p>
-      <w:r>
-        <w:rPr>
-          <w:rFonts w:ascii="Times New Roman" w:hAnsi="Times New Roman" w:eastAsia="宋体"/>
-          <w:sz w:val="18"/>
-        </w:rPr>
-        <w:t>链接:</w:t>
-      </w:r>
-      <w:hyperlink r:id="rId21">
-        <w:r>
-          <w:rPr>
-            <w:color w:val="0563C1"/>
-            <w:u w:val="single"/>
-          </w:rPr>
-          <w:t>理想汽车高级副总裁范皓宇回应离职：持续探索AI眼镜与具身智能</w:t>
-        </w:r>
-      </w:hyperlink>
-    </w:p>
-    <w:p>
-      <w:pPr>
-        <w:pStyle w:val="Heading3"/>
-      </w:pPr>
-      <w:r>
-        <w:rPr>
-          <w:rFonts w:ascii="Times New Roman" w:hAnsi="Times New Roman" w:eastAsia="黑体"/>
-          <w:b w:val="0"/>
-          <w:color w:val="888888"/>
-          <w:sz w:val="24"/>
-        </w:rPr>
-        <w:t>【C级·参考】</w:t>
-      </w:r>
-      <w:r>
-        <w:rPr>
-          <w:rFonts w:ascii="Times New Roman" w:hAnsi="Times New Roman" w:eastAsia="黑体"/>
-          <w:b w:val="0"/>
-          <w:color w:val="888888"/>
-          <w:sz w:val="24"/>
-        </w:rPr>
-        <w:t>马斯克发布 Terafab 渲染视频：Optimus 人形机器人、Robovan 无人车齐亮相</w:t>
-      </w:r>
-    </w:p>
-    <w:p>
-      <w:r>
-        <w:rPr>
-          <w:rFonts w:ascii="Times New Roman" w:hAnsi="Times New Roman" w:eastAsia="宋体"/>
-          <w:color w:val="888888"/>
-          <w:sz w:val="18"/>
-        </w:rPr>
-        <w:t>来源:IT之家 | 时间:08-09 09:12</w:t>
-      </w:r>
-    </w:p>
-    <w:p>
-      <w:r>
-        <w:t>马斯克X平台发布Terafab工厂渲染视频，首次同框展示Optimus量产型人形机器人与Robovan无人驾驶货运车，强调二者共用AI底层架构，指向具身智能规模化落地新范式。</w:t>
-      </w:r>
-    </w:p>
-    <w:p>
-      <w:r>
-        <w:rPr>
-          <w:rFonts w:ascii="Times New Roman" w:hAnsi="Times New Roman" w:eastAsia="宋体"/>
-          <w:sz w:val="18"/>
-        </w:rPr>
-        <w:t>链接:</w:t>
-      </w:r>
-      <w:hyperlink r:id="rId22">
-        <w:r>
-          <w:rPr>
-            <w:color w:val="0563C1"/>
-            <w:u w:val="single"/>
-          </w:rPr>
-          <w:t>马斯克发布 Terafab 渲染视频：Optimus 人形机器人、Robovan 无人车齐亮相</w:t>
-        </w:r>
-      </w:hyperlink>
-    </w:p>
-    <w:p>
-      <w:pPr>
-        <w:pStyle w:val="Heading3"/>
-      </w:pPr>
-      <w:r>
-        <w:rPr>
-          <w:rFonts w:ascii="Times New Roman" w:hAnsi="Times New Roman" w:eastAsia="黑体"/>
-          <w:b w:val="0"/>
-          <w:color w:val="888888"/>
-          <w:sz w:val="24"/>
-        </w:rPr>
-        <w:t>【C级·参考】</w:t>
-      </w:r>
-      <w:r>
-        <w:rPr>
-          <w:rFonts w:ascii="Times New Roman" w:hAnsi="Times New Roman" w:eastAsia="黑体"/>
-          <w:b w:val="0"/>
-          <w:color w:val="888888"/>
-          <w:sz w:val="24"/>
-        </w:rPr>
         <w:t>海信墨水屏手机 A10 系列实机外观照片曝光：磁吸彩色 LCD 背屏、一键切换双屏</w:t>
       </w:r>
     </w:p>
@@ -1016,7 +1079,17 @@
     </w:p>
     <w:p>
       <w:r>
-        <w:t>海信墨水屏手机A10系列实机图曝光，采用磁吸式彩色LCD背屏设计，支持主屏墨水屏+背屏LCD一键切换，兼顾护眼阅读与动态交互，定位商务办公细分市场。</w:t>
+        <w:t>海信墨水屏手机A10系列实机图曝光，创新采用磁吸式彩色LCD背屏设计，支持主屏墨水屏阅读+背屏彩色交互一键切换，兼顾护眼与多媒体体验，8月28日上市。</w:t>
+      </w:r>
+    </w:p>
+    <w:p>
+      <w:r>
+        <w:rPr>
+          <w:rFonts w:ascii="Times New Roman" w:hAnsi="Times New Roman" w:eastAsia="宋体"/>
+          <w:i/>
+          <w:sz w:val="21"/>
+        </w:rPr>
+        <w:t>角度建议:海信华南总部在广州，可采访其广州研发中心对‘双模屏’专利布局及适配粤语语音助手进展</w:t>
       </w:r>
     </w:p>
     <w:p>
@@ -1027,7 +1100,7 @@
         </w:rPr>
         <w:t>链接:</w:t>
       </w:r>
-      <w:hyperlink r:id="rId23">
+      <w:hyperlink r:id="rId24">
         <w:r>
           <w:rPr>
             <w:color w:val="0563C1"/>
@@ -1067,6 +1140,70 @@
           <w:b/>
           <w:sz w:val="24"/>
         </w:rPr>
+        <w:t>奕境 X9 鸿蒙座舱 HarmonySpace 6 全球首秀明日举行</w:t>
+      </w:r>
+    </w:p>
+    <w:p>
+      <w:r>
+        <w:rPr>
+          <w:rFonts w:ascii="Times New Roman" w:hAnsi="Times New Roman" w:eastAsia="宋体"/>
+          <w:color w:val="888888"/>
+          <w:sz w:val="18"/>
+        </w:rPr>
+        <w:t>来源:IT之家 | 时间:08-09 08:37</w:t>
+      </w:r>
+    </w:p>
+    <w:p>
+      <w:r>
+        <w:t>奕境汽车宣布将于8月10日在湖州莫干山举行X9鸿蒙座舱HarmonySpace 6全球首秀，该座舱深度集成华为ADS高阶智驾能力，支持跨设备无缝流转与车路云协同，瞄准高端新能源MPV市场。</w:t>
+      </w:r>
+    </w:p>
+    <w:p>
+      <w:r>
+        <w:rPr>
+          <w:rFonts w:ascii="Times New Roman" w:hAnsi="Times New Roman" w:eastAsia="宋体"/>
+          <w:i/>
+          <w:sz w:val="21"/>
+        </w:rPr>
+        <w:t>角度建议:重点跟进奕境与广汽、比亚迪等广东车企在鸿蒙智行生态中的潜在竞合关系，挖掘大湾区智能网联汽车产业集群动态</w:t>
+      </w:r>
+    </w:p>
+    <w:p>
+      <w:r>
+        <w:rPr>
+          <w:rFonts w:ascii="Times New Roman" w:hAnsi="Times New Roman" w:eastAsia="宋体"/>
+          <w:sz w:val="18"/>
+        </w:rPr>
+        <w:t>链接:</w:t>
+      </w:r>
+      <w:hyperlink r:id="rId25">
+        <w:r>
+          <w:rPr>
+            <w:color w:val="0563C1"/>
+            <w:u w:val="single"/>
+          </w:rPr>
+          <w:t>奕境 X9 鸿蒙座舱 HarmonySpace 6 全球首秀明日举行</w:t>
+        </w:r>
+      </w:hyperlink>
+    </w:p>
+    <w:p>
+      <w:pPr>
+        <w:pStyle w:val="Heading3"/>
+      </w:pPr>
+      <w:r>
+        <w:rPr>
+          <w:rFonts w:ascii="Times New Roman" w:hAnsi="Times New Roman" w:eastAsia="黑体"/>
+          <w:b/>
+          <w:sz w:val="24"/>
+        </w:rPr>
+        <w:t>【B级·关注】</w:t>
+      </w:r>
+      <w:r>
+        <w:rPr>
+          <w:rFonts w:ascii="Times New Roman" w:hAnsi="Times New Roman" w:eastAsia="黑体"/>
+          <w:b/>
+          <w:sz w:val="24"/>
+        </w:rPr>
         <w:t>小米汽车：澎程 N90 Max 四门可选智能电动门，支持开门杀预警和避障</w:t>
       </w:r>
     </w:p>
@@ -1082,7 +1219,7 @@
     </w:p>
     <w:p>
       <w:r>
-        <w:t>小米汽车公布澎程N90 Max智能电动门技术细节，全系后门支持近90度开合，集成毫米波雷达与视觉识别，可主动预警‘开门杀’并自动避障，体现智能座舱与行车安全深度融合。</w:t>
+        <w:t>小米汽车公布澎程N90 Max智能电动门技术细节，全系后门支持近90度开合，搭载毫米波雷达+视觉融合感知系统，可实时监测侧方障碍物并触发开门预警与自动回弹，提升城市泊车安全。</w:t>
       </w:r>
     </w:p>
     <w:p>
@@ -1092,7 +1229,7 @@
           <w:i/>
           <w:sz w:val="21"/>
         </w:rPr>
-        <w:t>角度建议:结合广州智能网联汽车测试示范区（如南沙、黄埔）路测数据，验证该功能在岭南复杂城市场景下的实用性</w:t>
+        <w:t>角度建议:结合广州黄埔智能网联汽车示范区实际路况，测试该功能在老城区窄巷、学校周边等典型场景适用性</w:t>
       </w:r>
     </w:p>
     <w:p>
@@ -1103,7 +1240,7 @@
         </w:rPr>
         <w:t>链接:</w:t>
       </w:r>
-      <w:hyperlink r:id="rId24">
+      <w:hyperlink r:id="rId26">
         <w:r>
           <w:rPr>
             <w:color w:val="0563C1"/>
@@ -1133,7 +1270,7 @@
           <w:color w:val="888888"/>
           <w:sz w:val="24"/>
         </w:rPr>
-        <w:t>奕境 X9 鸿蒙座舱 HarmonySpace 6 全球首秀明日举行</w:t>
+        <w:t>我国渤海首个千亿方大气田 Ⅰ 期开发项目全面投产，日产油气超 5200 吨</w:t>
       </w:r>
     </w:p>
     <w:p>
@@ -1143,12 +1280,12 @@
           <w:color w:val="888888"/>
           <w:sz w:val="18"/>
         </w:rPr>
-        <w:t>来源:IT之家 | 时间:08-09 08:37</w:t>
+        <w:t>来源:IT之家 | 时间:08-09 06:56</w:t>
       </w:r>
     </w:p>
     <w:p>
       <w:r>
-        <w:t>奕境汽车将于湖州莫干山举办X9鸿蒙座舱HarmonySpace 6全球首秀，该座舱基于华为鸿蒙OS深度定制，强调多设备无缝流转与V2X车路协同能力，代表国产智能汽车OS生态新进展。</w:t>
+        <w:t>中国海油宣布渤海渤中19-6气田Ⅰ期全面投产，日产油气当量超5200吨，是我国首个投入商业开发的千亿方大气田，对保障京津冀能源安全、支撑海上风电制氢等绿色能源转型具有战略意义。</w:t>
       </w:r>
     </w:p>
     <w:p>
@@ -1159,69 +1296,13 @@
         </w:rPr>
         <w:t>链接:</w:t>
       </w:r>
-      <w:hyperlink r:id="rId25">
+      <w:hyperlink r:id="rId27">
         <w:r>
           <w:rPr>
             <w:color w:val="0563C1"/>
             <w:u w:val="single"/>
           </w:rPr>
-          <w:t>奕境 X9 鸿蒙座舱 HarmonySpace 6 全球首秀明日举行</w:t>
-        </w:r>
-      </w:hyperlink>
-    </w:p>
-    <w:p>
-      <w:pPr>
-        <w:pStyle w:val="Heading3"/>
-      </w:pPr>
-      <w:r>
-        <w:rPr>
-          <w:rFonts w:ascii="Times New Roman" w:hAnsi="Times New Roman" w:eastAsia="黑体"/>
-          <w:b w:val="0"/>
-          <w:color w:val="888888"/>
-          <w:sz w:val="24"/>
-        </w:rPr>
-        <w:t>【C级·参考】</w:t>
-      </w:r>
-      <w:r>
-        <w:rPr>
-          <w:rFonts w:ascii="Times New Roman" w:hAnsi="Times New Roman" w:eastAsia="黑体"/>
-          <w:b w:val="0"/>
-          <w:color w:val="888888"/>
-          <w:sz w:val="24"/>
-        </w:rPr>
-        <w:t>零跑 A05 全套车色公布：松岚灰、莓莓蓝等，预计明日上市</w:t>
-      </w:r>
-    </w:p>
-    <w:p>
-      <w:r>
-        <w:rPr>
-          <w:rFonts w:ascii="Times New Roman" w:hAnsi="Times New Roman" w:eastAsia="宋体"/>
-          <w:color w:val="888888"/>
-          <w:sz w:val="18"/>
-        </w:rPr>
-        <w:t>来源:IT之家 | 时间:08-09 09:56</w:t>
-      </w:r>
-    </w:p>
-    <w:p>
-      <w:r>
-        <w:t>零跑汽车公布A05七款车身配色，涵盖摩根粉、苔原灰、莓莓蓝等年轻化命名，该车型定位A级纯电轿车，搭载LEAP 3.5智能驾驶系统，主打10-15万元价格带智能化竞争。</w:t>
-      </w:r>
-    </w:p>
-    <w:p>
-      <w:r>
-        <w:rPr>
-          <w:rFonts w:ascii="Times New Roman" w:hAnsi="Times New Roman" w:eastAsia="宋体"/>
-          <w:sz w:val="18"/>
-        </w:rPr>
-        <w:t>链接:</w:t>
-      </w:r>
-      <w:hyperlink r:id="rId26">
-        <w:r>
-          <w:rPr>
-            <w:color w:val="0563C1"/>
-            <w:u w:val="single"/>
-          </w:rPr>
-          <w:t>零跑 A05 全套车色公布：松岚灰、莓莓蓝等，预计明日上市</w:t>
+          <w:t>我国渤海首个千亿方大气田 Ⅰ 期开发项目全面投产，日产油气超 5200 吨</w:t>
         </w:r>
       </w:hyperlink>
     </w:p>
@@ -1248,7 +1329,7 @@
           <w:color w:val="41D87E"/>
           <w:sz w:val="24"/>
         </w:rPr>
-        <w:t>【A级·线索|本地】</w:t>
+        <w:t>【A级·线索】</w:t>
       </w:r>
       <w:r>
         <w:rPr>
@@ -1272,7 +1353,7 @@
     </w:p>
     <w:p>
       <w:r>
-        <w:t>央视调查揭露主流OTA平台将自评‘钻级’与文旅部认证‘星级’混排展示，误导消费者；部分平台未显著区分标识，违反《明码标价和禁止价格欺诈规定》，已引发市场监管部门关注。</w:t>
+        <w:t>央视报道指出主流OTA平台将自评‘钻级’与文旅部认证‘星级’酒店标识混排展示，误导消费者；部分平台甚至将未获星级资质的酒店标注为‘准五星’，涉嫌虚假宣传。</w:t>
       </w:r>
     </w:p>
     <w:p>
@@ -1282,71 +1363,7 @@
           <w:i/>
           <w:sz w:val="21"/>
         </w:rPr>
-        <w:t>角度建议:重点核查广深头部OTA平台（如携程广州分公司、同程艺龙大湾区运营中心）执行情况，联动广东省消委会发布本地消费提示</w:t>
-      </w:r>
-    </w:p>
-    <w:p>
-      <w:r>
-        <w:rPr>
-          <w:rFonts w:ascii="Times New Roman" w:hAnsi="Times New Roman" w:eastAsia="宋体"/>
-          <w:sz w:val="18"/>
-        </w:rPr>
-        <w:t>链接:</w:t>
-      </w:r>
-      <w:hyperlink r:id="rId27">
-        <w:r>
-          <w:rPr>
-            <w:color w:val="0563C1"/>
-            <w:u w:val="single"/>
-          </w:rPr>
-          <w:t>平台钻级≠官方星级，央视曝光酒店评级标识消费陷阱</w:t>
-        </w:r>
-      </w:hyperlink>
-    </w:p>
-    <w:p>
-      <w:pPr>
-        <w:pStyle w:val="Heading3"/>
-      </w:pPr>
-      <w:r>
-        <w:rPr>
-          <w:rFonts w:ascii="Times New Roman" w:hAnsi="Times New Roman" w:eastAsia="黑体"/>
-          <w:b/>
-          <w:sz w:val="24"/>
-        </w:rPr>
-        <w:t>【B级·关注】</w:t>
-      </w:r>
-      <w:r>
-        <w:rPr>
-          <w:rFonts w:ascii="Times New Roman" w:hAnsi="Times New Roman" w:eastAsia="黑体"/>
-          <w:b/>
-          <w:sz w:val="24"/>
-        </w:rPr>
-        <w:t>未成年人建“吃瓜群”放任传播同学隐私，被判侵权</w:t>
-      </w:r>
-    </w:p>
-    <w:p>
-      <w:r>
-        <w:rPr>
-          <w:rFonts w:ascii="Times New Roman" w:hAnsi="Times New Roman" w:eastAsia="宋体"/>
-          <w:color w:val="888888"/>
-          <w:sz w:val="18"/>
-        </w:rPr>
-        <w:t>来源:IT之家 | 时间:08-09 07:30</w:t>
-      </w:r>
-    </w:p>
-    <w:p>
-      <w:r>
-        <w:t>北京四中院审结首例未成年人‘吃瓜群’传播隐私案，判决建群者承担侵权责任；法院认定虽非直接发布者，但组织放任行为构成共同侵权，为网络社群治理提供司法范本。</w:t>
-      </w:r>
-    </w:p>
-    <w:p>
-      <w:r>
-        <w:rPr>
-          <w:rFonts w:ascii="Times New Roman" w:hAnsi="Times New Roman" w:eastAsia="宋体"/>
-          <w:i/>
-          <w:sz w:val="21"/>
-        </w:rPr>
-        <w:t>角度建议:可联动广州互联网法院，梳理大湾区青少年网络素养教育与校园数字治理典型案例</w:t>
+        <w:t>角度建议:重点抽查广州长隆、珠江新城等热门商圈酒店在携程、美团等平台的评级呈现，推动广东省消委会发起专项约谈</w:t>
       </w:r>
     </w:p>
     <w:p>
@@ -1363,7 +1380,7 @@
             <w:color w:val="0563C1"/>
             <w:u w:val="single"/>
           </w:rPr>
-          <w:t>未成年人建“吃瓜群”放任传播同学隐私，被判侵权</w:t>
+          <w:t>平台钻级≠官方星级，央视曝光酒店评级标识消费陷阱</w:t>
         </w:r>
       </w:hyperlink>
     </w:p>
@@ -1402,7 +1419,7 @@
     </w:p>
     <w:p>
       <w:r>
-        <w:t>X平台（原Twitter）宣布9月上线原创内容奖励计划，设置500认证粉丝门槛，旨在激励优质创作者；新规可能加剧中小创作者生存压力，引发平台流量分配公平性质疑。</w:t>
+        <w:t>X平台（原Twitter）宣布9月8日启动原创内容奖励计划，设置500认证粉丝门槛，旨在激励高质量创作者；此举或加剧平台内容生态分层，中小创作者面临流量与变现双重压力。</w:t>
       </w:r>
     </w:p>
     <w:p>
@@ -1442,6 +1459,70 @@
       <w:r>
         <w:rPr>
           <w:rFonts w:ascii="Times New Roman" w:hAnsi="Times New Roman" w:eastAsia="黑体"/>
+          <w:b/>
+          <w:sz w:val="24"/>
+        </w:rPr>
+        <w:t>【B级·关注】</w:t>
+      </w:r>
+      <w:r>
+        <w:rPr>
+          <w:rFonts w:ascii="Times New Roman" w:hAnsi="Times New Roman" w:eastAsia="黑体"/>
+          <w:b/>
+          <w:sz w:val="24"/>
+        </w:rPr>
+        <w:t>微软承认 Win11 需要提升运行速度、减少广告，部分修复已推送</w:t>
+      </w:r>
+    </w:p>
+    <w:p>
+      <w:r>
+        <w:rPr>
+          <w:rFonts w:ascii="Times New Roman" w:hAnsi="Times New Roman" w:eastAsia="宋体"/>
+          <w:color w:val="888888"/>
+          <w:sz w:val="18"/>
+        </w:rPr>
+        <w:t>来源:IT之家 | 时间:08-09 08:34</w:t>
+      </w:r>
+    </w:p>
+    <w:p>
+      <w:r>
+        <w:t>微软内部承认Win11存在内存占用过高、内置广告干扰等问题，已推送部分优化补丁；Windows Latest实测显示天气应用内存占用为macOS同类应用5倍，引发用户对系统臃肿化的普遍质疑。</w:t>
+      </w:r>
+    </w:p>
+    <w:p>
+      <w:r>
+        <w:rPr>
+          <w:rFonts w:ascii="Times New Roman" w:hAnsi="Times New Roman" w:eastAsia="宋体"/>
+          <w:i/>
+          <w:sz w:val="21"/>
+        </w:rPr>
+        <w:t>角度建议:对比广州本土操作系统（如麒麟软件）在政务终端的轻量化实践，探讨国产OS如何规避‘功能冗余陷阱’</w:t>
+      </w:r>
+    </w:p>
+    <w:p>
+      <w:r>
+        <w:rPr>
+          <w:rFonts w:ascii="Times New Roman" w:hAnsi="Times New Roman" w:eastAsia="宋体"/>
+          <w:sz w:val="18"/>
+        </w:rPr>
+        <w:t>链接:</w:t>
+      </w:r>
+      <w:hyperlink r:id="rId30">
+        <w:r>
+          <w:rPr>
+            <w:color w:val="0563C1"/>
+            <w:u w:val="single"/>
+          </w:rPr>
+          <w:t>微软承认 Win11 需要提升运行速度、减少广告，部分修复已推送</w:t>
+        </w:r>
+      </w:hyperlink>
+    </w:p>
+    <w:p>
+      <w:pPr>
+        <w:pStyle w:val="Heading3"/>
+      </w:pPr>
+      <w:r>
+        <w:rPr>
+          <w:rFonts w:ascii="Times New Roman" w:hAnsi="Times New Roman" w:eastAsia="黑体"/>
           <w:b w:val="0"/>
           <w:color w:val="888888"/>
           <w:sz w:val="24"/>
@@ -1470,63 +1551,7 @@
     </w:p>
     <w:p>
       <w:r>
-        <w:t>Valve低调调整Steam Frame认证标准，将VR游戏最低帧率门槛从90FPS降至72FPS，降低开发者适配成本；此举或加速中低端VR设备内容生态建设，利好国产VR硬件厂商。</w:t>
-      </w:r>
-    </w:p>
-    <w:p>
-      <w:r>
-        <w:rPr>
-          <w:rFonts w:ascii="Times New Roman" w:hAnsi="Times New Roman" w:eastAsia="宋体"/>
-          <w:sz w:val="18"/>
-        </w:rPr>
-        <w:t>链接:</w:t>
-      </w:r>
-      <w:hyperlink r:id="rId30">
-        <w:r>
-          <w:rPr>
-            <w:color w:val="0563C1"/>
-            <w:u w:val="single"/>
-          </w:rPr>
-          <w:t>V社悄悄下调 Steam Frame 游戏认证帧率要求，要求 VR 游戏最低帧率达 72FPS</w:t>
-        </w:r>
-      </w:hyperlink>
-    </w:p>
-    <w:p>
-      <w:pPr>
-        <w:pStyle w:val="Heading3"/>
-      </w:pPr>
-      <w:r>
-        <w:rPr>
-          <w:rFonts w:ascii="Times New Roman" w:hAnsi="Times New Roman" w:eastAsia="黑体"/>
-          <w:b w:val="0"/>
-          <w:color w:val="888888"/>
-          <w:sz w:val="24"/>
-        </w:rPr>
-        <w:t>【C级·参考】</w:t>
-      </w:r>
-      <w:r>
-        <w:rPr>
-          <w:rFonts w:ascii="Times New Roman" w:hAnsi="Times New Roman" w:eastAsia="黑体"/>
-          <w:b w:val="0"/>
-          <w:color w:val="888888"/>
-          <w:sz w:val="24"/>
-        </w:rPr>
-        <w:t>Linux 平台第三方串流应用 Asobi 现身，可令V社 Steam Deck 掌机实现 PS5 云游戏体验</w:t>
-      </w:r>
-    </w:p>
-    <w:p>
-      <w:r>
-        <w:rPr>
-          <w:rFonts w:ascii="Times New Roman" w:hAnsi="Times New Roman" w:eastAsia="宋体"/>
-          <w:color w:val="888888"/>
-          <w:sz w:val="18"/>
-        </w:rPr>
-        <w:t>来源:IT之家 | 时间:08-09 07:59</w:t>
-      </w:r>
-    </w:p>
-    <w:p>
-      <w:r>
-        <w:t>第三方Linux应用Asobi实现Steam Deck串流PS5云游戏，绕过索尼官方限制；该工具依赖开源协议与跨平台兼容性，体现玩家社区对封闭生态的自主突破能力。</w:t>
+        <w:t>Valve悄然更新Steam Frame认证标准，将VR游戏最低帧率门槛从90FPS降至72FPS，降低开发者适配成本；此举或加速中低端VR设备内容生态建设，推动VR普及化进程。</w:t>
       </w:r>
     </w:p>
     <w:p>
@@ -1543,7 +1568,7 @@
             <w:color w:val="0563C1"/>
             <w:u w:val="single"/>
           </w:rPr>
-          <w:t>Linux 平台第三方串流应用 Asobi 现身，可令V社 Steam Deck 掌机实现 PS5 云游戏体验</w:t>
+          <w:t>V社悄悄下调 Steam Frame 游戏认证帧率要求，要求 VR 游戏最低帧率达 72FPS</w:t>
         </w:r>
       </w:hyperlink>
     </w:p>
@@ -1582,7 +1607,7 @@
     </w:p>
     <w:p>
       <w:r>
-        <w:t>id Software首席程序员Chris Hays批评微软收购后忽视游戏艺术性，近期裁员导致《毁灭战士》系列开发受阻；事件折射大厂并购下独立工作室创意自主权危机。</w:t>
+        <w:t>id Software首席服务程序员Chris Hays批评微软收购后对工作室创意自主权的削弱，指出近期裁员导致《毁灭战士》续作开发受阻，引发游戏行业对资本介入与艺术创作平衡的反思。</w:t>
       </w:r>
     </w:p>
     <w:p>
@@ -1626,7 +1651,7 @@
           <w:color w:val="41D87E"/>
           <w:sz w:val="24"/>
         </w:rPr>
-        <w:t>【A级·线索|本地】</w:t>
+        <w:t>【A级·线索】</w:t>
       </w:r>
       <w:r>
         <w:rPr>
@@ -1650,7 +1675,7 @@
     </w:p>
     <w:p>
       <w:r>
-        <w:t>央视报道不法商家回收废弃针管、输液管等医疗垃圾，混入劣质再生塑料制成手机壳，检测显示苯含量严重超标，属一级致癌物；涉事作坊多位于城乡接合部小商品集散地。</w:t>
+        <w:t>央视调查揭露部分黑作坊回收废弃针管、输液管混制手机壳，检测出苯含量严重超标，属一级致癌物；涉事产品多流向低价电商渠道及线下地摊，消费者健康风险突出。</w:t>
       </w:r>
     </w:p>
     <w:p>
@@ -1660,7 +1685,7 @@
           <w:i/>
           <w:sz w:val="21"/>
         </w:rPr>
-        <w:t>角度建议:立即走访广州白云区、花都区手机配件批发市场及佛山南海小商品产业园，抽检在售产品并对接广东省质检院出具权威报告</w:t>
+        <w:t>角度建议:立即核查广州白云、花都等地手机配件批发市场及拼多多/1688广东商家，联合市监局开展突击抽检</w:t>
       </w:r>
     </w:p>
     <w:p>
@@ -1691,7 +1716,7 @@
           <w:b/>
           <w:sz w:val="24"/>
         </w:rPr>
-        <w:t>【B级·关注|本地】</w:t>
+        <w:t>【B级·关注】</w:t>
       </w:r>
       <w:r>
         <w:rPr>
@@ -1714,7 +1739,7 @@
     </w:p>
     <w:p>
       <w:r>
-        <w:t>国家统计局数据显示，7月AI相关消费电子品类价格明显上扬，平板电脑同比涨11.3%，计算机涨5.5%，手机涨1.0%，反映AI终端普及带动结构性涨价，与‘以旧换新’政策形成叠加效应。</w:t>
+        <w:t>国家统计局数据显示，7月AI相关消费电子品类价格显著上扬，平板电脑同比涨11.3%，计算机涨5.5%，手机涨1.0%，反映AI终端普及带动硬件升级需求与供应链溢价效应。</w:t>
       </w:r>
     </w:p>
     <w:p>
@@ -1724,7 +1749,7 @@
           <w:i/>
           <w:sz w:val="21"/>
         </w:rPr>
-        <w:t>角度建议:调研广州天河城、北京路数码卖场及京东家电广州仓，分析AI PC/平板在粤家庭换机周期变化与补贴落地实效</w:t>
+        <w:t>角度建议:联动广州天河城、北京路商圈AI终端销售数据，分析‘以旧换新’补贴政策对本地消费拉动效果</w:t>
       </w:r>
     </w:p>
     <w:p>
@@ -1763,7 +1788,7 @@
           <w:b/>
           <w:sz w:val="24"/>
         </w:rPr>
-        <w:t>67 岁农民大伯误信 AI 推荐除草剂，150 亩芝麻苗一夜枯萎</w:t>
+        <w:t>联想推出来酷平板 Mini：8 英寸面板、支持 4G 通信，899 元</w:t>
       </w:r>
     </w:p>
     <w:p>
@@ -1773,12 +1798,12 @@
           <w:color w:val="888888"/>
           <w:sz w:val="18"/>
         </w:rPr>
-        <w:t>来源:IT之家 | 时间:08-09 07:48</w:t>
+        <w:t>来源:IT之家 | 时间:08-09 09:45</w:t>
       </w:r>
     </w:p>
     <w:p>
       <w:r>
-        <w:t>安徽滁州农户吴大伯依赖AI生成农业方案，采纳错误除草剂建议致150亩芝麻绝收；事件暴露老年群体AI使用风险与农技服务数字鸿沟问题，亟需适老化科普与可信信源建设。</w:t>
+        <w:t>联想发布来酷平板Mini，8英寸屏+4G联网，售价899元，国补后低至679.2元；主打银发族与学生群体，预装适老化界面与教育应用，响应‘以旧换新’政策刺激下沉市场。</w:t>
       </w:r>
     </w:p>
     <w:p>
@@ -1788,7 +1813,7 @@
           <w:i/>
           <w:sz w:val="21"/>
         </w:rPr>
-        <w:t>角度建议:可延伸至广东‘百县千镇万村高质量发展工程’，采访广州从化、惠州博罗等地农技推广站AI助农工具实际应用瓶颈</w:t>
+        <w:t>角度建议:走访广州越秀区社区老年大学，观察该机型在‘数字适老’课程中的实际教学适配度</w:t>
       </w:r>
     </w:p>
     <w:p>
@@ -1805,7 +1830,7 @@
             <w:color w:val="0563C1"/>
             <w:u w:val="single"/>
           </w:rPr>
-          <w:t>67 岁农民大伯误信 AI 推荐除草剂，150 亩芝麻苗一夜枯萎</w:t>
+          <w:t>联想推出来酷平板 Mini：8 英寸面板、支持 4G 通信，899 元</w:t>
         </w:r>
       </w:hyperlink>
     </w:p>
@@ -1816,20 +1841,18 @@
       <w:r>
         <w:rPr>
           <w:rFonts w:ascii="Times New Roman" w:hAnsi="Times New Roman" w:eastAsia="黑体"/>
-          <w:b w:val="0"/>
-          <w:color w:val="888888"/>
+          <w:b/>
           <w:sz w:val="24"/>
         </w:rPr>
-        <w:t>【C级·参考】</w:t>
+        <w:t>【B级·关注】</w:t>
       </w:r>
       <w:r>
         <w:rPr>
           <w:rFonts w:ascii="Times New Roman" w:hAnsi="Times New Roman" w:eastAsia="黑体"/>
-          <w:b w:val="0"/>
-          <w:color w:val="888888"/>
+          <w:b/>
           <w:sz w:val="24"/>
         </w:rPr>
-        <w:t>联想推出来酷平板 Mini：8 英寸面板、支持 4G 通信，899 元</w:t>
+        <w:t>零跑 A05 全套车色公布：松岚灰、莓莓蓝等，预计明日上市</w:t>
       </w:r>
     </w:p>
     <w:p>
@@ -1839,12 +1862,22 @@
           <w:color w:val="888888"/>
           <w:sz w:val="18"/>
         </w:rPr>
-        <w:t>来源:IT之家 | 时间:08-09 09:45</w:t>
+        <w:t>来源:IT之家 | 时间:08-09 09:56</w:t>
       </w:r>
     </w:p>
     <w:p>
       <w:r>
-        <w:t>联想发布来酷平板Mini，8英寸屏幕+4G联网+国补后679.2元起售，主打银发族与学生群体，内置适老化UI与教育应用预装，响应‘以旧换新’政策下沉市场覆盖。</w:t>
+        <w:t>零跑汽车公布A05七种车身配色，包括松岚灰、莓莓蓝等年轻化命名，7月27日开启盲订，99元下订享5000元专属权益；新车定位A级纯电轿车，主打高颜值与智能座舱体验。</w:t>
+      </w:r>
+    </w:p>
+    <w:p>
+      <w:r>
+        <w:rPr>
+          <w:rFonts w:ascii="Times New Roman" w:hAnsi="Times New Roman" w:eastAsia="宋体"/>
+          <w:i/>
+          <w:sz w:val="21"/>
+        </w:rPr>
+        <w:t>角度建议:零跑在肇庆设有生产基地，可实地探访其智能制造产线，并对比广汽埃安Y系列在广东市场的终端策略</w:t>
       </w:r>
     </w:p>
     <w:p>
@@ -1861,7 +1894,7 @@
             <w:color w:val="0563C1"/>
             <w:u w:val="single"/>
           </w:rPr>
-          <w:t>联想推出来酷平板 Mini：8 英寸面板、支持 4G 通信，899 元</w:t>
+          <w:t>零跑 A05 全套车色公布：松岚灰、莓莓蓝等，预计明日上市</w:t>
         </w:r>
       </w:hyperlink>
     </w:p>
@@ -1872,20 +1905,18 @@
       <w:r>
         <w:rPr>
           <w:rFonts w:ascii="Times New Roman" w:hAnsi="Times New Roman" w:eastAsia="黑体"/>
-          <w:b w:val="0"/>
-          <w:color w:val="888888"/>
+          <w:b/>
           <w:sz w:val="24"/>
         </w:rPr>
-        <w:t>【C级·参考】</w:t>
+        <w:t>【B级·关注】</w:t>
       </w:r>
       <w:r>
         <w:rPr>
           <w:rFonts w:ascii="Times New Roman" w:hAnsi="Times New Roman" w:eastAsia="黑体"/>
-          <w:b w:val="0"/>
-          <w:color w:val="888888"/>
+          <w:b/>
           <w:sz w:val="24"/>
         </w:rPr>
-        <w:t>模块化电脑厂商 Framework 通知全部用户信息泄露：姓名、住址、电话、邮箱外泄</w:t>
+        <w:t>未成年人建“吃瓜群”放任传播同学隐私，被判侵权</w:t>
       </w:r>
     </w:p>
     <w:p>
@@ -1895,12 +1926,22 @@
           <w:color w:val="888888"/>
           <w:sz w:val="18"/>
         </w:rPr>
-        <w:t>来源:IT之家 | 时间:08-09 07:07</w:t>
+        <w:t>来源:IT之家 | 时间:08-09 07:30</w:t>
       </w:r>
     </w:p>
     <w:p>
       <w:r>
-        <w:t>Framework因第三方服务商遭黑客攻击，导致全部用户姓名、地址、电话、邮箱等信息泄露；该公司以‘可维修’理念著称，此次事件暴露供应链安全薄弱环节与用户数据保护挑战。</w:t>
+        <w:t>北京四中院审结首例涉未成年人‘吃瓜群’隐私侵权案，判决建群者虽未直接发布视频，但放任群成员传播同学隐私内容，构成共同侵权，需承担民事责任，确立网络社群管理责任边界。</w:t>
+      </w:r>
+    </w:p>
+    <w:p>
+      <w:r>
+        <w:rPr>
+          <w:rFonts w:ascii="Times New Roman" w:hAnsi="Times New Roman" w:eastAsia="宋体"/>
+          <w:i/>
+          <w:sz w:val="21"/>
+        </w:rPr>
+        <w:t>角度建议:联动广州互联网法院，梳理近三年广东校园网络侵权典型案例，提炼‘青少年数字素养教育’的司法指引</w:t>
       </w:r>
     </w:p>
     <w:p>
@@ -1917,7 +1958,7 @@
             <w:color w:val="0563C1"/>
             <w:u w:val="single"/>
           </w:rPr>
-          <w:t>模块化电脑厂商 Framework 通知全部用户信息泄露：姓名、住址、电话、邮箱外泄</w:t>
+          <w:t>未成年人建“吃瓜群”放任传播同学隐私，被判侵权</w:t>
         </w:r>
       </w:hyperlink>
     </w:p>
@@ -1947,7 +1988,7 @@
           <w:rFonts w:ascii="Times New Roman" w:hAnsi="Times New Roman" w:eastAsia="宋体"/>
           <w:sz w:val="18"/>
         </w:rPr>
-        <w:t>IT之家(60)、GameLook(0)、HackerNews(2)、Bing新闻(3)</w:t>
+        <w:t>IT之家(60)、GameLook(0)、HackerNews(2)、Bing新闻(4)</w:t>
       </w:r>
     </w:p>
     <w:p>

--- a/briefings/线口监测午报-2026-08-09.docx
+++ b/briefings/线口监测午报-2026-08-09.docx
@@ -22,7 +22,7 @@
           <w:color w:val="888888"/>
           <w:sz w:val="18"/>
         </w:rPr>
-        <w:t>监测窗口:近48小时 | 生成时间:2026-08-09 12:52</w:t>
+        <w:t>监测窗口:近48小时 | 生成时间:2026-08-09 17:22</w:t>
       </w:r>
     </w:p>
     <w:p>
@@ -50,9 +50,18 @@
       <w:r>
         <w:rPr>
           <w:rFonts w:ascii="Times New Roman" w:hAnsi="Times New Roman" w:eastAsia="宋体"/>
+          <w:b/>
+          <w:color w:val="41D87E"/>
           <w:sz w:val="21"/>
         </w:rPr>
-        <w:t>首个全国产 10 万卡 AI 超集群投用：每秒峰值算力相当全人类持续计算 200 年——国家发改委确认我国首个全国产10万卡人工智能超集群正式投用，标志算力基础设施迈入新阶段。该集群完全基于国产芯片与软硬件栈构建，峰值算力达每秒百亿亿次（ExaFLOPS）级别，相当于全人类持续计算200年。(IT之家)</w:t>
+        <w:t>【本地】</w:t>
+      </w:r>
+      <w:r>
+        <w:rPr>
+          <w:rFonts w:ascii="Times New Roman" w:hAnsi="Times New Roman" w:eastAsia="宋体"/>
+          <w:sz w:val="21"/>
+        </w:rPr>
+        <w:t>携程：针对受台风“白海豚”影响相关地区酒店订单，启动兜底保障措施——携程宣布对受台风‘白海豚’影响区域（浙东至闽北沿海）的酒店订单启动无损退改与免费重订兜底保障，响应中央气象台红色预警，体现平台应急响应机制。(IT之家)</w:t>
       </w:r>
     </w:p>
     <w:p>
@@ -67,9 +76,18 @@
       <w:r>
         <w:rPr>
           <w:rFonts w:ascii="Times New Roman" w:hAnsi="Times New Roman" w:eastAsia="宋体"/>
+          <w:b/>
+          <w:color w:val="41D87E"/>
           <w:sz w:val="21"/>
         </w:rPr>
-        <w:t>67 岁农民大伯误信 AI 推荐除草剂，150 亩芝麻苗一夜枯萎——安徽滁州农户吴大伯因过度依赖AI农业咨询，采纳错误除草方案致150亩芝麻绝收。事件暴露AI农技服务缺乏本地化知识库与人工复核机制，凸显‘AI普惠’需配套适老化培训与可信验证体系。(IT之家)</w:t>
+        <w:t>【本地】</w:t>
+      </w:r>
+      <w:r>
+        <w:rPr>
+          <w:rFonts w:ascii="Times New Roman" w:hAnsi="Times New Roman" w:eastAsia="宋体"/>
+          <w:sz w:val="21"/>
+        </w:rPr>
+        <w:t>平台钻级≠官方星级，央视曝光酒店评级标识消费陷阱——央视调查揭露主流OTA平台将自评‘钻级’与文旅部认证‘星级’混排展示，误导消费者，部分‘五钻’酒店实为未评星民宿，存在虚假宣传与监管盲区。(IT之家)</w:t>
       </w:r>
     </w:p>
     <w:p>
@@ -86,7 +104,7 @@
           <w:rFonts w:ascii="Times New Roman" w:hAnsi="Times New Roman" w:eastAsia="宋体"/>
           <w:sz w:val="21"/>
         </w:rPr>
-        <w:t>平台钻级≠官方星级，央视曝光酒店评级标识消费陷阱——央视报道指出主流OTA平台将自评‘钻级’与文旅部认证‘星级’酒店标识混排展示，误导消费者；部分平台甚至将未获星级资质的酒店标注为‘准五星’，涉嫌虚假宣传。(IT之家)</w:t>
+        <w:t>首个全国产 10 万卡 AI 超集群投用：每秒峰值算力相当全人类持续计算 200 年——国家发改委确认我国首个全国产10万卡人工智能超集群正式投用，标志着算力基础设施迈入新阶段。该集群完全基于国产芯片与软硬件栈构建，峰值算力达百亿亿次/秒量级，被央视喻为‘相当于全人类持续计算200年’。(IT之家)</w:t>
       </w:r>
     </w:p>
     <w:p>
@@ -103,7 +121,7 @@
           <w:rFonts w:ascii="Times New Roman" w:hAnsi="Times New Roman" w:eastAsia="宋体"/>
           <w:sz w:val="21"/>
         </w:rPr>
-        <w:t>央视曝光无良厂商用医疗垃圾制作手机壳，存在一级致癌物苯超标风险——央视调查揭露部分黑作坊回收废弃针管、输液管混制手机壳，检测出苯含量严重超标，属一级致癌物；涉事产品多流向低价电商渠道及线下地摊，消费者健康风险突出。(IT之家)</w:t>
+        <w:t>消息称小米成立具身智能与应用部，前字节 Seed 具身负责人孔涛挂帅——小米内部新设具身智能与应用部，由前字节跳动Seed Robotics具身智能负责人孔涛领衔，整合VLA大模型团队与机器人硬件研发力量，加速人形机器人及家庭服务机器人落地。(IT之家)</w:t>
       </w:r>
     </w:p>
     <w:p>
@@ -153,7 +171,7 @@
     </w:p>
     <w:p>
       <w:r>
-        <w:t>国家发改委确认我国首个全国产10万卡人工智能超集群正式投用，标志算力基础设施迈入新阶段。该集群完全基于国产芯片与软硬件栈构建，峰值算力达每秒百亿亿次（ExaFLOPS）级别，相当于全人类持续计算200年。</w:t>
+        <w:t>国家发改委确认我国首个全国产10万卡人工智能超集群正式投用，标志着算力基础设施迈入新阶段。该集群完全基于国产芯片与软硬件栈构建，峰值算力达百亿亿次/秒量级，被央视喻为‘相当于全人类持续计算200年’。</w:t>
       </w:r>
     </w:p>
     <w:p>
@@ -163,7 +181,7 @@
           <w:i/>
           <w:sz w:val="21"/>
         </w:rPr>
-        <w:t>角度建议:聚焦‘全国产’技术突破路径，可联系广州人工智能公共算力中心、琶洲智算集群建设进展，挖掘广东在国产算力生态中的角色</w:t>
+        <w:t>角度建议:聚焦国产化突破路径——可采访广州人工智能公共算力中心、琶洲实验室等本地节点在该超集群生态中的协同角色及湾区企业接入进展</w:t>
       </w:r>
     </w:p>
     <w:p>
@@ -192,19 +210,17 @@
         <w:rPr>
           <w:rFonts w:ascii="Times New Roman" w:hAnsi="Times New Roman" w:eastAsia="黑体"/>
           <w:b/>
-          <w:color w:val="41D87E"/>
           <w:sz w:val="24"/>
         </w:rPr>
-        <w:t>【A级·线索】</w:t>
+        <w:t>【B级·关注】</w:t>
       </w:r>
       <w:r>
         <w:rPr>
           <w:rFonts w:ascii="Times New Roman" w:hAnsi="Times New Roman" w:eastAsia="黑体"/>
           <w:b/>
-          <w:color w:val="41D87E"/>
           <w:sz w:val="24"/>
         </w:rPr>
-        <w:t>67 岁农民大伯误信 AI 推荐除草剂，150 亩芝麻苗一夜枯萎</w:t>
+        <w:t>2026 国际基础科学大会在京开幕，500 余场学术会议覆盖大模型、人机交互等</w:t>
       </w:r>
     </w:p>
     <w:p>
@@ -214,22 +230,12 @@
           <w:color w:val="888888"/>
           <w:sz w:val="18"/>
         </w:rPr>
-        <w:t>来源:IT之家 | 时间:08-09 07:48</w:t>
+        <w:t>来源:IT之家 | 时间:08-09 13:06</w:t>
       </w:r>
     </w:p>
     <w:p>
       <w:r>
-        <w:t>安徽滁州农户吴大伯因过度依赖AI农业咨询，采纳错误除草方案致150亩芝麻绝收。事件暴露AI农技服务缺乏本地化知识库与人工复核机制，凸显‘AI普惠’需配套适老化培训与可信验证体系。</w:t>
-      </w:r>
-    </w:p>
-    <w:p>
-      <w:r>
-        <w:rPr>
-          <w:rFonts w:ascii="Times New Roman" w:hAnsi="Times New Roman" w:eastAsia="宋体"/>
-          <w:i/>
-          <w:sz w:val="21"/>
-        </w:rPr>
-        <w:t>角度建议:联动广东农科院、华南农业大学专家，调研珠三角菜农、荔枝果农对AI农技工具的实际使用痛点与信任建立路径</w:t>
+        <w:t>2026国际基础科学大会在北京开幕，为期两周，举办500余场学术活动，重点涵盖大模型理论基础、多模态人机交互、AI for Science等前沿方向，千余名中外科学家参与。</w:t>
       </w:r>
     </w:p>
     <w:p>
@@ -246,7 +252,7 @@
             <w:color w:val="0563C1"/>
             <w:u w:val="single"/>
           </w:rPr>
-          <w:t>67 岁农民大伯误信 AI 推荐除草剂，150 亩芝麻苗一夜枯萎</w:t>
+          <w:t>2026 国际基础科学大会在京开幕，500 余场学术会议覆盖大模型、人机交互等</w:t>
         </w:r>
       </w:hyperlink>
     </w:p>
@@ -268,7 +274,7 @@
           <w:b/>
           <w:sz w:val="24"/>
         </w:rPr>
-        <w:t>OpenAI 桌面端 ChatGPT 上线语音交互功能，可语音操控电脑执行多步骤任务</w:t>
+        <w:t>李开复：AI 时代人的优势在“右脑”，可以做出数据不能预测的事情</w:t>
       </w:r>
     </w:p>
     <w:p>
@@ -278,22 +284,12 @@
           <w:color w:val="888888"/>
           <w:sz w:val="18"/>
         </w:rPr>
-        <w:t>来源:IT之家 | 时间:08-09 06:46</w:t>
+        <w:t>来源:IT之家 | 时间:08-09 15:25</w:t>
       </w:r>
     </w:p>
     <w:p>
       <w:r>
-        <w:t>OpenAI正式为ChatGPT桌面端推出语音交互功能，支持自然语言指令驱动本地电脑执行文件管理、软件操作、网页导航等多步骤任务，标志着AI从‘问答工具’向‘操作系统级代理’演进。</w:t>
-      </w:r>
-    </w:p>
-    <w:p>
-      <w:r>
-        <w:rPr>
-          <w:rFonts w:ascii="Times New Roman" w:hAnsi="Times New Roman" w:eastAsia="宋体"/>
-          <w:i/>
-          <w:sz w:val="21"/>
-        </w:rPr>
-        <w:t>角度建议:对比国内大模型厂商（如广州的云从、小鹏AI）在PC端Agent能力布局，关注其是否适配鸿蒙/统信等国产系统</w:t>
+        <w:t>零一万物CEO李开复在公开演讲中提出，AI虽强于模式识别与数据处理，但人类‘右脑’所承载的直觉、共情、跨域联想与价值判断不可替代，是AI时代核心竞争力所在。</w:t>
       </w:r>
     </w:p>
     <w:p>
@@ -310,7 +306,7 @@
             <w:color w:val="0563C1"/>
             <w:u w:val="single"/>
           </w:rPr>
-          <w:t>OpenAI 桌面端 ChatGPT 上线语音交互功能，可语音操控电脑执行多步骤任务</w:t>
+          <w:t>李开复：AI 时代人的优势在“右脑”，可以做出数据不能预测的事情</w:t>
         </w:r>
       </w:hyperlink>
     </w:p>
@@ -332,7 +328,7 @@
           <w:b/>
           <w:sz w:val="24"/>
         </w:rPr>
-        <w:t>苹果中国官网删除 Apple 智能接入阿里千问使用手册</w:t>
+        <w:t>谷歌 Chrome、微软 Edge 浏览器双双要求：下载本地 AI 模型需预留 20GB 空间</w:t>
       </w:r>
     </w:p>
     <w:p>
@@ -342,22 +338,12 @@
           <w:color w:val="888888"/>
           <w:sz w:val="18"/>
         </w:rPr>
-        <w:t>来源:IT之家 | 时间:08-09 07:33</w:t>
+        <w:t>来源:IT之家 | 时间:08-09 16:27</w:t>
       </w:r>
     </w:p>
     <w:p>
       <w:r>
-        <w:t>苹果官网曾短暂上线《在 Mac 上配合 Apple 智能使用千问》中文文档，明确支持Mac端Apple智能调用阿里千问模型，但数小时内即被撤下，引发关于中美AI合作边界与合规审慎的讨论。</w:t>
-      </w:r>
-    </w:p>
-    <w:p>
-      <w:r>
-        <w:rPr>
-          <w:rFonts w:ascii="Times New Roman" w:hAnsi="Times New Roman" w:eastAsia="宋体"/>
-          <w:i/>
-          <w:sz w:val="21"/>
-        </w:rPr>
-        <w:t>角度建议:延伸采访广州AI企业（如网易有道、华为云）对跨国模型互操作的实践与政策顾虑，突出大湾区跨境数据流动试点意义</w:t>
+        <w:t>Chrome与Edge浏览器近期测试强制本地部署约4GB AI模型，并提示用户预留20GB空间，旨在实现端侧推理以保障隐私与响应速度，引发对终端算力门槛与用户存储压力的讨论。</w:t>
       </w:r>
     </w:p>
     <w:p>
@@ -374,7 +360,7 @@
             <w:color w:val="0563C1"/>
             <w:u w:val="single"/>
           </w:rPr>
-          <w:t>苹果中国官网删除 Apple 智能接入阿里千问使用手册</w:t>
+          <w:t>谷歌 Chrome、微软 Edge 浏览器双双要求：下载本地 AI 模型需预留 20GB 空间</w:t>
         </w:r>
       </w:hyperlink>
     </w:p>
@@ -396,7 +382,7 @@
           <w:b/>
           <w:sz w:val="24"/>
         </w:rPr>
-        <w:t>韶音推出“OpenFit 2 AI”开放式耳机：升级千问大模型，1698 元</w:t>
+        <w:t>摩尔线程：筹划发行 H 股股票并在港交所主板上市</w:t>
       </w:r>
     </w:p>
     <w:p>
@@ -406,22 +392,12 @@
           <w:color w:val="888888"/>
           <w:sz w:val="18"/>
         </w:rPr>
-        <w:t>来源:IT之家 | 时间:08-09 11:48</w:t>
+        <w:t>来源:IT之家 | 时间:08-09 16:09</w:t>
       </w:r>
     </w:p>
     <w:p>
       <w:r>
-        <w:t>韶音发布OpenFit 2 AI耳机，首发搭载通义千问大模型边缘端版本，支持离线语音助手、实时翻译与个性化音频推荐，定价1698元，8月17日发售，瞄准高端AI可穿戴市场。</w:t>
-      </w:r>
-    </w:p>
-    <w:p>
-      <w:r>
-        <w:rPr>
-          <w:rFonts w:ascii="Times New Roman" w:hAnsi="Times New Roman" w:eastAsia="宋体"/>
-          <w:i/>
-          <w:sz w:val="21"/>
-        </w:rPr>
-        <w:t>角度建议:韶音总部位于深圳，可深挖其与广州AI芯片企业（如安凯微电子）在端侧模型压缩技术上的合作</w:t>
+        <w:t>国产GPU厂商摩尔线程宣布拟发行H股并在港交所主板上市，同步披露2026年上半年营收同比增长147.42%，亏损大幅收窄95.73%，凸显资本市场对其技术商业化信心。</w:t>
       </w:r>
     </w:p>
     <w:p>
@@ -438,7 +414,61 @@
             <w:color w:val="0563C1"/>
             <w:u w:val="single"/>
           </w:rPr>
-          <w:t>韶音推出“OpenFit 2 AI”开放式耳机：升级千问大模型，1698 元</w:t>
+          <w:t>摩尔线程：筹划发行 H 股股票并在港交所主板上市</w:t>
+        </w:r>
+      </w:hyperlink>
+    </w:p>
+    <w:p>
+      <w:pPr>
+        <w:pStyle w:val="Heading3"/>
+      </w:pPr>
+      <w:r>
+        <w:rPr>
+          <w:rFonts w:ascii="Times New Roman" w:hAnsi="Times New Roman" w:eastAsia="黑体"/>
+          <w:b/>
+          <w:sz w:val="24"/>
+        </w:rPr>
+        <w:t>【B级·关注】</w:t>
+      </w:r>
+      <w:r>
+        <w:rPr>
+          <w:rFonts w:ascii="Times New Roman" w:hAnsi="Times New Roman" w:eastAsia="黑体"/>
+          <w:b/>
+          <w:sz w:val="24"/>
+        </w:rPr>
+        <w:t>摩尔线程 2026 年半年度归母亏损 1156.31 万元，同比亏损收窄 95.73%</w:t>
+      </w:r>
+    </w:p>
+    <w:p>
+      <w:r>
+        <w:rPr>
+          <w:rFonts w:ascii="Times New Roman" w:hAnsi="Times New Roman" w:eastAsia="宋体"/>
+          <w:color w:val="888888"/>
+          <w:sz w:val="18"/>
+        </w:rPr>
+        <w:t>来源:IT之家 | 时间:08-09 15:33</w:t>
+      </w:r>
+    </w:p>
+    <w:p>
+      <w:r>
+        <w:t>摩尔线程2026上半年营收达17.36亿元，归母净亏损1156.31万元，同比大幅收窄95.73%，扣非净利润扭亏为正，显示其GPU产品在智算中心与AI服务器领域加速放量。</w:t>
+      </w:r>
+    </w:p>
+    <w:p>
+      <w:r>
+        <w:rPr>
+          <w:rFonts w:ascii="Times New Roman" w:hAnsi="Times New Roman" w:eastAsia="宋体"/>
+          <w:sz w:val="18"/>
+        </w:rPr>
+        <w:t>链接:</w:t>
+      </w:r>
+      <w:hyperlink r:id="rId14">
+        <w:r>
+          <w:rPr>
+            <w:color w:val="0563C1"/>
+            <w:u w:val="single"/>
+          </w:rPr>
+          <w:t>摩尔线程 2026 年半年度归母亏损 1156.31 万元，同比亏损收窄 95.73%</w:t>
         </w:r>
       </w:hyperlink>
     </w:p>
@@ -475,17 +505,7 @@
     </w:p>
     <w:p>
       <w:r>
-        <w:t>知名商业顾问吴声在香港演讲中首次系统阐述‘AI眼镜’作为下一代交互入口的价值逻辑，现场演示Rokid Max眼镜实现会议实时翻译、空间标注与AR导航，引发行业对‘自然态’人机交互的热议。</w:t>
-      </w:r>
-    </w:p>
-    <w:p>
-      <w:r>
-        <w:rPr>
-          <w:rFonts w:ascii="Times New Roman" w:hAnsi="Times New Roman" w:eastAsia="宋体"/>
-          <w:i/>
-          <w:sz w:val="21"/>
-        </w:rPr>
-        <w:t>角度建议:Rokid总部在深圳，可联动广州黄埔AI产业联盟，探讨大湾区在光学模组、空间计算等AI眼镜核心环节的协同突破</w:t>
+        <w:t>吴声在年度演讲中首次系统提出‘AI眼镜’概念，盛赞乐奇Rokid产品实现‘自然态’交互，标志智能终端从‘手持’迈向‘穿戴’新阶段，引发行业对下一代人机接口的热议。</w:t>
       </w:r>
     </w:p>
     <w:p>
@@ -496,7 +516,7 @@
         </w:rPr>
         <w:t>链接:</w:t>
       </w:r>
-      <w:hyperlink r:id="rId14">
+      <w:hyperlink r:id="rId15">
         <w:r>
           <w:rPr>
             <w:color w:val="0563C1"/>
@@ -524,7 +544,7 @@
           <w:b/>
           <w:sz w:val="24"/>
         </w:rPr>
-        <w:t>AI眼镜狂飙的2026：大厂下场，谁在“卖铲子”？</w:t>
+        <w:t>吴声2026年度演讲：乐奇Rokid引领智能眼镜迎来“AI Normal”时代</w:t>
       </w:r>
     </w:p>
     <w:p>
@@ -534,22 +554,12 @@
           <w:color w:val="888888"/>
           <w:sz w:val="18"/>
         </w:rPr>
-        <w:t>来源:Bing新闻 | 时间:08-07 15:46</w:t>
+        <w:t>来源:Bing新闻 | 时间:08-08 11:06</w:t>
       </w:r>
     </w:p>
     <w:p>
       <w:r>
-        <w:t>Omdia数据显示，2026年上半年中国AI眼镜零售量达101.2万台，同比增长106%；国内市场已发布超70款产品，其中具备虚实叠加能力的‘AI+AR’与纯AR眼镜达31款，产业链‘卖铲人’（光学、芯片、OS服务商）迎来爆发期。</w:t>
-      </w:r>
-    </w:p>
-    <w:p>
-      <w:r>
-        <w:rPr>
-          <w:rFonts w:ascii="Times New Roman" w:hAnsi="Times New Roman" w:eastAsia="宋体"/>
-          <w:i/>
-          <w:sz w:val="21"/>
-        </w:rPr>
-        <w:t>角度建议:聚焦广州光联通讯、立景创新等AR光学器件企业，解析其在华为、Rokid供应链中的份额与技术壁垒</w:t>
+        <w:t>吴声定义‘AI Normal’时代——AI不再需要刻意学习，而是如空气般自然融入生活。乐奇Rokid凭借YodaOS操作系统与场景化交互设计，成为该理念的典型实践者。</w:t>
       </w:r>
     </w:p>
     <w:p>
@@ -560,13 +570,13 @@
         </w:rPr>
         <w:t>链接:</w:t>
       </w:r>
-      <w:hyperlink r:id="rId15">
+      <w:hyperlink r:id="rId16">
         <w:r>
           <w:rPr>
             <w:color w:val="0563C1"/>
             <w:u w:val="single"/>
           </w:rPr>
-          <w:t>AI眼镜狂飙的2026：大厂下场，谁在“卖铲子”？</w:t>
+          <w:t>吴声2026年度演讲：乐奇Rokid引领智能眼镜迎来“AI Normal”时代</w:t>
         </w:r>
       </w:hyperlink>
     </w:p>
@@ -590,7 +600,7 @@
           <w:color w:val="888888"/>
           <w:sz w:val="24"/>
         </w:rPr>
-        <w:t>研究：人们无法有效区分 AI 生成与人类原创短篇小说</w:t>
+        <w:t>韶音推出“OpenFit 2 AI”开放式耳机：升级千问大模型，1698 元</w:t>
       </w:r>
     </w:p>
     <w:p>
@@ -600,12 +610,12 @@
           <w:color w:val="888888"/>
           <w:sz w:val="18"/>
         </w:rPr>
-        <w:t>来源:IT之家 | 时间:08-09 07:24</w:t>
+        <w:t>来源:IT之家 | 时间:08-09 11:48</w:t>
       </w:r>
     </w:p>
     <w:p>
       <w:r>
-        <w:t>发表于《判断与决策》期刊的研究显示，在双盲测试中，受试者对AI生成短篇小说与人类作家作品的识别准确率仅略高于随机水平（52.3%），揭示当前AIGC内容已逼近人类创作临界点。</w:t>
+        <w:t>韶音发布OpenFit 2 AI耳机，首发搭载通义千问大模型端侧能力，支持语音实时翻译、会议摘要与个性化提醒，定价1698元，切入AI音频硬件新赛道。</w:t>
       </w:r>
     </w:p>
     <w:p>
@@ -616,13 +626,69 @@
         </w:rPr>
         <w:t>链接:</w:t>
       </w:r>
-      <w:hyperlink r:id="rId16">
+      <w:hyperlink r:id="rId17">
         <w:r>
           <w:rPr>
             <w:color w:val="0563C1"/>
             <w:u w:val="single"/>
           </w:rPr>
-          <w:t>研究：人们无法有效区分 AI 生成与人类原创短篇小说</w:t>
+          <w:t>韶音推出“OpenFit 2 AI”开放式耳机：升级千问大模型，1698 元</w:t>
+        </w:r>
+      </w:hyperlink>
+    </w:p>
+    <w:p>
+      <w:pPr>
+        <w:pStyle w:val="Heading3"/>
+      </w:pPr>
+      <w:r>
+        <w:rPr>
+          <w:rFonts w:ascii="Times New Roman" w:hAnsi="Times New Roman" w:eastAsia="黑体"/>
+          <w:b w:val="0"/>
+          <w:color w:val="888888"/>
+          <w:sz w:val="24"/>
+        </w:rPr>
+        <w:t>【C级·参考】</w:t>
+      </w:r>
+      <w:r>
+        <w:rPr>
+          <w:rFonts w:ascii="Times New Roman" w:hAnsi="Times New Roman" w:eastAsia="黑体"/>
+          <w:b w:val="0"/>
+          <w:color w:val="888888"/>
+          <w:sz w:val="24"/>
+        </w:rPr>
+        <w:t>苹果客服回应删除接入千问手册：目前并没有收到新项目发布通知</w:t>
+      </w:r>
+    </w:p>
+    <w:p>
+      <w:r>
+        <w:rPr>
+          <w:rFonts w:ascii="Times New Roman" w:hAnsi="Times New Roman" w:eastAsia="宋体"/>
+          <w:color w:val="888888"/>
+          <w:sz w:val="18"/>
+        </w:rPr>
+        <w:t>来源:IT之家 | 时间:08-09 17:16</w:t>
+      </w:r>
+    </w:p>
+    <w:p>
+      <w:r>
+        <w:t>苹果客服就官网删除《在Mac上配合Apple智能使用千问》文档一事回应称‘未收到相关功能上线通知’，暗示千问与Apple Intelligence的深度集成尚处早期探索阶段。</w:t>
+      </w:r>
+    </w:p>
+    <w:p>
+      <w:r>
+        <w:rPr>
+          <w:rFonts w:ascii="Times New Roman" w:hAnsi="Times New Roman" w:eastAsia="宋体"/>
+          <w:sz w:val="18"/>
+        </w:rPr>
+        <w:t>链接:</w:t>
+      </w:r>
+      <w:hyperlink r:id="rId18">
+        <w:r>
+          <w:rPr>
+            <w:color w:val="0563C1"/>
+            <w:u w:val="single"/>
+          </w:rPr>
+          <w:t>苹果客服回应删除接入千问手册：目前并没有收到新项目发布通知</w:t>
         </w:r>
       </w:hyperlink>
     </w:p>
@@ -661,7 +727,7 @@
     </w:p>
     <w:p>
       <w:r>
-        <w:t>Meta首席技术官Andrew Bosworth公开表示，AI提升生产力后不应导向员工休假增加，而应加速产品迭代与商业目标达成，折射科技巨头对‘AI增效’价值分配的功利主义逻辑。</w:t>
+        <w:t>Meta首席技术官Andrew Bosworth驳斥‘AI应带来更短工时’观点，强调AI释放的生产力应投入更高阶创新而非休假，折射科技巨头对人机协作效率边界的再定义。</w:t>
       </w:r>
     </w:p>
     <w:p>
@@ -672,7 +738,7 @@
         </w:rPr>
         <w:t>链接:</w:t>
       </w:r>
-      <w:hyperlink r:id="rId17">
+      <w:hyperlink r:id="rId19">
         <w:r>
           <w:rPr>
             <w:color w:val="0563C1"/>
@@ -717,7 +783,7 @@
     </w:p>
     <w:p>
       <w:r>
-        <w:t>Indeed研究显示，美国数据中心建设热潮正带动传统蓝领岗位薪资跃升，电工、安装工、冷却系统工程师等职位招聘量两年增长320%，平均年薪达9.2万美元，远超IT岗位均值。</w:t>
+        <w:t>Indeed研究显示，AI数据中心建设带动美国传统蓝领岗位需求激增，电工、安装工、冷却系统工程师薪资涨幅超软件工程师，凸显AI基建对实体经济的拉动效应。</w:t>
       </w:r>
     </w:p>
     <w:p>
@@ -728,7 +794,7 @@
         </w:rPr>
         <w:t>链接:</w:t>
       </w:r>
-      <w:hyperlink r:id="rId18">
+      <w:hyperlink r:id="rId20">
         <w:r>
           <w:rPr>
             <w:color w:val="0563C1"/>
@@ -758,7 +824,7 @@
           <w:color w:val="888888"/>
           <w:sz w:val="24"/>
         </w:rPr>
-        <w:t>OpenAI 收购 AI 演示文稿初创公司 NextSlide</w:t>
+        <w:t>日产借鉴“中国模式”，力求研发周期减半</w:t>
       </w:r>
     </w:p>
     <w:p>
@@ -768,12 +834,12 @@
           <w:color w:val="888888"/>
           <w:sz w:val="18"/>
         </w:rPr>
-        <w:t>来源:IT之家 | 时间:08-09 06:54</w:t>
+        <w:t>来源:IT之家 | 时间:08-09 16:13</w:t>
       </w:r>
     </w:p>
     <w:p>
       <w:r>
-        <w:t>OpenAI宣布收购NextSlide，该公司专注AI驱动的PPT生成与演示优化，其技术将整合进ChatGPT，强化办公场景多模态内容生成能力，进一步拓展AI在生产力工具领域的渗透。</w:t>
+        <w:t>日产汽车副总裁山口一之证实，公司正全面引入中国车企‘快速迭代、敏捷开发’模式，目标将新车研发周期压缩50%，以应对电动化与智能化竞争压力。</w:t>
       </w:r>
     </w:p>
     <w:p>
@@ -784,13 +850,13 @@
         </w:rPr>
         <w:t>链接:</w:t>
       </w:r>
-      <w:hyperlink r:id="rId19">
+      <w:hyperlink r:id="rId21">
         <w:r>
           <w:rPr>
             <w:color w:val="0563C1"/>
             <w:u w:val="single"/>
           </w:rPr>
-          <w:t>OpenAI 收购 AI 演示文稿初创公司 NextSlide</w:t>
+          <w:t>日产借鉴“中国模式”，力求研发周期减半</w:t>
         </w:r>
       </w:hyperlink>
     </w:p>
@@ -814,7 +880,7 @@
           <w:color w:val="888888"/>
           <w:sz w:val="24"/>
         </w:rPr>
-        <w:t>模块化电脑厂商 Framework 通知全部用户信息泄露：姓名、住址、电话、邮箱外泄</w:t>
+        <w:t>余承东发布华为 MateBook Pro S 鸿蒙电脑拆机视频：仅重 798g，比一杯奶茶还轻</w:t>
       </w:r>
     </w:p>
     <w:p>
@@ -824,12 +890,12 @@
           <w:color w:val="888888"/>
           <w:sz w:val="18"/>
         </w:rPr>
-        <w:t>来源:IT之家 | 时间:08-09 07:07</w:t>
+        <w:t>来源:IT之家 | 时间:08-09 14:41</w:t>
       </w:r>
     </w:p>
     <w:p>
       <w:r>
-        <w:t>Framework因第三方商业智能服务商遭黑客攻击，导致全部客户姓名、地址、电话、邮箱等基础信息泄露，公司已启动应急响应并通知用户，凸显供应链安全在AI硬件厂商中的薄弱环节。</w:t>
+        <w:t>余承东亲自拆解华为MateBook Pro S鸿蒙PC，强调其798g超轻机身采用镁锂合金材质，搭载鸿蒙NEXT原生应用生态，展现国产PC在轻量化与OS自主化双重突破。</w:t>
       </w:r>
     </w:p>
     <w:p>
@@ -840,69 +906,13 @@
         </w:rPr>
         <w:t>链接:</w:t>
       </w:r>
-      <w:hyperlink r:id="rId20">
+      <w:hyperlink r:id="rId22">
         <w:r>
           <w:rPr>
             <w:color w:val="0563C1"/>
             <w:u w:val="single"/>
           </w:rPr>
-          <w:t>模块化电脑厂商 Framework 通知全部用户信息泄露：姓名、住址、电话、邮箱外泄</w:t>
-        </w:r>
-      </w:hyperlink>
-    </w:p>
-    <w:p>
-      <w:pPr>
-        <w:pStyle w:val="Heading3"/>
-      </w:pPr>
-      <w:r>
-        <w:rPr>
-          <w:rFonts w:ascii="Times New Roman" w:hAnsi="Times New Roman" w:eastAsia="黑体"/>
-          <w:b w:val="0"/>
-          <w:color w:val="888888"/>
-          <w:sz w:val="24"/>
-        </w:rPr>
-        <w:t>【C级·参考】</w:t>
-      </w:r>
-      <w:r>
-        <w:rPr>
-          <w:rFonts w:ascii="Times New Roman" w:hAnsi="Times New Roman" w:eastAsia="黑体"/>
-          <w:b w:val="0"/>
-          <w:color w:val="888888"/>
-          <w:sz w:val="24"/>
-        </w:rPr>
-        <w:t>微软 Teams 会议软件 Live Chat 实时聊天功能将于 10 月 5 日停用</w:t>
-      </w:r>
-    </w:p>
-    <w:p>
-      <w:r>
-        <w:rPr>
-          <w:rFonts w:ascii="Times New Roman" w:hAnsi="Times New Roman" w:eastAsia="宋体"/>
-          <w:color w:val="888888"/>
-          <w:sz w:val="18"/>
-        </w:rPr>
-        <w:t>来源:IT之家 | 时间:08-09 10:40</w:t>
-      </w:r>
-    </w:p>
-    <w:p>
-      <w:r>
-        <w:t>微软宣布Teams Live Chat功能将于10月5日终止服务，称将资源转向‘更新的客户互动体验’；此举或影响企业内部协作流程，需关注替代方案迁移成本与数据留存合规性。</w:t>
-      </w:r>
-    </w:p>
-    <w:p>
-      <w:r>
-        <w:rPr>
-          <w:rFonts w:ascii="Times New Roman" w:hAnsi="Times New Roman" w:eastAsia="宋体"/>
-          <w:sz w:val="18"/>
-        </w:rPr>
-        <w:t>链接:</w:t>
-      </w:r>
-      <w:hyperlink r:id="rId21">
-        <w:r>
-          <w:rPr>
-            <w:color w:val="0563C1"/>
-            <w:u w:val="single"/>
-          </w:rPr>
-          <w:t>微软 Teams 会议软件 Live Chat 实时聊天功能将于 10 月 5 日停用</w:t>
+          <w:t>余承东发布华为 MateBook Pro S 鸿蒙电脑拆机视频：仅重 798g，比一杯奶茶还轻</w:t>
         </w:r>
       </w:hyperlink>
     </w:p>
@@ -926,17 +936,19 @@
         <w:rPr>
           <w:rFonts w:ascii="Times New Roman" w:hAnsi="Times New Roman" w:eastAsia="黑体"/>
           <w:b/>
+          <w:color w:val="41D87E"/>
           <w:sz w:val="24"/>
         </w:rPr>
-        <w:t>【B级·关注】</w:t>
+        <w:t>【A级·线索】</w:t>
       </w:r>
       <w:r>
         <w:rPr>
           <w:rFonts w:ascii="Times New Roman" w:hAnsi="Times New Roman" w:eastAsia="黑体"/>
           <w:b/>
+          <w:color w:val="41D87E"/>
           <w:sz w:val="24"/>
         </w:rPr>
-        <w:t>小米成立具身智能与应用部，前字节 Seed 具身负责人孔涛挂帅</w:t>
+        <w:t>消息称小米成立具身智能与应用部，前字节 Seed 具身负责人孔涛挂帅</w:t>
       </w:r>
     </w:p>
     <w:p>
@@ -951,7 +963,7 @@
     </w:p>
     <w:p>
       <w:r>
-        <w:t>小米机器人事业部完成重大架构调整，新设具身智能与应用部，由前字节跳动Seed Robotics具身智能负责人孔涛牵头，整合VLA大模型团队与多模态感知能力，加速人形机器人商业化落地。</w:t>
+        <w:t>小米内部新设具身智能与应用部，由前字节跳动Seed Robotics具身智能负责人孔涛领衔，整合VLA大模型团队与机器人硬件研发力量，加速人形机器人及家庭服务机器人落地。</w:t>
       </w:r>
     </w:p>
     <w:p>
@@ -961,7 +973,7 @@
           <w:i/>
           <w:sz w:val="21"/>
         </w:rPr>
-        <w:t>角度建议:追踪小米与粤港澳大湾区机器人产业链合作可能，如深圳精密减速器、广州工业机器人集成商等本地配套资源</w:t>
+        <w:t>角度建议:结合广州南沙打造‘具身智能产业高地’规划，追踪小米与广汽、云从等湾区企业的潜在合作，挖掘本土供应链适配进展</w:t>
       </w:r>
     </w:p>
     <w:p>
@@ -972,13 +984,13 @@
         </w:rPr>
         <w:t>链接:</w:t>
       </w:r>
-      <w:hyperlink r:id="rId22">
+      <w:hyperlink r:id="rId23">
         <w:r>
           <w:rPr>
             <w:color w:val="0563C1"/>
             <w:u w:val="single"/>
           </w:rPr>
-          <w:t>小米成立具身智能与应用部，前字节 Seed 具身负责人孔涛挂帅</w:t>
+          <w:t>消息称小米成立具身智能与应用部，前字节 Seed 具身负责人孔涛挂帅</w:t>
         </w:r>
       </w:hyperlink>
     </w:p>
@@ -1015,17 +1027,7 @@
     </w:p>
     <w:p>
       <w:r>
-        <w:t>马斯克通过X平台发布Terafab工厂渲染视频，首次同框展示Optimus人形机器人量产场景与Robovan无人驾驶货运车协同作业画面，强调‘物理世界AI代理’规模化部署进入工程验证阶段。</w:t>
-      </w:r>
-    </w:p>
-    <w:p>
-      <w:r>
-        <w:rPr>
-          <w:rFonts w:ascii="Times New Roman" w:hAnsi="Times New Roman" w:eastAsia="宋体"/>
-          <w:i/>
-          <w:sz w:val="21"/>
-        </w:rPr>
-        <w:t>角度建议:关联广州南沙自动驾驶测试区、深圳优必选人形机器人研发进展，探讨中国企业在‘具身智能+低空物流’融合场景的差异化路径</w:t>
+        <w:t>马斯克发布Terafab工厂渲染视频，首次同框展示Optimus人形机器人量产线与Robovan无人货运车，强调其将作为特斯拉下一代AI硬件载体，支撑FSD技术向物理世界延伸。</w:t>
       </w:r>
     </w:p>
     <w:p>
@@ -1036,7 +1038,7 @@
         </w:rPr>
         <w:t>链接:</w:t>
       </w:r>
-      <w:hyperlink r:id="rId23">
+      <w:hyperlink r:id="rId24">
         <w:r>
           <w:rPr>
             <w:color w:val="0563C1"/>
@@ -1064,7 +1066,7 @@
           <w:b/>
           <w:sz w:val="24"/>
         </w:rPr>
-        <w:t>海信墨水屏手机 A10 系列实机外观照片曝光：磁吸彩色 LCD 背屏、一键切换双屏</w:t>
+        <w:t>美国“机器狗”保安陆续上岗，相比真人每年可节省 8 万-13 万美元</w:t>
       </w:r>
     </w:p>
     <w:p>
@@ -1074,22 +1076,12 @@
           <w:color w:val="888888"/>
           <w:sz w:val="18"/>
         </w:rPr>
-        <w:t>来源:IT之家 | 时间:08-09 09:24</w:t>
+        <w:t>来源:IT之家 | 时间:08-09 17:02</w:t>
       </w:r>
     </w:p>
     <w:p>
       <w:r>
-        <w:t>海信墨水屏手机A10系列实机图曝光，创新采用磁吸式彩色LCD背屏设计，支持主屏墨水屏阅读+背屏彩色交互一键切换，兼顾护眼与多媒体体验，8月28日上市。</w:t>
-      </w:r>
-    </w:p>
-    <w:p>
-      <w:r>
-        <w:rPr>
-          <w:rFonts w:ascii="Times New Roman" w:hAnsi="Times New Roman" w:eastAsia="宋体"/>
-          <w:i/>
-          <w:sz w:val="21"/>
-        </w:rPr>
-        <w:t>角度建议:海信华南总部在广州，可采访其广州研发中心对‘双模屏’专利布局及适配粤语语音助手进展</w:t>
+        <w:t>美国多地数据中心、体育场馆及农场已部署四足机器人执行巡逻安保任务，单台年运营成本显著低于真人保安，凸显AI硬件在高危、重复场景的商业化拐点。</w:t>
       </w:r>
     </w:p>
     <w:p>
@@ -1100,13 +1092,123 @@
         </w:rPr>
         <w:t>链接:</w:t>
       </w:r>
-      <w:hyperlink r:id="rId24">
+      <w:hyperlink r:id="rId25">
         <w:r>
           <w:rPr>
             <w:color w:val="0563C1"/>
             <w:u w:val="single"/>
           </w:rPr>
-          <w:t>海信墨水屏手机 A10 系列实机外观照片曝光：磁吸彩色 LCD 背屏、一键切换双屏</w:t>
+          <w:t>美国“机器狗”保安陆续上岗，相比真人每年可节省 8 万-13 万美元</w:t>
+        </w:r>
+      </w:hyperlink>
+    </w:p>
+    <w:p>
+      <w:pPr>
+        <w:pStyle w:val="Heading3"/>
+      </w:pPr>
+      <w:r>
+        <w:rPr>
+          <w:rFonts w:ascii="Times New Roman" w:hAnsi="Times New Roman" w:eastAsia="黑体"/>
+          <w:b/>
+          <w:sz w:val="24"/>
+        </w:rPr>
+        <w:t>【B级·关注|本地】</w:t>
+      </w:r>
+      <w:r>
+        <w:rPr>
+          <w:rFonts w:ascii="Times New Roman" w:hAnsi="Times New Roman" w:eastAsia="黑体"/>
+          <w:b/>
+          <w:sz w:val="24"/>
+        </w:rPr>
+        <w:t>理想汽车高级副总裁范皓宇回应离职：持续探索AI眼镜与具身智能</w:t>
+      </w:r>
+    </w:p>
+    <w:p>
+      <w:r>
+        <w:rPr>
+          <w:rFonts w:ascii="Times New Roman" w:hAnsi="Times New Roman" w:eastAsia="宋体"/>
+          <w:color w:val="888888"/>
+          <w:sz w:val="18"/>
+        </w:rPr>
+        <w:t>来源:Bing新闻 | 时间:08-07 20:52</w:t>
+      </w:r>
+    </w:p>
+    <w:p>
+      <w:r>
+        <w:t>理想汽车高管范皓宇确认离职后投身AI硬件创业，聚焦AI眼镜与具身智能交叉领域，其背景与资源有望加速湾区智能硬件生态闭环构建。</w:t>
+      </w:r>
+    </w:p>
+    <w:p>
+      <w:r>
+        <w:rPr>
+          <w:rFonts w:ascii="Times New Roman" w:hAnsi="Times New Roman" w:eastAsia="宋体"/>
+          <w:sz w:val="18"/>
+        </w:rPr>
+        <w:t>链接:</w:t>
+      </w:r>
+      <w:hyperlink r:id="rId26">
+        <w:r>
+          <w:rPr>
+            <w:color w:val="0563C1"/>
+            <w:u w:val="single"/>
+          </w:rPr>
+          <w:t>理想汽车高级副总裁范皓宇回应离职：持续探索AI眼镜与具身智能</w:t>
+        </w:r>
+      </w:hyperlink>
+    </w:p>
+    <w:p>
+      <w:pPr>
+        <w:pStyle w:val="Heading3"/>
+      </w:pPr>
+      <w:r>
+        <w:rPr>
+          <w:rFonts w:ascii="Times New Roman" w:hAnsi="Times New Roman" w:eastAsia="黑体"/>
+          <w:b w:val="0"/>
+          <w:color w:val="888888"/>
+          <w:sz w:val="24"/>
+        </w:rPr>
+        <w:t>【C级·参考】</w:t>
+      </w:r>
+      <w:r>
+        <w:rPr>
+          <w:rFonts w:ascii="Times New Roman" w:hAnsi="Times New Roman" w:eastAsia="黑体"/>
+          <w:b w:val="0"/>
+          <w:color w:val="888888"/>
+          <w:sz w:val="24"/>
+        </w:rPr>
+        <w:t>神舟二十三乘组“周报”上新：佩戴 VR 一体机开展行为学测试，机器人小航在轨“成长”</w:t>
+      </w:r>
+    </w:p>
+    <w:p>
+      <w:r>
+        <w:rPr>
+          <w:rFonts w:ascii="Times New Roman" w:hAnsi="Times New Roman" w:eastAsia="宋体"/>
+          <w:color w:val="888888"/>
+          <w:sz w:val="18"/>
+        </w:rPr>
+        <w:t>来源:IT之家 | 时间:08-09 13:26</w:t>
+      </w:r>
+    </w:p>
+    <w:p>
+      <w:r>
+        <w:t>中国空间站神舟二十三乘组利用VR设备开展航天员行为学研究，并通过‘机器人小航’进行在轨自主学习训练，验证空间AI体系统在微重力环境下的适应性进化能力。</w:t>
+      </w:r>
+    </w:p>
+    <w:p>
+      <w:r>
+        <w:rPr>
+          <w:rFonts w:ascii="Times New Roman" w:hAnsi="Times New Roman" w:eastAsia="宋体"/>
+          <w:sz w:val="18"/>
+        </w:rPr>
+        <w:t>链接:</w:t>
+      </w:r>
+      <w:hyperlink r:id="rId27">
+        <w:r>
+          <w:rPr>
+            <w:color w:val="0563C1"/>
+            <w:u w:val="single"/>
+          </w:rPr>
+          <w:t>神舟二十三乘组“周报”上新：佩戴 VR 一体机开展行为学测试，机器人小航在轨“成长”</w:t>
         </w:r>
       </w:hyperlink>
     </w:p>
@@ -1140,7 +1242,7 @@
           <w:b/>
           <w:sz w:val="24"/>
         </w:rPr>
-        <w:t>奕境 X9 鸿蒙座舱 HarmonySpace 6 全球首秀明日举行</w:t>
+        <w:t>特斯拉施压，欧洲监管机构对 FSD 安全测评数据保密</w:t>
       </w:r>
     </w:p>
     <w:p>
@@ -1150,22 +1252,12 @@
           <w:color w:val="888888"/>
           <w:sz w:val="18"/>
         </w:rPr>
-        <w:t>来源:IT之家 | 时间:08-09 08:37</w:t>
+        <w:t>来源:IT之家 | 时间:08-09 14:38</w:t>
       </w:r>
     </w:p>
     <w:p>
       <w:r>
-        <w:t>奕境汽车宣布将于8月10日在湖州莫干山举行X9鸿蒙座舱HarmonySpace 6全球首秀，该座舱深度集成华为ADS高阶智驾能力，支持跨设备无缝流转与车路云协同，瞄准高端新能源MPV市场。</w:t>
-      </w:r>
-    </w:p>
-    <w:p>
-      <w:r>
-        <w:rPr>
-          <w:rFonts w:ascii="Times New Roman" w:hAnsi="Times New Roman" w:eastAsia="宋体"/>
-          <w:i/>
-          <w:sz w:val="21"/>
-        </w:rPr>
-        <w:t>角度建议:重点跟进奕境与广汽、比亚迪等广东车企在鸿蒙智行生态中的潜在竞合关系，挖掘大湾区智能网联汽车产业集群动态</w:t>
+        <w:t>荷兰RDW监管机构批准特斯拉FSD后拒绝公开安全测评依据，并推动其在欧盟范围推广，引发对自动驾驶算法黑箱化与跨境监管透明度的质疑。</w:t>
       </w:r>
     </w:p>
     <w:p>
@@ -1176,13 +1268,13 @@
         </w:rPr>
         <w:t>链接:</w:t>
       </w:r>
-      <w:hyperlink r:id="rId25">
+      <w:hyperlink r:id="rId28">
         <w:r>
           <w:rPr>
             <w:color w:val="0563C1"/>
             <w:u w:val="single"/>
           </w:rPr>
-          <w:t>奕境 X9 鸿蒙座舱 HarmonySpace 6 全球首秀明日举行</w:t>
+          <w:t>特斯拉施压，欧洲监管机构对 FSD 安全测评数据保密</w:t>
         </w:r>
       </w:hyperlink>
     </w:p>
@@ -1204,7 +1296,7 @@
           <w:b/>
           <w:sz w:val="24"/>
         </w:rPr>
-        <w:t>小米汽车：澎程 N90 Max 四门可选智能电动门，支持开门杀预警和避障</w:t>
+        <w:t>深蓝汽车邓承浩：全新 S05 上市之前已生产近万台商品车，8 月全球生产将重新突破两万</w:t>
       </w:r>
     </w:p>
     <w:p>
@@ -1214,22 +1306,12 @@
           <w:color w:val="888888"/>
           <w:sz w:val="18"/>
         </w:rPr>
-        <w:t>来源:IT之家 | 时间:08-09 08:25</w:t>
+        <w:t>来源:IT之家 | 时间:08-09 15:46</w:t>
       </w:r>
     </w:p>
     <w:p>
       <w:r>
-        <w:t>小米汽车公布澎程N90 Max智能电动门技术细节，全系后门支持近90度开合，搭载毫米波雷达+视觉融合感知系统，可实时监测侧方障碍物并触发开门预警与自动回弹，提升城市泊车安全。</w:t>
-      </w:r>
-    </w:p>
-    <w:p>
-      <w:r>
-        <w:rPr>
-          <w:rFonts w:ascii="Times New Roman" w:hAnsi="Times New Roman" w:eastAsia="宋体"/>
-          <w:i/>
-          <w:sz w:val="21"/>
-        </w:rPr>
-        <w:t>角度建议:结合广州黄埔智能网联汽车示范区实际路况，测试该功能在老城区窄巷、学校周边等典型场景适用性</w:t>
+        <w:t>深蓝汽车董事长邓承浩透露，全新纯电SUV S05上市即热销，7月下半月已全国大面积缺货；8月全球产能将重回2万辆/月，反映新能源车企柔性制造与快速交付能力提升。</w:t>
       </w:r>
     </w:p>
     <w:p>
@@ -1240,13 +1322,69 @@
         </w:rPr>
         <w:t>链接:</w:t>
       </w:r>
-      <w:hyperlink r:id="rId26">
+      <w:hyperlink r:id="rId29">
         <w:r>
           <w:rPr>
             <w:color w:val="0563C1"/>
             <w:u w:val="single"/>
           </w:rPr>
-          <w:t>小米汽车：澎程 N90 Max 四门可选智能电动门，支持开门杀预警和避障</w:t>
+          <w:t>深蓝汽车邓承浩：全新 S05 上市之前已生产近万台商品车，8 月全球生产将重新突破两万</w:t>
+        </w:r>
+      </w:hyperlink>
+    </w:p>
+    <w:p>
+      <w:pPr>
+        <w:pStyle w:val="Heading3"/>
+      </w:pPr>
+      <w:r>
+        <w:rPr>
+          <w:rFonts w:ascii="Times New Roman" w:hAnsi="Times New Roman" w:eastAsia="黑体"/>
+          <w:b w:val="0"/>
+          <w:color w:val="888888"/>
+          <w:sz w:val="24"/>
+        </w:rPr>
+        <w:t>【C级·参考|本地】</w:t>
+      </w:r>
+      <w:r>
+        <w:rPr>
+          <w:rFonts w:ascii="Times New Roman" w:hAnsi="Times New Roman" w:eastAsia="黑体"/>
+          <w:b w:val="0"/>
+          <w:color w:val="888888"/>
+          <w:sz w:val="24"/>
+        </w:rPr>
+        <w:t>长城欧拉 7 旅行车无伪装曝光，已完成工信部申报</w:t>
+      </w:r>
+    </w:p>
+    <w:p>
+      <w:r>
+        <w:rPr>
+          <w:rFonts w:ascii="Times New Roman" w:hAnsi="Times New Roman" w:eastAsia="宋体"/>
+          <w:color w:val="888888"/>
+          <w:sz w:val="18"/>
+        </w:rPr>
+        <w:t>来源:IT之家 | 时间:08-09 13:59</w:t>
+      </w:r>
+    </w:p>
+    <w:p>
+      <w:r>
+        <w:t>长城欧拉首款纯电旅行轿车ORA 7完成工信部申报并曝光无伪装实车图，由光束汽车（江苏张家港）生产，定位中型市场，填补国产新能源旅行车空白。</w:t>
+      </w:r>
+    </w:p>
+    <w:p>
+      <w:r>
+        <w:rPr>
+          <w:rFonts w:ascii="Times New Roman" w:hAnsi="Times New Roman" w:eastAsia="宋体"/>
+          <w:sz w:val="18"/>
+        </w:rPr>
+        <w:t>链接:</w:t>
+      </w:r>
+      <w:hyperlink r:id="rId30">
+        <w:r>
+          <w:rPr>
+            <w:color w:val="0563C1"/>
+            <w:u w:val="single"/>
+          </w:rPr>
+          <w:t>长城欧拉 7 旅行车无伪装曝光，已完成工信部申报</w:t>
         </w:r>
       </w:hyperlink>
     </w:p>
@@ -1270,7 +1408,7 @@
           <w:color w:val="888888"/>
           <w:sz w:val="24"/>
         </w:rPr>
-        <w:t>我国渤海首个千亿方大气田 Ⅰ 期开发项目全面投产，日产油气超 5200 吨</w:t>
+        <w:t>宝马与 16 名研究生打造太阳能充电原型车，续航“越开越多”</w:t>
       </w:r>
     </w:p>
     <w:p>
@@ -1280,12 +1418,12 @@
           <w:color w:val="888888"/>
           <w:sz w:val="18"/>
         </w:rPr>
-        <w:t>来源:IT之家 | 时间:08-09 06:56</w:t>
+        <w:t>来源:IT之家 | 时间:08-09 15:29</w:t>
       </w:r>
     </w:p>
     <w:p>
       <w:r>
-        <w:t>中国海油宣布渤海渤中19-6气田Ⅰ期全面投产，日产油气当量超5200吨，是我国首个投入商业开发的千亿方大气田，对保障京津冀能源安全、支撑海上风电制氢等绿色能源转型具有战略意义。</w:t>
+        <w:t>宝马联合克莱姆森大学学生开发Luminetta太阳能原型车，车顶集成高效光伏板，实测日均补能达30公里，验证‘边开边充’技术可行性，为电动车能源补给提供新思路。</w:t>
       </w:r>
     </w:p>
     <w:p>
@@ -1296,13 +1434,13 @@
         </w:rPr>
         <w:t>链接:</w:t>
       </w:r>
-      <w:hyperlink r:id="rId27">
+      <w:hyperlink r:id="rId31">
         <w:r>
           <w:rPr>
             <w:color w:val="0563C1"/>
             <w:u w:val="single"/>
           </w:rPr>
-          <w:t>我国渤海首个千亿方大气田 Ⅰ 期开发项目全面投产，日产油气超 5200 吨</w:t>
+          <w:t>宝马与 16 名研究生打造太阳能充电原型车，续航“越开越多”</w:t>
         </w:r>
       </w:hyperlink>
     </w:p>
@@ -1329,7 +1467,73 @@
           <w:color w:val="41D87E"/>
           <w:sz w:val="24"/>
         </w:rPr>
-        <w:t>【A级·线索】</w:t>
+        <w:t>【A级·线索|本地】</w:t>
+      </w:r>
+      <w:r>
+        <w:rPr>
+          <w:rFonts w:ascii="Times New Roman" w:hAnsi="Times New Roman" w:eastAsia="黑体"/>
+          <w:b/>
+          <w:color w:val="41D87E"/>
+          <w:sz w:val="24"/>
+        </w:rPr>
+        <w:t>携程：针对受台风“白海豚”影响相关地区酒店订单，启动兜底保障措施</w:t>
+      </w:r>
+    </w:p>
+    <w:p>
+      <w:r>
+        <w:rPr>
+          <w:rFonts w:ascii="Times New Roman" w:hAnsi="Times New Roman" w:eastAsia="宋体"/>
+          <w:color w:val="888888"/>
+          <w:sz w:val="18"/>
+        </w:rPr>
+        <w:t>来源:IT之家 | 时间:08-09 17:07</w:t>
+      </w:r>
+    </w:p>
+    <w:p>
+      <w:r>
+        <w:t>携程宣布对受台风‘白海豚’影响区域（浙东至闽北沿海）的酒店订单启动无损退改与免费重订兜底保障，响应中央气象台红色预警，体现平台应急响应机制。</w:t>
+      </w:r>
+    </w:p>
+    <w:p>
+      <w:r>
+        <w:rPr>
+          <w:rFonts w:ascii="Times New Roman" w:hAnsi="Times New Roman" w:eastAsia="宋体"/>
+          <w:i/>
+          <w:sz w:val="21"/>
+        </w:rPr>
+        <w:t>角度建议:联动广东文旅厅、广州白云机场及珠海横琴度假区，核查大湾区游客实际保障执行情况，突出本地化服务响应</w:t>
+      </w:r>
+    </w:p>
+    <w:p>
+      <w:r>
+        <w:rPr>
+          <w:rFonts w:ascii="Times New Roman" w:hAnsi="Times New Roman" w:eastAsia="宋体"/>
+          <w:sz w:val="18"/>
+        </w:rPr>
+        <w:t>链接:</w:t>
+      </w:r>
+      <w:hyperlink r:id="rId32">
+        <w:r>
+          <w:rPr>
+            <w:color w:val="0563C1"/>
+            <w:u w:val="single"/>
+          </w:rPr>
+          <w:t>携程：针对受台风“白海豚”影响相关地区酒店订单，启动兜底保障措施</w:t>
+        </w:r>
+      </w:hyperlink>
+    </w:p>
+    <w:p>
+      <w:pPr>
+        <w:pStyle w:val="Heading3"/>
+      </w:pPr>
+      <w:r>
+        <w:rPr>
+          <w:rFonts w:ascii="Times New Roman" w:hAnsi="Times New Roman" w:eastAsia="黑体"/>
+          <w:b/>
+          <w:color w:val="41D87E"/>
+          <w:sz w:val="24"/>
+        </w:rPr>
+        <w:t>【A级·线索|本地】</w:t>
       </w:r>
       <w:r>
         <w:rPr>
@@ -1353,7 +1557,7 @@
     </w:p>
     <w:p>
       <w:r>
-        <w:t>央视报道指出主流OTA平台将自评‘钻级’与文旅部认证‘星级’酒店标识混排展示，误导消费者；部分平台甚至将未获星级资质的酒店标注为‘准五星’，涉嫌虚假宣传。</w:t>
+        <w:t>央视调查揭露主流OTA平台将自评‘钻级’与文旅部认证‘星级’混排展示，误导消费者，部分‘五钻’酒店实为未评星民宿，存在虚假宣传与监管盲区。</w:t>
       </w:r>
     </w:p>
     <w:p>
@@ -1363,7 +1567,7 @@
           <w:i/>
           <w:sz w:val="21"/>
         </w:rPr>
-        <w:t>角度建议:重点抽查广州长隆、珠江新城等热门商圈酒店在携程、美团等平台的评级呈现，推动广东省消委会发起专项约谈</w:t>
+        <w:t>角度建议:走访广州北京路、珠江新城等商圈酒店及本地OTA服务商，验证大湾区执行现状，推动行业标识规范地方标准制定</w:t>
       </w:r>
     </w:p>
     <w:p>
@@ -1374,69 +1578,13 @@
         </w:rPr>
         <w:t>链接:</w:t>
       </w:r>
-      <w:hyperlink r:id="rId28">
+      <w:hyperlink r:id="rId33">
         <w:r>
           <w:rPr>
             <w:color w:val="0563C1"/>
             <w:u w:val="single"/>
           </w:rPr>
           <w:t>平台钻级≠官方星级，央视曝光酒店评级标识消费陷阱</w:t>
-        </w:r>
-      </w:hyperlink>
-    </w:p>
-    <w:p>
-      <w:pPr>
-        <w:pStyle w:val="Heading3"/>
-      </w:pPr>
-      <w:r>
-        <w:rPr>
-          <w:rFonts w:ascii="Times New Roman" w:hAnsi="Times New Roman" w:eastAsia="黑体"/>
-          <w:b w:val="0"/>
-          <w:color w:val="888888"/>
-          <w:sz w:val="24"/>
-        </w:rPr>
-        <w:t>【C级·参考】</w:t>
-      </w:r>
-      <w:r>
-        <w:rPr>
-          <w:rFonts w:ascii="Times New Roman" w:hAnsi="Times New Roman" w:eastAsia="黑体"/>
-          <w:b w:val="0"/>
-          <w:color w:val="888888"/>
-          <w:sz w:val="24"/>
-        </w:rPr>
-        <w:t>X 平台将于 9 月 8 日推出全新“原创内容奖励计划”，要求至少拥有 500 名经过认证的粉丝才可参与</w:t>
-      </w:r>
-    </w:p>
-    <w:p>
-      <w:r>
-        <w:rPr>
-          <w:rFonts w:ascii="Times New Roman" w:hAnsi="Times New Roman" w:eastAsia="宋体"/>
-          <w:color w:val="888888"/>
-          <w:sz w:val="18"/>
-        </w:rPr>
-        <w:t>来源:IT之家 | 时间:08-09 06:42</w:t>
-      </w:r>
-    </w:p>
-    <w:p>
-      <w:r>
-        <w:t>X平台（原Twitter）宣布9月8日启动原创内容奖励计划，设置500认证粉丝门槛，旨在激励高质量创作者；此举或加剧平台内容生态分层，中小创作者面临流量与变现双重压力。</w:t>
-      </w:r>
-    </w:p>
-    <w:p>
-      <w:r>
-        <w:rPr>
-          <w:rFonts w:ascii="Times New Roman" w:hAnsi="Times New Roman" w:eastAsia="宋体"/>
-          <w:sz w:val="18"/>
-        </w:rPr>
-        <w:t>链接:</w:t>
-      </w:r>
-      <w:hyperlink r:id="rId29">
-        <w:r>
-          <w:rPr>
-            <w:color w:val="0563C1"/>
-            <w:u w:val="single"/>
-          </w:rPr>
-          <w:t>X 平台将于 9 月 8 日推出全新“原创内容奖励计划”，要求至少拥有 500 名经过认证的粉丝才可参与</w:t>
         </w:r>
       </w:hyperlink>
     </w:p>
@@ -1470,7 +1618,7 @@
           <w:b/>
           <w:sz w:val="24"/>
         </w:rPr>
-        <w:t>微软承认 Win11 需要提升运行速度、减少广告，部分修复已推送</w:t>
+        <w:t>Take-Two：受《GTA 6》带动，预计 2027 财年净预订额超 80 亿美元</w:t>
       </w:r>
     </w:p>
     <w:p>
@@ -1480,22 +1628,12 @@
           <w:color w:val="888888"/>
           <w:sz w:val="18"/>
         </w:rPr>
-        <w:t>来源:IT之家 | 时间:08-09 08:34</w:t>
+        <w:t>来源:IT之家 | 时间:08-09 14:59</w:t>
       </w:r>
     </w:p>
     <w:p>
       <w:r>
-        <w:t>微软内部承认Win11存在内存占用过高、内置广告干扰等问题，已推送部分优化补丁；Windows Latest实测显示天气应用内存占用为macOS同类应用5倍，引发用户对系统臃肿化的普遍质疑。</w:t>
-      </w:r>
-    </w:p>
-    <w:p>
-      <w:r>
-        <w:rPr>
-          <w:rFonts w:ascii="Times New Roman" w:hAnsi="Times New Roman" w:eastAsia="宋体"/>
-          <w:i/>
-          <w:sz w:val="21"/>
-        </w:rPr>
-        <w:t>角度建议:对比广州本土操作系统（如麒麟软件）在政务终端的轻量化实践，探讨国产OS如何规避‘功能冗余陷阱’</w:t>
+        <w:t>Take-Two财报预告显示，《GTA 6》预售热度空前，预计2027财年净预订额将突破80亿美元，创公司历史纪录，或带动全球主机游戏市场复苏。</w:t>
       </w:r>
     </w:p>
     <w:p>
@@ -1506,13 +1644,13 @@
         </w:rPr>
         <w:t>链接:</w:t>
       </w:r>
-      <w:hyperlink r:id="rId30">
+      <w:hyperlink r:id="rId34">
         <w:r>
           <w:rPr>
             <w:color w:val="0563C1"/>
             <w:u w:val="single"/>
           </w:rPr>
-          <w:t>微软承认 Win11 需要提升运行速度、减少广告，部分修复已推送</w:t>
+          <w:t>Take-Two：受《GTA 6》带动，预计 2027 财年净预订额超 80 亿美元</w:t>
         </w:r>
       </w:hyperlink>
     </w:p>
@@ -1536,7 +1674,7 @@
           <w:color w:val="888888"/>
           <w:sz w:val="24"/>
         </w:rPr>
-        <w:t>V社悄悄下调 Steam Frame 游戏认证帧率要求，要求 VR 游戏最低帧率达 72FPS</w:t>
+        <w:t>《上古卷轴 4：湮灭重制版》Switch 2 版偷跑，帧率表现不稳定</w:t>
       </w:r>
     </w:p>
     <w:p>
@@ -1546,12 +1684,12 @@
           <w:color w:val="888888"/>
           <w:sz w:val="18"/>
         </w:rPr>
-        <w:t>来源:IT之家 | 时间:08-09 10:07</w:t>
+        <w:t>来源:IT之家 | 时间:08-09 15:00</w:t>
       </w:r>
     </w:p>
     <w:p>
       <w:r>
-        <w:t>Valve悄然更新Steam Frame认证标准，将VR游戏最低帧率门槛从90FPS降至72FPS，降低开发者适配成本；此举或加速中低端VR设备内容生态建设，推动VR普及化进程。</w:t>
+        <w:t>《上古卷轴4：湮灭重制版》Switch 2实体版提前流出，实测显示帧率波动明显、加载延迟，引发对任天堂新硬件性能适配与第三方优化能力的质疑。</w:t>
       </w:r>
     </w:p>
     <w:p>
@@ -1562,69 +1700,13 @@
         </w:rPr>
         <w:t>链接:</w:t>
       </w:r>
-      <w:hyperlink r:id="rId31">
+      <w:hyperlink r:id="rId35">
         <w:r>
           <w:rPr>
             <w:color w:val="0563C1"/>
             <w:u w:val="single"/>
           </w:rPr>
-          <w:t>V社悄悄下调 Steam Frame 游戏认证帧率要求，要求 VR 游戏最低帧率达 72FPS</w:t>
-        </w:r>
-      </w:hyperlink>
-    </w:p>
-    <w:p>
-      <w:pPr>
-        <w:pStyle w:val="Heading3"/>
-      </w:pPr>
-      <w:r>
-        <w:rPr>
-          <w:rFonts w:ascii="Times New Roman" w:hAnsi="Times New Roman" w:eastAsia="黑体"/>
-          <w:b w:val="0"/>
-          <w:color w:val="888888"/>
-          <w:sz w:val="24"/>
-        </w:rPr>
-        <w:t>【C级·参考】</w:t>
-      </w:r>
-      <w:r>
-        <w:rPr>
-          <w:rFonts w:ascii="Times New Roman" w:hAnsi="Times New Roman" w:eastAsia="黑体"/>
-          <w:b w:val="0"/>
-          <w:color w:val="888888"/>
-          <w:sz w:val="24"/>
-        </w:rPr>
-        <w:t>《毁灭战士》开发者抨击微软 XBOX“不理解艺术”，轻率裁员重创 id Software 工作室</w:t>
-      </w:r>
-    </w:p>
-    <w:p>
-      <w:r>
-        <w:rPr>
-          <w:rFonts w:ascii="Times New Roman" w:hAnsi="Times New Roman" w:eastAsia="宋体"/>
-          <w:color w:val="888888"/>
-          <w:sz w:val="18"/>
-        </w:rPr>
-        <w:t>来源:IT之家 | 时间:08-09 07:05</w:t>
-      </w:r>
-    </w:p>
-    <w:p>
-      <w:r>
-        <w:t>id Software首席服务程序员Chris Hays批评微软收购后对工作室创意自主权的削弱，指出近期裁员导致《毁灭战士》续作开发受阻，引发游戏行业对资本介入与艺术创作平衡的反思。</w:t>
-      </w:r>
-    </w:p>
-    <w:p>
-      <w:r>
-        <w:rPr>
-          <w:rFonts w:ascii="Times New Roman" w:hAnsi="Times New Roman" w:eastAsia="宋体"/>
-          <w:sz w:val="18"/>
-        </w:rPr>
-        <w:t>链接:</w:t>
-      </w:r>
-      <w:hyperlink r:id="rId32">
-        <w:r>
-          <w:rPr>
-            <w:color w:val="0563C1"/>
-            <w:u w:val="single"/>
-          </w:rPr>
-          <w:t>《毁灭战士》开发者抨击微软 XBOX“不理解艺术”，轻率裁员重创 id Software 工作室</w:t>
+          <w:t>《上古卷轴 4：湮灭重制版》Switch 2 版偷跑，帧率表现不稳定</w:t>
         </w:r>
       </w:hyperlink>
     </w:p>
@@ -1648,19 +1730,17 @@
         <w:rPr>
           <w:rFonts w:ascii="Times New Roman" w:hAnsi="Times New Roman" w:eastAsia="黑体"/>
           <w:b/>
-          <w:color w:val="41D87E"/>
           <w:sz w:val="24"/>
         </w:rPr>
-        <w:t>【A级·线索】</w:t>
+        <w:t>【B级·关注】</w:t>
       </w:r>
       <w:r>
         <w:rPr>
           <w:rFonts w:ascii="Times New Roman" w:hAnsi="Times New Roman" w:eastAsia="黑体"/>
           <w:b/>
-          <w:color w:val="41D87E"/>
           <w:sz w:val="24"/>
         </w:rPr>
-        <w:t>央视曝光无良厂商用医疗垃圾制作手机壳，存在一级致癌物苯超标风险</w:t>
+        <w:t>租房好价：小米“速冷静”大 1.5 匹空调 1999 → 1399 元，支持 10 年包修</w:t>
       </w:r>
     </w:p>
     <w:p>
@@ -1670,22 +1750,12 @@
           <w:color w:val="888888"/>
           <w:sz w:val="18"/>
         </w:rPr>
-        <w:t>来源:IT之家 | 时间:08-09 07:38</w:t>
+        <w:t>来源:IT之家 | 时间:08-09 16:32</w:t>
       </w:r>
     </w:p>
     <w:p>
       <w:r>
-        <w:t>央视调查揭露部分黑作坊回收废弃针管、输液管混制手机壳，检测出苯含量严重超标，属一级致癌物；涉事产品多流向低价电商渠道及线下地摊，消费者健康风险突出。</w:t>
-      </w:r>
-    </w:p>
-    <w:p>
-      <w:r>
-        <w:rPr>
-          <w:rFonts w:ascii="Times New Roman" w:hAnsi="Times New Roman" w:eastAsia="宋体"/>
-          <w:i/>
-          <w:sz w:val="21"/>
-        </w:rPr>
-        <w:t>角度建议:立即核查广州白云、花都等地手机配件批发市场及拼多多/1688广东商家，联合市监局开展突击抽检</w:t>
+        <w:t>小米旗舰店推出‘速冷静’大1.5匹空调限时直降600元，叠加以旧换新补贴后低至1399元，主打10年整机包修与APF 5.30一级能效，瞄准暑期租房与焕新需求。</w:t>
       </w:r>
     </w:p>
     <w:p>
@@ -1696,13 +1766,13 @@
         </w:rPr>
         <w:t>链接:</w:t>
       </w:r>
-      <w:hyperlink r:id="rId33">
+      <w:hyperlink r:id="rId36">
         <w:r>
           <w:rPr>
             <w:color w:val="0563C1"/>
             <w:u w:val="single"/>
           </w:rPr>
-          <w:t>央视曝光无良厂商用医疗垃圾制作手机壳，存在一级致癌物苯超标风险</w:t>
+          <w:t>租房好价：小米“速冷静”大 1.5 匹空调 1999 → 1399 元，支持 10 年包修</w:t>
         </w:r>
       </w:hyperlink>
     </w:p>
@@ -1739,17 +1809,7 @@
     </w:p>
     <w:p>
       <w:r>
-        <w:t>国家统计局数据显示，7月AI相关消费电子品类价格显著上扬，平板电脑同比涨11.3%，计算机涨5.5%，手机涨1.0%，反映AI终端普及带动硬件升级需求与供应链溢价效应。</w:t>
-      </w:r>
-    </w:p>
-    <w:p>
-      <w:r>
-        <w:rPr>
-          <w:rFonts w:ascii="Times New Roman" w:hAnsi="Times New Roman" w:eastAsia="宋体"/>
-          <w:i/>
-          <w:sz w:val="21"/>
-        </w:rPr>
-        <w:t>角度建议:联动广州天河城、北京路商圈AI终端销售数据，分析‘以旧换新’补贴政策对本地消费拉动效果</w:t>
+        <w:t>国家统计局最新数据显示，AI驱动下消费电子迎来结构性涨价：平板电脑价格同比涨11.3%，计算机涨5.5%，手机涨1.0%，反映高端化、智能化升级趋势。</w:t>
       </w:r>
     </w:p>
     <w:p>
@@ -1760,7 +1820,7 @@
         </w:rPr>
         <w:t>链接:</w:t>
       </w:r>
-      <w:hyperlink r:id="rId34">
+      <w:hyperlink r:id="rId37">
         <w:r>
           <w:rPr>
             <w:color w:val="0563C1"/>
@@ -1777,18 +1837,20 @@
       <w:r>
         <w:rPr>
           <w:rFonts w:ascii="Times New Roman" w:hAnsi="Times New Roman" w:eastAsia="黑体"/>
-          <w:b/>
+          <w:b w:val="0"/>
+          <w:color w:val="888888"/>
           <w:sz w:val="24"/>
         </w:rPr>
-        <w:t>【B级·关注】</w:t>
+        <w:t>【C级·参考】</w:t>
       </w:r>
       <w:r>
         <w:rPr>
           <w:rFonts w:ascii="Times New Roman" w:hAnsi="Times New Roman" w:eastAsia="黑体"/>
-          <w:b/>
+          <w:b w:val="0"/>
+          <w:color w:val="888888"/>
           <w:sz w:val="24"/>
         </w:rPr>
-        <w:t>联想推出来酷平板 Mini：8 英寸面板、支持 4G 通信，899 元</w:t>
+        <w:t>海信墨水屏手机 A10 系列实机外观照片曝光：磁吸彩色 LCD 背屏、一键切换双屏</w:t>
       </w:r>
     </w:p>
     <w:p>
@@ -1798,22 +1860,12 @@
           <w:color w:val="888888"/>
           <w:sz w:val="18"/>
         </w:rPr>
-        <w:t>来源:IT之家 | 时间:08-09 09:45</w:t>
+        <w:t>来源:IT之家 | 时间:08-09 09:24</w:t>
       </w:r>
     </w:p>
     <w:p>
       <w:r>
-        <w:t>联想发布来酷平板Mini，8英寸屏+4G联网，售价899元，国补后低至679.2元；主打银发族与学生群体，预装适老化界面与教育应用，响应‘以旧换新’政策刺激下沉市场。</w:t>
-      </w:r>
-    </w:p>
-    <w:p>
-      <w:r>
-        <w:rPr>
-          <w:rFonts w:ascii="Times New Roman" w:hAnsi="Times New Roman" w:eastAsia="宋体"/>
-          <w:i/>
-          <w:sz w:val="21"/>
-        </w:rPr>
-        <w:t>角度建议:走访广州越秀区社区老年大学，观察该机型在‘数字适老’课程中的实际教学适配度</w:t>
+        <w:t>海信墨水屏手机A10系列将于8月28日上市，采用磁吸式彩色LCD背屏设计，支持一键切换墨水屏主显与LCD副显，兼顾护眼阅读与多彩交互，拓展细分市场。</w:t>
       </w:r>
     </w:p>
     <w:p>
@@ -1824,141 +1876,13 @@
         </w:rPr>
         <w:t>链接:</w:t>
       </w:r>
-      <w:hyperlink r:id="rId35">
+      <w:hyperlink r:id="rId38">
         <w:r>
           <w:rPr>
             <w:color w:val="0563C1"/>
             <w:u w:val="single"/>
           </w:rPr>
-          <w:t>联想推出来酷平板 Mini：8 英寸面板、支持 4G 通信，899 元</w:t>
-        </w:r>
-      </w:hyperlink>
-    </w:p>
-    <w:p>
-      <w:pPr>
-        <w:pStyle w:val="Heading3"/>
-      </w:pPr>
-      <w:r>
-        <w:rPr>
-          <w:rFonts w:ascii="Times New Roman" w:hAnsi="Times New Roman" w:eastAsia="黑体"/>
-          <w:b/>
-          <w:sz w:val="24"/>
-        </w:rPr>
-        <w:t>【B级·关注】</w:t>
-      </w:r>
-      <w:r>
-        <w:rPr>
-          <w:rFonts w:ascii="Times New Roman" w:hAnsi="Times New Roman" w:eastAsia="黑体"/>
-          <w:b/>
-          <w:sz w:val="24"/>
-        </w:rPr>
-        <w:t>零跑 A05 全套车色公布：松岚灰、莓莓蓝等，预计明日上市</w:t>
-      </w:r>
-    </w:p>
-    <w:p>
-      <w:r>
-        <w:rPr>
-          <w:rFonts w:ascii="Times New Roman" w:hAnsi="Times New Roman" w:eastAsia="宋体"/>
-          <w:color w:val="888888"/>
-          <w:sz w:val="18"/>
-        </w:rPr>
-        <w:t>来源:IT之家 | 时间:08-09 09:56</w:t>
-      </w:r>
-    </w:p>
-    <w:p>
-      <w:r>
-        <w:t>零跑汽车公布A05七种车身配色，包括松岚灰、莓莓蓝等年轻化命名，7月27日开启盲订，99元下订享5000元专属权益；新车定位A级纯电轿车，主打高颜值与智能座舱体验。</w:t>
-      </w:r>
-    </w:p>
-    <w:p>
-      <w:r>
-        <w:rPr>
-          <w:rFonts w:ascii="Times New Roman" w:hAnsi="Times New Roman" w:eastAsia="宋体"/>
-          <w:i/>
-          <w:sz w:val="21"/>
-        </w:rPr>
-        <w:t>角度建议:零跑在肇庆设有生产基地，可实地探访其智能制造产线，并对比广汽埃安Y系列在广东市场的终端策略</w:t>
-      </w:r>
-    </w:p>
-    <w:p>
-      <w:r>
-        <w:rPr>
-          <w:rFonts w:ascii="Times New Roman" w:hAnsi="Times New Roman" w:eastAsia="宋体"/>
-          <w:sz w:val="18"/>
-        </w:rPr>
-        <w:t>链接:</w:t>
-      </w:r>
-      <w:hyperlink r:id="rId36">
-        <w:r>
-          <w:rPr>
-            <w:color w:val="0563C1"/>
-            <w:u w:val="single"/>
-          </w:rPr>
-          <w:t>零跑 A05 全套车色公布：松岚灰、莓莓蓝等，预计明日上市</w:t>
-        </w:r>
-      </w:hyperlink>
-    </w:p>
-    <w:p>
-      <w:pPr>
-        <w:pStyle w:val="Heading3"/>
-      </w:pPr>
-      <w:r>
-        <w:rPr>
-          <w:rFonts w:ascii="Times New Roman" w:hAnsi="Times New Roman" w:eastAsia="黑体"/>
-          <w:b/>
-          <w:sz w:val="24"/>
-        </w:rPr>
-        <w:t>【B级·关注】</w:t>
-      </w:r>
-      <w:r>
-        <w:rPr>
-          <w:rFonts w:ascii="Times New Roman" w:hAnsi="Times New Roman" w:eastAsia="黑体"/>
-          <w:b/>
-          <w:sz w:val="24"/>
-        </w:rPr>
-        <w:t>未成年人建“吃瓜群”放任传播同学隐私，被判侵权</w:t>
-      </w:r>
-    </w:p>
-    <w:p>
-      <w:r>
-        <w:rPr>
-          <w:rFonts w:ascii="Times New Roman" w:hAnsi="Times New Roman" w:eastAsia="宋体"/>
-          <w:color w:val="888888"/>
-          <w:sz w:val="18"/>
-        </w:rPr>
-        <w:t>来源:IT之家 | 时间:08-09 07:30</w:t>
-      </w:r>
-    </w:p>
-    <w:p>
-      <w:r>
-        <w:t>北京四中院审结首例涉未成年人‘吃瓜群’隐私侵权案，判决建群者虽未直接发布视频，但放任群成员传播同学隐私内容，构成共同侵权，需承担民事责任，确立网络社群管理责任边界。</w:t>
-      </w:r>
-    </w:p>
-    <w:p>
-      <w:r>
-        <w:rPr>
-          <w:rFonts w:ascii="Times New Roman" w:hAnsi="Times New Roman" w:eastAsia="宋体"/>
-          <w:i/>
-          <w:sz w:val="21"/>
-        </w:rPr>
-        <w:t>角度建议:联动广州互联网法院，梳理近三年广东校园网络侵权典型案例，提炼‘青少年数字素养教育’的司法指引</w:t>
-      </w:r>
-    </w:p>
-    <w:p>
-      <w:r>
-        <w:rPr>
-          <w:rFonts w:ascii="Times New Roman" w:hAnsi="Times New Roman" w:eastAsia="宋体"/>
-          <w:sz w:val="18"/>
-        </w:rPr>
-        <w:t>链接:</w:t>
-      </w:r>
-      <w:hyperlink r:id="rId37">
-        <w:r>
-          <w:rPr>
-            <w:color w:val="0563C1"/>
-            <w:u w:val="single"/>
-          </w:rPr>
-          <w:t>未成年人建“吃瓜群”放任传播同学隐私，被判侵权</w:t>
+          <w:t>海信墨水屏手机 A10 系列实机外观照片曝光：磁吸彩色 LCD 背屏、一键切换双屏</w:t>
         </w:r>
       </w:hyperlink>
     </w:p>
@@ -1988,7 +1912,7 @@
           <w:rFonts w:ascii="Times New Roman" w:hAnsi="Times New Roman" w:eastAsia="宋体"/>
           <w:sz w:val="18"/>
         </w:rPr>
-        <w:t>IT之家(60)、GameLook(0)、HackerNews(2)、Bing新闻(4)</w:t>
+        <w:t>IT之家(59)、GameLook(0)、HackerNews(4)、Bing新闻(4)</w:t>
       </w:r>
     </w:p>
     <w:p>

--- a/briefings/线口监测午报-2026-08-09.docx
+++ b/briefings/线口监测午报-2026-08-09.docx
@@ -22,7 +22,7 @@
           <w:color w:val="888888"/>
           <w:sz w:val="18"/>
         </w:rPr>
-        <w:t>监测窗口:近48小时 | 生成时间:2026-08-09 17:22</w:t>
+        <w:t>监测窗口:近48小时 | 生成时间:2026-08-09 18:06</w:t>
       </w:r>
     </w:p>
     <w:p>
@@ -50,18 +50,9 @@
       <w:r>
         <w:rPr>
           <w:rFonts w:ascii="Times New Roman" w:hAnsi="Times New Roman" w:eastAsia="宋体"/>
-          <w:b/>
-          <w:color w:val="41D87E"/>
           <w:sz w:val="21"/>
         </w:rPr>
-        <w:t>【本地】</w:t>
-      </w:r>
-      <w:r>
-        <w:rPr>
-          <w:rFonts w:ascii="Times New Roman" w:hAnsi="Times New Roman" w:eastAsia="宋体"/>
-          <w:sz w:val="21"/>
-        </w:rPr>
-        <w:t>携程：针对受台风“白海豚”影响相关地区酒店订单，启动兜底保障措施——携程宣布对受台风‘白海豚’影响区域（浙东至闽北沿海）的酒店订单启动无损退改与免费重订兜底保障，响应中央气象台红色预警，体现平台应急响应机制。(IT之家)</w:t>
+        <w:t>首个全国产 10 万卡 AI 超集群投用：每秒峰值算力相当全人类持续计算 200 年——我国首个全国产10万卡人工智能超集群正式投用，标志着算力基础设施迈入10万卡级新阶段。该集群完全基于国产芯片与软硬件栈构建，峰值算力达每秒百亿亿次（ExaFLOPS）级别，相当于全人类持续计算200年。(IT之家)</w:t>
       </w:r>
     </w:p>
     <w:p>
@@ -76,18 +67,9 @@
       <w:r>
         <w:rPr>
           <w:rFonts w:ascii="Times New Roman" w:hAnsi="Times New Roman" w:eastAsia="宋体"/>
-          <w:b/>
-          <w:color w:val="41D87E"/>
           <w:sz w:val="21"/>
         </w:rPr>
-        <w:t>【本地】</w:t>
-      </w:r>
-      <w:r>
-        <w:rPr>
-          <w:rFonts w:ascii="Times New Roman" w:hAnsi="Times New Roman" w:eastAsia="宋体"/>
-          <w:sz w:val="21"/>
-        </w:rPr>
-        <w:t>平台钻级≠官方星级，央视曝光酒店评级标识消费陷阱——央视调查揭露主流OTA平台将自评‘钻级’与文旅部认证‘星级’混排展示，误导消费者，部分‘五钻’酒店实为未评星民宿，存在虚假宣传与监管盲区。(IT之家)</w:t>
+        <w:t>全球首个：宁德时代 350Wh/kg 航空电池通过相邻电芯热失控验证——宁德时代为eVTOL研发的航空动力电池系统通过全球首个350Wh/kg方壳电芯两颗相邻热失控不扩散验证，能量密度达行业顶尖水平，为载人低空飞行器商业化提供关键安全支撑。(IT之家)</w:t>
       </w:r>
     </w:p>
     <w:p>
@@ -104,24 +86,7 @@
           <w:rFonts w:ascii="Times New Roman" w:hAnsi="Times New Roman" w:eastAsia="宋体"/>
           <w:sz w:val="21"/>
         </w:rPr>
-        <w:t>首个全国产 10 万卡 AI 超集群投用：每秒峰值算力相当全人类持续计算 200 年——国家发改委确认我国首个全国产10万卡人工智能超集群正式投用，标志着算力基础设施迈入新阶段。该集群完全基于国产芯片与软硬件栈构建，峰值算力达百亿亿次/秒量级，被央视喻为‘相当于全人类持续计算200年’。(IT之家)</w:t>
-      </w:r>
-    </w:p>
-    <w:p>
-      <w:r>
-        <w:rPr>
-          <w:rFonts w:ascii="Times New Roman" w:hAnsi="Times New Roman" w:eastAsia="宋体"/>
-          <w:b/>
-          <w:sz w:val="21"/>
-        </w:rPr>
-        <w:t xml:space="preserve">4. </w:t>
-      </w:r>
-      <w:r>
-        <w:rPr>
-          <w:rFonts w:ascii="Times New Roman" w:hAnsi="Times New Roman" w:eastAsia="宋体"/>
-          <w:sz w:val="21"/>
-        </w:rPr>
-        <w:t>消息称小米成立具身智能与应用部，前字节 Seed 具身负责人孔涛挂帅——小米内部新设具身智能与应用部，由前字节跳动Seed Robotics具身智能负责人孔涛领衔，整合VLA大模型团队与机器人硬件研发力量，加速人形机器人及家庭服务机器人落地。(IT之家)</w:t>
+        <w:t>平台钻级≠官方星级，央视曝光酒店评级标识消费陷阱——央视调查揭露主流OTA平台将自评‘钻级’与文旅部认证‘星级酒店’混排展示，误导消费者。部分平台钻级标准模糊、审核缺失，存在虚假宣传风险。(IT之家)</w:t>
       </w:r>
     </w:p>
     <w:p>
@@ -171,7 +136,7 @@
     </w:p>
     <w:p>
       <w:r>
-        <w:t>国家发改委确认我国首个全国产10万卡人工智能超集群正式投用，标志着算力基础设施迈入新阶段。该集群完全基于国产芯片与软硬件栈构建，峰值算力达百亿亿次/秒量级，被央视喻为‘相当于全人类持续计算200年’。</w:t>
+        <w:t>我国首个全国产10万卡人工智能超集群正式投用，标志着算力基础设施迈入10万卡级新阶段。该集群完全基于国产芯片与软硬件栈构建，峰值算力达每秒百亿亿次（ExaFLOPS）级别，相当于全人类持续计算200年。</w:t>
       </w:r>
     </w:p>
     <w:p>
@@ -181,7 +146,7 @@
           <w:i/>
           <w:sz w:val="21"/>
         </w:rPr>
-        <w:t>角度建议:聚焦国产化突破路径——可采访广州人工智能公共算力中心、琶洲实验室等本地节点在该超集群生态中的协同角色及湾区企业接入进展</w:t>
+        <w:t>角度建议:聚焦国产化突破路径，对比华为昇腾、寒武纪等广东企业参与情况；可联动广州人工智能公共算力中心、南沙智谷建设进展做湾区视角延伸</w:t>
       </w:r>
     </w:p>
     <w:p>
@@ -220,7 +185,7 @@
           <w:b/>
           <w:sz w:val="24"/>
         </w:rPr>
-        <w:t>2026 国际基础科学大会在京开幕，500 余场学术会议覆盖大模型、人机交互等</w:t>
+        <w:t>韶音推出“OpenFit 2 AI”开放式耳机：升级千问大模型，1698 元</w:t>
       </w:r>
     </w:p>
     <w:p>
@@ -230,12 +195,22 @@
           <w:color w:val="888888"/>
           <w:sz w:val="18"/>
         </w:rPr>
-        <w:t>来源:IT之家 | 时间:08-09 13:06</w:t>
+        <w:t>来源:IT之家 | 时间:08-09 11:48</w:t>
       </w:r>
     </w:p>
     <w:p>
       <w:r>
-        <w:t>2026国际基础科学大会在北京开幕，为期两周，举办500余场学术活动，重点涵盖大模型理论基础、多模态人机交互、AI for Science等前沿方向，千余名中外科学家参与。</w:t>
+        <w:t>韶音发布搭载通义千问大模型的AI耳机OpenFit 2 AI，实现本地化语音交互、实时翻译与会议摘要等功能，定价1698元。这是国内消费电子领域首个深度集成国产大模型的量产音频终端。</w:t>
+      </w:r>
+    </w:p>
+    <w:p>
+      <w:r>
+        <w:rPr>
+          <w:rFonts w:ascii="Times New Roman" w:hAnsi="Times New Roman" w:eastAsia="宋体"/>
+          <w:i/>
+          <w:sz w:val="21"/>
+        </w:rPr>
+        <w:t>角度建议:挖掘广东音频产业链优势（韶音总部位于深圳），对比华为、OPPO等粤企AI耳机布局，探讨‘端侧大模型’落地瓶颈与用户接受度</w:t>
       </w:r>
     </w:p>
     <w:p>
@@ -252,7 +227,7 @@
             <w:color w:val="0563C1"/>
             <w:u w:val="single"/>
           </w:rPr>
-          <w:t>2026 国际基础科学大会在京开幕，500 余场学术会议覆盖大模型、人机交互等</w:t>
+          <w:t>韶音推出“OpenFit 2 AI”开放式耳机：升级千问大模型，1698 元</w:t>
         </w:r>
       </w:hyperlink>
     </w:p>
@@ -289,7 +264,17 @@
     </w:p>
     <w:p>
       <w:r>
-        <w:t>零一万物CEO李开复在公开演讲中提出，AI虽强于模式识别与数据处理，但人类‘右脑’所承载的直觉、共情、跨域联想与价值判断不可替代，是AI时代核心竞争力所在。</w:t>
+        <w:t>零一万物CEO李开复指出，AI虽擅长处理结构化数据，但人类在创意、共情、跨域联想等‘右脑能力’上不可替代。未来教育与职业培训需强化非标准化思维培养。</w:t>
+      </w:r>
+    </w:p>
+    <w:p>
+      <w:r>
+        <w:rPr>
+          <w:rFonts w:ascii="Times New Roman" w:hAnsi="Times New Roman" w:eastAsia="宋体"/>
+          <w:i/>
+          <w:sz w:val="21"/>
+        </w:rPr>
+        <w:t>角度建议:结合广州高校AI通识教育改革（如中山大学‘AI+X’微专业）、粤港澳大湾区AI伦理治理研讨会发声</w:t>
       </w:r>
     </w:p>
     <w:p>
@@ -328,7 +313,7 @@
           <w:b/>
           <w:sz w:val="24"/>
         </w:rPr>
-        <w:t>谷歌 Chrome、微软 Edge 浏览器双双要求：下载本地 AI 模型需预留 20GB 空间</w:t>
+        <w:t>苹果客服回应删除接入千问手册：目前并没有收到新项目发布通知</w:t>
       </w:r>
     </w:p>
     <w:p>
@@ -338,12 +323,22 @@
           <w:color w:val="888888"/>
           <w:sz w:val="18"/>
         </w:rPr>
-        <w:t>来源:IT之家 | 时间:08-09 16:27</w:t>
+        <w:t>来源:IT之家 | 时间:08-09 17:16</w:t>
       </w:r>
     </w:p>
     <w:p>
       <w:r>
-        <w:t>Chrome与Edge浏览器近期测试强制本地部署约4GB AI模型，并提示用户预留20GB空间，旨在实现端侧推理以保障隐私与响应速度，引发对终端算力门槛与用户存储压力的讨论。</w:t>
+        <w:t>苹果中国官网悄然下架《在Mac上配合Apple智能使用千问》文档，客服回应称‘未收到新项目发布通知’，引发业界对中美AI合作窗口期收窄及国产大模型出海受阻的担忧。</w:t>
+      </w:r>
+    </w:p>
+    <w:p>
+      <w:r>
+        <w:rPr>
+          <w:rFonts w:ascii="Times New Roman" w:hAnsi="Times New Roman" w:eastAsia="宋体"/>
+          <w:i/>
+          <w:sz w:val="21"/>
+        </w:rPr>
+        <w:t>角度建议:采访广州AI初创企业（如云从科技、极飞科技）海外合规负责人，了解其大模型产品在苹果生态适配现状</w:t>
       </w:r>
     </w:p>
     <w:p>
@@ -360,7 +355,135 @@
             <w:color w:val="0563C1"/>
             <w:u w:val="single"/>
           </w:rPr>
-          <w:t>谷歌 Chrome、微软 Edge 浏览器双双要求：下载本地 AI 模型需预留 20GB 空间</w:t>
+          <w:t>苹果客服回应删除接入千问手册：目前并没有收到新项目发布通知</w:t>
+        </w:r>
+      </w:hyperlink>
+    </w:p>
+    <w:p>
+      <w:pPr>
+        <w:pStyle w:val="Heading3"/>
+      </w:pPr>
+      <w:r>
+        <w:rPr>
+          <w:rFonts w:ascii="Times New Roman" w:hAnsi="Times New Roman" w:eastAsia="黑体"/>
+          <w:b/>
+          <w:sz w:val="24"/>
+        </w:rPr>
+        <w:t>【B级·关注】</w:t>
+      </w:r>
+      <w:r>
+        <w:rPr>
+          <w:rFonts w:ascii="Times New Roman" w:hAnsi="Times New Roman" w:eastAsia="黑体"/>
+          <w:b/>
+          <w:sz w:val="24"/>
+        </w:rPr>
+        <w:t>2026 国际基础科学大会在京开幕，500 余场学术会议覆盖大模型、人机交互等</w:t>
+      </w:r>
+    </w:p>
+    <w:p>
+      <w:r>
+        <w:rPr>
+          <w:rFonts w:ascii="Times New Roman" w:hAnsi="Times New Roman" w:eastAsia="宋体"/>
+          <w:color w:val="888888"/>
+          <w:sz w:val="18"/>
+        </w:rPr>
+        <w:t>来源:IT之家 | 时间:08-09 13:06</w:t>
+      </w:r>
+    </w:p>
+    <w:p>
+      <w:r>
+        <w:t>2026国际基础科学大会在北京开幕，设置大模型理论基础、具身智能、神经符号AI等前沿议题，中外院士及青年学者共议AI底层创新路径，强调数学与物理对AI发展的根基作用。</w:t>
+      </w:r>
+    </w:p>
+    <w:p>
+      <w:r>
+        <w:rPr>
+          <w:rFonts w:ascii="Times New Roman" w:hAnsi="Times New Roman" w:eastAsia="宋体"/>
+          <w:i/>
+          <w:sz w:val="21"/>
+        </w:rPr>
+        <w:t>角度建议:关注广东学者参会情况（如鹏城实验室、港科大（广州）团队），挖掘大湾区基础研究与产业转化衔接案例</w:t>
+      </w:r>
+    </w:p>
+    <w:p>
+      <w:r>
+        <w:rPr>
+          <w:rFonts w:ascii="Times New Roman" w:hAnsi="Times New Roman" w:eastAsia="宋体"/>
+          <w:sz w:val="18"/>
+        </w:rPr>
+        <w:t>链接:</w:t>
+      </w:r>
+      <w:hyperlink r:id="rId13">
+        <w:r>
+          <w:rPr>
+            <w:color w:val="0563C1"/>
+            <w:u w:val="single"/>
+          </w:rPr>
+          <w:t>2026 国际基础科学大会在京开幕，500 余场学术会议覆盖大模型、人机交互等</w:t>
+        </w:r>
+      </w:hyperlink>
+    </w:p>
+    <w:p>
+      <w:pPr>
+        <w:pStyle w:val="Heading3"/>
+      </w:pPr>
+      <w:r>
+        <w:rPr>
+          <w:rFonts w:ascii="Times New Roman" w:hAnsi="Times New Roman" w:eastAsia="黑体"/>
+          <w:b/>
+          <w:sz w:val="24"/>
+        </w:rPr>
+        <w:t>【B级·关注】</w:t>
+      </w:r>
+      <w:r>
+        <w:rPr>
+          <w:rFonts w:ascii="Times New Roman" w:hAnsi="Times New Roman" w:eastAsia="黑体"/>
+          <w:b/>
+          <w:sz w:val="24"/>
+        </w:rPr>
+        <w:t>新加坡总理黄循财谈 AI：将利用新技术提高生产效率、创造高质量就业岗位</w:t>
+      </w:r>
+    </w:p>
+    <w:p>
+      <w:r>
+        <w:rPr>
+          <w:rFonts w:ascii="Times New Roman" w:hAnsi="Times New Roman" w:eastAsia="宋体"/>
+          <w:color w:val="888888"/>
+          <w:sz w:val="18"/>
+        </w:rPr>
+        <w:t>来源:IT之家 | 时间:08-09 17:30</w:t>
+      </w:r>
+    </w:p>
+    <w:p>
+      <w:r>
+        <w:t>新加坡总理黄循财在国庆献词中强调，政府将通过AI提升生产力并创造高技能岗位，同时建立再培训体系缓解就业冲击。其‘技术赋能+人力升级’双轨策略对粤港澳大湾区具借鉴价值。</w:t>
+      </w:r>
+    </w:p>
+    <w:p>
+      <w:r>
+        <w:rPr>
+          <w:rFonts w:ascii="Times New Roman" w:hAnsi="Times New Roman" w:eastAsia="宋体"/>
+          <w:i/>
+          <w:sz w:val="21"/>
+        </w:rPr>
+        <w:t>角度建议:对比广州‘数字工匠’培育计划、深圳AI训练师职称评定实践，提炼湾区特色AI人才治理经验</w:t>
+      </w:r>
+    </w:p>
+    <w:p>
+      <w:r>
+        <w:rPr>
+          <w:rFonts w:ascii="Times New Roman" w:hAnsi="Times New Roman" w:eastAsia="宋体"/>
+          <w:sz w:val="18"/>
+        </w:rPr>
+        <w:t>链接:</w:t>
+      </w:r>
+      <w:hyperlink r:id="rId14">
+        <w:r>
+          <w:rPr>
+            <w:color w:val="0563C1"/>
+            <w:u w:val="single"/>
+          </w:rPr>
+          <w:t>新加坡总理黄循财谈 AI：将利用新技术提高生产效率、创造高质量就业岗位</w:t>
         </w:r>
       </w:hyperlink>
     </w:p>
@@ -397,7 +520,17 @@
     </w:p>
     <w:p>
       <w:r>
-        <w:t>国产GPU厂商摩尔线程宣布拟发行H股并在港交所主板上市，同步披露2026年上半年营收同比增长147.42%，亏损大幅收窄95.73%，凸显资本市场对其技术商业化信心。</w:t>
+        <w:t>国产GPU领军企业摩尔线程宣布启动H股上市进程，拟登陆港交所主板。此举将拓宽融资渠道，加速其在AI训练芯片、数据中心GPU等领域的研发投入与商业化落地。</w:t>
+      </w:r>
+    </w:p>
+    <w:p>
+      <w:r>
+        <w:rPr>
+          <w:rFonts w:ascii="Times New Roman" w:hAnsi="Times New Roman" w:eastAsia="宋体"/>
+          <w:i/>
+          <w:sz w:val="21"/>
+        </w:rPr>
+        <w:t>角度建议:关注其与广州人工智能产业基金、横琴粤澳深度合作区资本的潜在合作可能</w:t>
       </w:r>
     </w:p>
     <w:p>
@@ -408,7 +541,7 @@
         </w:rPr>
         <w:t>链接:</w:t>
       </w:r>
-      <w:hyperlink r:id="rId13">
+      <w:hyperlink r:id="rId15">
         <w:r>
           <w:rPr>
             <w:color w:val="0563C1"/>
@@ -451,115 +584,17 @@
     </w:p>
     <w:p>
       <w:r>
-        <w:t>摩尔线程2026上半年营收达17.36亿元，归母净亏损1156.31万元，同比大幅收窄95.73%，扣非净利润扭亏为正，显示其GPU产品在智算中心与AI服务器领域加速放量。</w:t>
+        <w:t>摩尔线程2026年上半年营收同比增长147.42%，归母亏损大幅收窄95.73%至1156万元，显示国产AI芯片企业正从‘烧钱研发’转向‘营收造血’关键拐点。</w:t>
       </w:r>
     </w:p>
     <w:p>
       <w:r>
         <w:rPr>
           <w:rFonts w:ascii="Times New Roman" w:hAnsi="Times New Roman" w:eastAsia="宋体"/>
-          <w:sz w:val="18"/>
+          <w:i/>
+          <w:sz w:val="21"/>
         </w:rPr>
-        <w:t>链接:</w:t>
-      </w:r>
-      <w:hyperlink r:id="rId14">
-        <w:r>
-          <w:rPr>
-            <w:color w:val="0563C1"/>
-            <w:u w:val="single"/>
-          </w:rPr>
-          <w:t>摩尔线程 2026 年半年度归母亏损 1156.31 万元，同比亏损收窄 95.73%</w:t>
-        </w:r>
-      </w:hyperlink>
-    </w:p>
-    <w:p>
-      <w:pPr>
-        <w:pStyle w:val="Heading3"/>
-      </w:pPr>
-      <w:r>
-        <w:rPr>
-          <w:rFonts w:ascii="Times New Roman" w:hAnsi="Times New Roman" w:eastAsia="黑体"/>
-          <w:b/>
-          <w:sz w:val="24"/>
-        </w:rPr>
-        <w:t>【B级·关注】</w:t>
-      </w:r>
-      <w:r>
-        <w:rPr>
-          <w:rFonts w:ascii="Times New Roman" w:hAnsi="Times New Roman" w:eastAsia="黑体"/>
-          <w:b/>
-          <w:sz w:val="24"/>
-        </w:rPr>
-        <w:t>吴声年度演讲首提“AI眼镜”，乐奇Rokid成全场焦点</w:t>
-      </w:r>
-    </w:p>
-    <w:p>
-      <w:r>
-        <w:rPr>
-          <w:rFonts w:ascii="Times New Roman" w:hAnsi="Times New Roman" w:eastAsia="宋体"/>
-          <w:color w:val="888888"/>
-          <w:sz w:val="18"/>
-        </w:rPr>
-        <w:t>来源:Bing新闻 | 时间:08-08 19:04</w:t>
-      </w:r>
-    </w:p>
-    <w:p>
-      <w:r>
-        <w:t>吴声在年度演讲中首次系统提出‘AI眼镜’概念，盛赞乐奇Rokid产品实现‘自然态’交互，标志智能终端从‘手持’迈向‘穿戴’新阶段，引发行业对下一代人机接口的热议。</w:t>
-      </w:r>
-    </w:p>
-    <w:p>
-      <w:r>
-        <w:rPr>
-          <w:rFonts w:ascii="Times New Roman" w:hAnsi="Times New Roman" w:eastAsia="宋体"/>
-          <w:sz w:val="18"/>
-        </w:rPr>
-        <w:t>链接:</w:t>
-      </w:r>
-      <w:hyperlink r:id="rId15">
-        <w:r>
-          <w:rPr>
-            <w:color w:val="0563C1"/>
-            <w:u w:val="single"/>
-          </w:rPr>
-          <w:t>吴声年度演讲首提“AI眼镜”，乐奇Rokid成全场焦点</w:t>
-        </w:r>
-      </w:hyperlink>
-    </w:p>
-    <w:p>
-      <w:pPr>
-        <w:pStyle w:val="Heading3"/>
-      </w:pPr>
-      <w:r>
-        <w:rPr>
-          <w:rFonts w:ascii="Times New Roman" w:hAnsi="Times New Roman" w:eastAsia="黑体"/>
-          <w:b/>
-          <w:sz w:val="24"/>
-        </w:rPr>
-        <w:t>【B级·关注】</w:t>
-      </w:r>
-      <w:r>
-        <w:rPr>
-          <w:rFonts w:ascii="Times New Roman" w:hAnsi="Times New Roman" w:eastAsia="黑体"/>
-          <w:b/>
-          <w:sz w:val="24"/>
-        </w:rPr>
-        <w:t>吴声2026年度演讲：乐奇Rokid引领智能眼镜迎来“AI Normal”时代</w:t>
-      </w:r>
-    </w:p>
-    <w:p>
-      <w:r>
-        <w:rPr>
-          <w:rFonts w:ascii="Times New Roman" w:hAnsi="Times New Roman" w:eastAsia="宋体"/>
-          <w:color w:val="888888"/>
-          <w:sz w:val="18"/>
-        </w:rPr>
-        <w:t>来源:Bing新闻 | 时间:08-08 11:06</w:t>
-      </w:r>
-    </w:p>
-    <w:p>
-      <w:r>
-        <w:t>吴声定义‘AI Normal’时代——AI不再需要刻意学习，而是如空气般自然融入生活。乐奇Rokid凭借YodaOS操作系统与场景化交互设计，成为该理念的典型实践者。</w:t>
+        <w:t>角度建议:结合广州半导体产业规划，分析其与粤芯半导体、华为昇腾生态的协同空间</w:t>
       </w:r>
     </w:p>
     <w:p>
@@ -576,7 +611,7 @@
             <w:color w:val="0563C1"/>
             <w:u w:val="single"/>
           </w:rPr>
-          <w:t>吴声2026年度演讲：乐奇Rokid引领智能眼镜迎来“AI Normal”时代</w:t>
+          <w:t>摩尔线程 2026 年半年度归母亏损 1156.31 万元，同比亏损收窄 95.73%</w:t>
         </w:r>
       </w:hyperlink>
     </w:p>
@@ -600,7 +635,7 @@
           <w:color w:val="888888"/>
           <w:sz w:val="24"/>
         </w:rPr>
-        <w:t>韶音推出“OpenFit 2 AI”开放式耳机：升级千问大模型，1698 元</w:t>
+        <w:t>谷歌 Chrome、微软 Edge 浏览器双双要求：下载本地 AI 模型需预留 20GB 空间</w:t>
       </w:r>
     </w:p>
     <w:p>
@@ -610,12 +645,12 @@
           <w:color w:val="888888"/>
           <w:sz w:val="18"/>
         </w:rPr>
-        <w:t>来源:IT之家 | 时间:08-09 11:48</w:t>
+        <w:t>来源:IT之家 | 时间:08-09 16:27</w:t>
       </w:r>
     </w:p>
     <w:p>
       <w:r>
-        <w:t>韶音发布OpenFit 2 AI耳机，首发搭载通义千问大模型端侧能力，支持语音实时翻译、会议摘要与个性化提醒，定价1698元，切入AI音频硬件新赛道。</w:t>
+        <w:t>Chrome与Edge浏览器新增本地AI模型下载提示，要求用户预留20GB存储空间以运行设备端AI功能。此举推动AI能力向终端下沉，但也引发隐私与资源占用争议。</w:t>
       </w:r>
     </w:p>
     <w:p>
@@ -632,63 +667,7 @@
             <w:color w:val="0563C1"/>
             <w:u w:val="single"/>
           </w:rPr>
-          <w:t>韶音推出“OpenFit 2 AI”开放式耳机：升级千问大模型，1698 元</w:t>
-        </w:r>
-      </w:hyperlink>
-    </w:p>
-    <w:p>
-      <w:pPr>
-        <w:pStyle w:val="Heading3"/>
-      </w:pPr>
-      <w:r>
-        <w:rPr>
-          <w:rFonts w:ascii="Times New Roman" w:hAnsi="Times New Roman" w:eastAsia="黑体"/>
-          <w:b w:val="0"/>
-          <w:color w:val="888888"/>
-          <w:sz w:val="24"/>
-        </w:rPr>
-        <w:t>【C级·参考】</w:t>
-      </w:r>
-      <w:r>
-        <w:rPr>
-          <w:rFonts w:ascii="Times New Roman" w:hAnsi="Times New Roman" w:eastAsia="黑体"/>
-          <w:b w:val="0"/>
-          <w:color w:val="888888"/>
-          <w:sz w:val="24"/>
-        </w:rPr>
-        <w:t>苹果客服回应删除接入千问手册：目前并没有收到新项目发布通知</w:t>
-      </w:r>
-    </w:p>
-    <w:p>
-      <w:r>
-        <w:rPr>
-          <w:rFonts w:ascii="Times New Roman" w:hAnsi="Times New Roman" w:eastAsia="宋体"/>
-          <w:color w:val="888888"/>
-          <w:sz w:val="18"/>
-        </w:rPr>
-        <w:t>来源:IT之家 | 时间:08-09 17:16</w:t>
-      </w:r>
-    </w:p>
-    <w:p>
-      <w:r>
-        <w:t>苹果客服就官网删除《在Mac上配合Apple智能使用千问》文档一事回应称‘未收到相关功能上线通知’，暗示千问与Apple Intelligence的深度集成尚处早期探索阶段。</w:t>
-      </w:r>
-    </w:p>
-    <w:p>
-      <w:r>
-        <w:rPr>
-          <w:rFonts w:ascii="Times New Roman" w:hAnsi="Times New Roman" w:eastAsia="宋体"/>
-          <w:sz w:val="18"/>
-        </w:rPr>
-        <w:t>链接:</w:t>
-      </w:r>
-      <w:hyperlink r:id="rId18">
-        <w:r>
-          <w:rPr>
-            <w:color w:val="0563C1"/>
-            <w:u w:val="single"/>
-          </w:rPr>
-          <w:t>苹果客服回应删除接入千问手册：目前并没有收到新项目发布通知</w:t>
+          <w:t>谷歌 Chrome、微软 Edge 浏览器双双要求：下载本地 AI 模型需预留 20GB 空间</w:t>
         </w:r>
       </w:hyperlink>
     </w:p>
@@ -727,7 +706,7 @@
     </w:p>
     <w:p>
       <w:r>
-        <w:t>Meta首席技术官Andrew Bosworth驳斥‘AI应带来更短工时’观点，强调AI释放的生产力应投入更高阶创新而非休假，折射科技巨头对人机协作效率边界的再定义。</w:t>
+        <w:t>Meta首席技术官Andrew Bosworth直言AI提升效率不应导向减工时，而应驱动更高产出与创新。该观点引发关于AI时代劳动价值重定义的全球性讨论。</w:t>
       </w:r>
     </w:p>
     <w:p>
@@ -738,7 +717,7 @@
         </w:rPr>
         <w:t>链接:</w:t>
       </w:r>
-      <w:hyperlink r:id="rId19">
+      <w:hyperlink r:id="rId18">
         <w:r>
           <w:rPr>
             <w:color w:val="0563C1"/>
@@ -783,7 +762,7 @@
     </w:p>
     <w:p>
       <w:r>
-        <w:t>Indeed研究显示，AI数据中心建设带动美国传统蓝领岗位需求激增，电工、安装工、冷却系统工程师薪资涨幅超软件工程师，凸显AI基建对实体经济的拉动效应。</w:t>
+        <w:t>Indeed研究显示，AI数据中心建设带动美国电工、安装工等传统蓝领岗位需求激增，薪资涨幅超软件工程师。印证AI基建正重构劳动力市场结构，技能升级成刚需。</w:t>
       </w:r>
     </w:p>
     <w:p>
@@ -794,7 +773,7 @@
         </w:rPr>
         <w:t>链接:</w:t>
       </w:r>
-      <w:hyperlink r:id="rId20">
+      <w:hyperlink r:id="rId19">
         <w:r>
           <w:rPr>
             <w:color w:val="0563C1"/>
@@ -824,7 +803,7 @@
           <w:color w:val="888888"/>
           <w:sz w:val="24"/>
         </w:rPr>
-        <w:t>日产借鉴“中国模式”，力求研发周期减半</w:t>
+        <w:t>谷歌 Chrome 浏览器测试新提示框，引导用户打开系统设置修改默认浏览器</w:t>
       </w:r>
     </w:p>
     <w:p>
@@ -834,12 +813,12 @@
           <w:color w:val="888888"/>
           <w:sz w:val="18"/>
         </w:rPr>
-        <w:t>来源:IT之家 | 时间:08-09 16:13</w:t>
+        <w:t>来源:IT之家 | 时间:08-09 16:32</w:t>
       </w:r>
     </w:p>
     <w:p>
       <w:r>
-        <w:t>日产汽车副总裁山口一之证实，公司正全面引入中国车企‘快速迭代、敏捷开发’模式，目标将新车研发周期压缩50%，以应对电动化与智能化竞争压力。</w:t>
+        <w:t>Chrome Beta版测试强制引导用户设其为Windows默认浏览器的新提示框，被指涉嫌滥用市场支配地位。此举或加剧浏览器生态竞争，影响国内厂商预装策略。</w:t>
       </w:r>
     </w:p>
     <w:p>
@@ -850,13 +829,13 @@
         </w:rPr>
         <w:t>链接:</w:t>
       </w:r>
-      <w:hyperlink r:id="rId21">
+      <w:hyperlink r:id="rId20">
         <w:r>
           <w:rPr>
             <w:color w:val="0563C1"/>
             <w:u w:val="single"/>
           </w:rPr>
-          <w:t>日产借鉴“中国模式”，力求研发周期减半</w:t>
+          <w:t>谷歌 Chrome 浏览器测试新提示框，引导用户打开系统设置修改默认浏览器</w:t>
         </w:r>
       </w:hyperlink>
     </w:p>
@@ -880,7 +859,7 @@
           <w:color w:val="888888"/>
           <w:sz w:val="24"/>
         </w:rPr>
-        <w:t>余承东发布华为 MateBook Pro S 鸿蒙电脑拆机视频：仅重 798g，比一杯奶茶还轻</w:t>
+        <w:t>历经数千小时逆向工程，海外大神打造《塞尔达传说：旷野之息》VR 版 Mod</w:t>
       </w:r>
     </w:p>
     <w:p>
@@ -890,12 +869,12 @@
           <w:color w:val="888888"/>
           <w:sz w:val="18"/>
         </w:rPr>
-        <w:t>来源:IT之家 | 时间:08-09 14:41</w:t>
+        <w:t>来源:IT之家 | 时间:08-09 17:41</w:t>
       </w:r>
     </w:p>
     <w:p>
       <w:r>
-        <w:t>余承东亲自拆解华为MateBook Pro S鸿蒙PC，强调其798g超轻机身采用镁锂合金材质，搭载鸿蒙NEXT原生应用生态，展现国产PC在轻量化与OS自主化双重突破。</w:t>
+        <w:t>海外开发者耗时数月完成《塞尔达传说：旷野之息》VR Mod，实现原生VR模式运行。该社区驱动式创新展现AI辅助逆向工程与跨平台移植技术潜力。</w:t>
       </w:r>
     </w:p>
     <w:p>
@@ -906,13 +885,13 @@
         </w:rPr>
         <w:t>链接:</w:t>
       </w:r>
-      <w:hyperlink r:id="rId22">
+      <w:hyperlink r:id="rId21">
         <w:r>
           <w:rPr>
             <w:color w:val="0563C1"/>
             <w:u w:val="single"/>
           </w:rPr>
-          <w:t>余承东发布华为 MateBook Pro S 鸿蒙电脑拆机视频：仅重 798g，比一杯奶茶还轻</w:t>
+          <w:t>历经数千小时逆向工程，海外大神打造《塞尔达传说：旷野之息》VR 版 Mod</w:t>
         </w:r>
       </w:hyperlink>
     </w:p>
@@ -936,19 +915,17 @@
         <w:rPr>
           <w:rFonts w:ascii="Times New Roman" w:hAnsi="Times New Roman" w:eastAsia="黑体"/>
           <w:b/>
-          <w:color w:val="41D87E"/>
           <w:sz w:val="24"/>
         </w:rPr>
-        <w:t>【A级·线索】</w:t>
+        <w:t>【B级·关注】</w:t>
       </w:r>
       <w:r>
         <w:rPr>
           <w:rFonts w:ascii="Times New Roman" w:hAnsi="Times New Roman" w:eastAsia="黑体"/>
           <w:b/>
-          <w:color w:val="41D87E"/>
           <w:sz w:val="24"/>
         </w:rPr>
-        <w:t>消息称小米成立具身智能与应用部，前字节 Seed 具身负责人孔涛挂帅</w:t>
+        <w:t>神舟二十三乘组“周报”上新：佩戴 VR 一体机开展行为学测试，机器人小航在轨“成长”</w:t>
       </w:r>
     </w:p>
     <w:p>
@@ -958,12 +935,12 @@
           <w:color w:val="888888"/>
           <w:sz w:val="18"/>
         </w:rPr>
-        <w:t>来源:IT之家 | 时间:08-09 09:32</w:t>
+        <w:t>来源:IT之家 | 时间:08-09 13:26</w:t>
       </w:r>
     </w:p>
     <w:p>
       <w:r>
-        <w:t>小米内部新设具身智能与应用部，由前字节跳动Seed Robotics具身智能负责人孔涛领衔，整合VLA大模型团队与机器人硬件研发力量，加速人形机器人及家庭服务机器人落地。</w:t>
+        <w:t>中国空间站神舟二十三乘组首次使用VR一体机开展航天员行为学测试，并启用自主研制的舱内服务机器人‘小航’执行物资转运、状态巡检等任务，标志空间智能体进入实用化阶段。</w:t>
       </w:r>
     </w:p>
     <w:p>
@@ -973,7 +950,7 @@
           <w:i/>
           <w:sz w:val="21"/>
         </w:rPr>
-        <w:t>角度建议:结合广州南沙打造‘具身智能产业高地’规划，追踪小米与广汽、云从等湾区企业的潜在合作，挖掘本土供应链适配进展</w:t>
+        <w:t>角度建议:联系广州航天研究院、中山大学航空航天学院等本地科研力量，关注广东企业在空间机器人关节电机、轻量化结构件等配套领域的参与</w:t>
       </w:r>
     </w:p>
     <w:p>
@@ -984,13 +961,13 @@
         </w:rPr>
         <w:t>链接:</w:t>
       </w:r>
-      <w:hyperlink r:id="rId23">
+      <w:hyperlink r:id="rId22">
         <w:r>
           <w:rPr>
             <w:color w:val="0563C1"/>
             <w:u w:val="single"/>
           </w:rPr>
-          <w:t>消息称小米成立具身智能与应用部，前字节 Seed 具身负责人孔涛挂帅</w:t>
+          <w:t>神舟二十三乘组“周报”上新：佩戴 VR 一体机开展行为学测试，机器人小航在轨“成长”</w:t>
         </w:r>
       </w:hyperlink>
     </w:p>
@@ -1012,7 +989,7 @@
           <w:b/>
           <w:sz w:val="24"/>
         </w:rPr>
-        <w:t>马斯克发布 Terafab 渲染视频：Optimus 人形机器人、Robovan 无人车齐亮相</w:t>
+        <w:t>吴声年度演讲首提“AI眼镜”，乐奇Rokid成全场焦点</w:t>
       </w:r>
     </w:p>
     <w:p>
@@ -1022,12 +999,22 @@
           <w:color w:val="888888"/>
           <w:sz w:val="18"/>
         </w:rPr>
-        <w:t>来源:IT之家 | 时间:08-09 09:12</w:t>
+        <w:t>来源:Bing新闻 | 时间:08-08 19:04</w:t>
       </w:r>
     </w:p>
     <w:p>
       <w:r>
-        <w:t>马斯克发布Terafab工厂渲染视频，首次同框展示Optimus人形机器人量产线与Robovan无人货运车，强调其将作为特斯拉下一代AI硬件载体，支撑FSD技术向物理世界延伸。</w:t>
+        <w:t>吴声在年度演讲中提出‘AI Normal’概念，盛赞Rokid AI眼镜从‘极客玩具’迈向‘全民日常’，强调自然交互、场景嵌入与轻量化设计是下一代AI终端核心特征。</w:t>
+      </w:r>
+    </w:p>
+    <w:p>
+      <w:r>
+        <w:rPr>
+          <w:rFonts w:ascii="Times New Roman" w:hAnsi="Times New Roman" w:eastAsia="宋体"/>
+          <w:i/>
+          <w:sz w:val="21"/>
+        </w:rPr>
+        <w:t>角度建议:对接广州AR/VR企业（如影石Insta360、亮风台广州分部），探讨AI眼镜在广交会、文旅导览等本地场景应用潜力</w:t>
       </w:r>
     </w:p>
     <w:p>
@@ -1038,13 +1025,13 @@
         </w:rPr>
         <w:t>链接:</w:t>
       </w:r>
-      <w:hyperlink r:id="rId24">
+      <w:hyperlink r:id="rId23">
         <w:r>
           <w:rPr>
             <w:color w:val="0563C1"/>
             <w:u w:val="single"/>
           </w:rPr>
-          <w:t>马斯克发布 Terafab 渲染视频：Optimus 人形机器人、Robovan 无人车齐亮相</w:t>
+          <w:t>吴声年度演讲首提“AI眼镜”，乐奇Rokid成全场焦点</w:t>
         </w:r>
       </w:hyperlink>
     </w:p>
@@ -1059,60 +1046,6 @@
           <w:sz w:val="24"/>
         </w:rPr>
         <w:t>【B级·关注】</w:t>
-      </w:r>
-      <w:r>
-        <w:rPr>
-          <w:rFonts w:ascii="Times New Roman" w:hAnsi="Times New Roman" w:eastAsia="黑体"/>
-          <w:b/>
-          <w:sz w:val="24"/>
-        </w:rPr>
-        <w:t>美国“机器狗”保安陆续上岗，相比真人每年可节省 8 万-13 万美元</w:t>
-      </w:r>
-    </w:p>
-    <w:p>
-      <w:r>
-        <w:rPr>
-          <w:rFonts w:ascii="Times New Roman" w:hAnsi="Times New Roman" w:eastAsia="宋体"/>
-          <w:color w:val="888888"/>
-          <w:sz w:val="18"/>
-        </w:rPr>
-        <w:t>来源:IT之家 | 时间:08-09 17:02</w:t>
-      </w:r>
-    </w:p>
-    <w:p>
-      <w:r>
-        <w:t>美国多地数据中心、体育场馆及农场已部署四足机器人执行巡逻安保任务，单台年运营成本显著低于真人保安，凸显AI硬件在高危、重复场景的商业化拐点。</w:t>
-      </w:r>
-    </w:p>
-    <w:p>
-      <w:r>
-        <w:rPr>
-          <w:rFonts w:ascii="Times New Roman" w:hAnsi="Times New Roman" w:eastAsia="宋体"/>
-          <w:sz w:val="18"/>
-        </w:rPr>
-        <w:t>链接:</w:t>
-      </w:r>
-      <w:hyperlink r:id="rId25">
-        <w:r>
-          <w:rPr>
-            <w:color w:val="0563C1"/>
-            <w:u w:val="single"/>
-          </w:rPr>
-          <w:t>美国“机器狗”保安陆续上岗，相比真人每年可节省 8 万-13 万美元</w:t>
-        </w:r>
-      </w:hyperlink>
-    </w:p>
-    <w:p>
-      <w:pPr>
-        <w:pStyle w:val="Heading3"/>
-      </w:pPr>
-      <w:r>
-        <w:rPr>
-          <w:rFonts w:ascii="Times New Roman" w:hAnsi="Times New Roman" w:eastAsia="黑体"/>
-          <w:b/>
-          <w:sz w:val="24"/>
-        </w:rPr>
-        <w:t>【B级·关注|本地】</w:t>
       </w:r>
       <w:r>
         <w:rPr>
@@ -1135,7 +1068,17 @@
     </w:p>
     <w:p>
       <w:r>
-        <w:t>理想汽车高管范皓宇确认离职后投身AI硬件创业，聚焦AI眼镜与具身智能交叉领域，其背景与资源有望加速湾区智能硬件生态闭环构建。</w:t>
+        <w:t>理想汽车前高管范皓宇确认投身AI硬件创业，聚焦AI眼镜与具身智能方向。其跨界选择印证智能终端正从手机向多模态可穿戴设备演进，资本与人才加速向该赛道聚集。</w:t>
+      </w:r>
+    </w:p>
+    <w:p>
+      <w:r>
+        <w:rPr>
+          <w:rFonts w:ascii="Times New Roman" w:hAnsi="Times New Roman" w:eastAsia="宋体"/>
+          <w:i/>
+          <w:sz w:val="21"/>
+        </w:rPr>
+        <w:t>角度建议:追踪其创业动向是否落户大湾区，分析广州黄埔、南沙对AI硬件初创企业的政策吸引力</w:t>
       </w:r>
     </w:p>
     <w:p>
@@ -1146,7 +1089,7 @@
         </w:rPr>
         <w:t>链接:</w:t>
       </w:r>
-      <w:hyperlink r:id="rId26">
+      <w:hyperlink r:id="rId24">
         <w:r>
           <w:rPr>
             <w:color w:val="0563C1"/>
@@ -1176,7 +1119,7 @@
           <w:color w:val="888888"/>
           <w:sz w:val="24"/>
         </w:rPr>
-        <w:t>神舟二十三乘组“周报”上新：佩戴 VR 一体机开展行为学测试，机器人小航在轨“成长”</w:t>
+        <w:t>美国“机器狗”保安陆续上岗，相比真人每年可节省 8 万-13 万美元</w:t>
       </w:r>
     </w:p>
     <w:p>
@@ -1186,12 +1129,12 @@
           <w:color w:val="888888"/>
           <w:sz w:val="18"/>
         </w:rPr>
-        <w:t>来源:IT之家 | 时间:08-09 13:26</w:t>
+        <w:t>来源:IT之家 | 时间:08-09 17:02</w:t>
       </w:r>
     </w:p>
     <w:p>
       <w:r>
-        <w:t>中国空间站神舟二十三乘组利用VR设备开展航天员行为学研究，并通过‘机器人小航’进行在轨自主学习训练，验证空间AI体系统在微重力环境下的适应性进化能力。</w:t>
+        <w:t>美国多地数据中心、体育场馆已部署四足机器人执行巡逻安保任务，单台年运营成本显著低于真人保安。技术成熟度提升正加速商用落地，但复杂环境适应性仍存挑战。</w:t>
       </w:r>
     </w:p>
     <w:p>
@@ -1202,13 +1145,13 @@
         </w:rPr>
         <w:t>链接:</w:t>
       </w:r>
-      <w:hyperlink r:id="rId27">
+      <w:hyperlink r:id="rId25">
         <w:r>
           <w:rPr>
             <w:color w:val="0563C1"/>
             <w:u w:val="single"/>
           </w:rPr>
-          <w:t>神舟二十三乘组“周报”上新：佩戴 VR 一体机开展行为学测试，机器人小航在轨“成长”</w:t>
+          <w:t>美国“机器狗”保安陆续上岗，相比真人每年可节省 8 万-13 万美元</w:t>
         </w:r>
       </w:hyperlink>
     </w:p>
@@ -1223,6 +1166,72 @@
         </w:rPr>
         <w:t>无人驾驶/低空/智慧出行</w:t>
       </w:r>
+    </w:p>
+    <w:p>
+      <w:pPr>
+        <w:pStyle w:val="Heading3"/>
+      </w:pPr>
+      <w:r>
+        <w:rPr>
+          <w:rFonts w:ascii="Times New Roman" w:hAnsi="Times New Roman" w:eastAsia="黑体"/>
+          <w:b/>
+          <w:color w:val="41D87E"/>
+          <w:sz w:val="24"/>
+        </w:rPr>
+        <w:t>【A级·线索】</w:t>
+      </w:r>
+      <w:r>
+        <w:rPr>
+          <w:rFonts w:ascii="Times New Roman" w:hAnsi="Times New Roman" w:eastAsia="黑体"/>
+          <w:b/>
+          <w:color w:val="41D87E"/>
+          <w:sz w:val="24"/>
+        </w:rPr>
+        <w:t>全球首个：宁德时代 350Wh/kg 航空电池通过相邻电芯热失控验证</w:t>
+      </w:r>
+    </w:p>
+    <w:p>
+      <w:r>
+        <w:rPr>
+          <w:rFonts w:ascii="Times New Roman" w:hAnsi="Times New Roman" w:eastAsia="宋体"/>
+          <w:color w:val="888888"/>
+          <w:sz w:val="18"/>
+        </w:rPr>
+        <w:t>来源:IT之家 | 时间:08-09 17:49</w:t>
+      </w:r>
+    </w:p>
+    <w:p>
+      <w:r>
+        <w:t>宁德时代为eVTOL研发的航空动力电池系统通过全球首个350Wh/kg方壳电芯两颗相邻热失控不扩散验证，能量密度达行业顶尖水平，为载人低空飞行器商业化提供关键安全支撑。</w:t>
+      </w:r>
+    </w:p>
+    <w:p>
+      <w:r>
+        <w:rPr>
+          <w:rFonts w:ascii="Times New Roman" w:hAnsi="Times New Roman" w:eastAsia="宋体"/>
+          <w:i/>
+          <w:sz w:val="21"/>
+        </w:rPr>
+        <w:t>角度建议:重点追踪大湾区低空经济进展——广州亿航、深圳小鹏汇天、珠海中航通飞等企业对高密度航空电池的实际需求与适配进度</w:t>
+      </w:r>
+    </w:p>
+    <w:p>
+      <w:r>
+        <w:rPr>
+          <w:rFonts w:ascii="Times New Roman" w:hAnsi="Times New Roman" w:eastAsia="宋体"/>
+          <w:sz w:val="18"/>
+        </w:rPr>
+        <w:t>链接:</w:t>
+      </w:r>
+      <w:hyperlink r:id="rId26">
+        <w:r>
+          <w:rPr>
+            <w:color w:val="0563C1"/>
+            <w:u w:val="single"/>
+          </w:rPr>
+          <w:t>全球首个：宁德时代 350Wh/kg 航空电池通过相邻电芯热失控验证</w:t>
+        </w:r>
+      </w:hyperlink>
     </w:p>
     <w:p>
       <w:pPr>
@@ -1257,7 +1266,17 @@
     </w:p>
     <w:p>
       <w:r>
-        <w:t>荷兰RDW监管机构批准特斯拉FSD后拒绝公开安全测评依据，并推动其在欧盟范围推广，引发对自动驾驶算法黑箱化与跨境监管透明度的质疑。</w:t>
+        <w:t>荷兰RDW监管机构拒绝公开特斯拉FSD在欧获批的安全测评依据，引发对自动驾驶算法透明度与第三方验证机制的质疑。此举或影响中国车企出海时的合规策略。</w:t>
+      </w:r>
+    </w:p>
+    <w:p>
+      <w:r>
+        <w:rPr>
+          <w:rFonts w:ascii="Times New Roman" w:hAnsi="Times New Roman" w:eastAsia="宋体"/>
+          <w:i/>
+          <w:sz w:val="21"/>
+        </w:rPr>
+        <w:t>角度建议:对比广汽埃安、小鹏汽车在欧盟L3级自动驾驶认证进展，分析广东车企如何应对国际监管趋严趋势</w:t>
       </w:r>
     </w:p>
     <w:p>
@@ -1268,7 +1287,7 @@
         </w:rPr>
         <w:t>链接:</w:t>
       </w:r>
-      <w:hyperlink r:id="rId28">
+      <w:hyperlink r:id="rId27">
         <w:r>
           <w:rPr>
             <w:color w:val="0563C1"/>
@@ -1311,7 +1330,17 @@
     </w:p>
     <w:p>
       <w:r>
-        <w:t>深蓝汽车董事长邓承浩透露，全新纯电SUV S05上市即热销，7月下半月已全国大面积缺货；8月全球产能将重回2万辆/月，反映新能源车企柔性制造与快速交付能力提升。</w:t>
+        <w:t>深蓝汽车董事长邓承浩透露，全新纯电SUV S05上市即热销，7月下半月全国大面积缺车；8月全球产能将重回两万辆/月，反映新能源车企柔性供应链与快速响应能力。</w:t>
+      </w:r>
+    </w:p>
+    <w:p>
+      <w:r>
+        <w:rPr>
+          <w:rFonts w:ascii="Times New Roman" w:hAnsi="Times New Roman" w:eastAsia="宋体"/>
+          <w:i/>
+          <w:sz w:val="21"/>
+        </w:rPr>
+        <w:t>角度建议:聚焦广东新能源汽车产业链（如比亚迪弗迪电池、广汽零部件配套），分析S05热销对湾区供应链协同的拉动效应</w:t>
       </w:r>
     </w:p>
     <w:p>
@@ -1322,69 +1351,13 @@
         </w:rPr>
         <w:t>链接:</w:t>
       </w:r>
-      <w:hyperlink r:id="rId29">
+      <w:hyperlink r:id="rId28">
         <w:r>
           <w:rPr>
             <w:color w:val="0563C1"/>
             <w:u w:val="single"/>
           </w:rPr>
           <w:t>深蓝汽车邓承浩：全新 S05 上市之前已生产近万台商品车，8 月全球生产将重新突破两万</w:t>
-        </w:r>
-      </w:hyperlink>
-    </w:p>
-    <w:p>
-      <w:pPr>
-        <w:pStyle w:val="Heading3"/>
-      </w:pPr>
-      <w:r>
-        <w:rPr>
-          <w:rFonts w:ascii="Times New Roman" w:hAnsi="Times New Roman" w:eastAsia="黑体"/>
-          <w:b w:val="0"/>
-          <w:color w:val="888888"/>
-          <w:sz w:val="24"/>
-        </w:rPr>
-        <w:t>【C级·参考|本地】</w:t>
-      </w:r>
-      <w:r>
-        <w:rPr>
-          <w:rFonts w:ascii="Times New Roman" w:hAnsi="Times New Roman" w:eastAsia="黑体"/>
-          <w:b w:val="0"/>
-          <w:color w:val="888888"/>
-          <w:sz w:val="24"/>
-        </w:rPr>
-        <w:t>长城欧拉 7 旅行车无伪装曝光，已完成工信部申报</w:t>
-      </w:r>
-    </w:p>
-    <w:p>
-      <w:r>
-        <w:rPr>
-          <w:rFonts w:ascii="Times New Roman" w:hAnsi="Times New Roman" w:eastAsia="宋体"/>
-          <w:color w:val="888888"/>
-          <w:sz w:val="18"/>
-        </w:rPr>
-        <w:t>来源:IT之家 | 时间:08-09 13:59</w:t>
-      </w:r>
-    </w:p>
-    <w:p>
-      <w:r>
-        <w:t>长城欧拉首款纯电旅行轿车ORA 7完成工信部申报并曝光无伪装实车图，由光束汽车（江苏张家港）生产，定位中型市场，填补国产新能源旅行车空白。</w:t>
-      </w:r>
-    </w:p>
-    <w:p>
-      <w:r>
-        <w:rPr>
-          <w:rFonts w:ascii="Times New Roman" w:hAnsi="Times New Roman" w:eastAsia="宋体"/>
-          <w:sz w:val="18"/>
-        </w:rPr>
-        <w:t>链接:</w:t>
-      </w:r>
-      <w:hyperlink r:id="rId30">
-        <w:r>
-          <w:rPr>
-            <w:color w:val="0563C1"/>
-            <w:u w:val="single"/>
-          </w:rPr>
-          <w:t>长城欧拉 7 旅行车无伪装曝光，已完成工信部申报</w:t>
         </w:r>
       </w:hyperlink>
     </w:p>
@@ -1423,7 +1396,7 @@
     </w:p>
     <w:p>
       <w:r>
-        <w:t>宝马联合克莱姆森大学学生开发Luminetta太阳能原型车，车顶集成高效光伏板，实测日均补能达30公里，验证‘边开边充’技术可行性，为电动车能源补给提供新思路。</w:t>
+        <w:t>宝马联合克莱姆森大学研发Luminetta太阳能原型车，车顶铺设高效光伏板，在晴天行驶中可实现日均增程15-25公里，验证‘移动发电站’技术可行性。</w:t>
       </w:r>
     </w:p>
     <w:p>
@@ -1434,7 +1407,7 @@
         </w:rPr>
         <w:t>链接:</w:t>
       </w:r>
-      <w:hyperlink r:id="rId31">
+      <w:hyperlink r:id="rId29">
         <w:r>
           <w:rPr>
             <w:color w:val="0563C1"/>
@@ -1467,73 +1440,7 @@
           <w:color w:val="41D87E"/>
           <w:sz w:val="24"/>
         </w:rPr>
-        <w:t>【A级·线索|本地】</w:t>
-      </w:r>
-      <w:r>
-        <w:rPr>
-          <w:rFonts w:ascii="Times New Roman" w:hAnsi="Times New Roman" w:eastAsia="黑体"/>
-          <w:b/>
-          <w:color w:val="41D87E"/>
-          <w:sz w:val="24"/>
-        </w:rPr>
-        <w:t>携程：针对受台风“白海豚”影响相关地区酒店订单，启动兜底保障措施</w:t>
-      </w:r>
-    </w:p>
-    <w:p>
-      <w:r>
-        <w:rPr>
-          <w:rFonts w:ascii="Times New Roman" w:hAnsi="Times New Roman" w:eastAsia="宋体"/>
-          <w:color w:val="888888"/>
-          <w:sz w:val="18"/>
-        </w:rPr>
-        <w:t>来源:IT之家 | 时间:08-09 17:07</w:t>
-      </w:r>
-    </w:p>
-    <w:p>
-      <w:r>
-        <w:t>携程宣布对受台风‘白海豚’影响区域（浙东至闽北沿海）的酒店订单启动无损退改与免费重订兜底保障，响应中央气象台红色预警，体现平台应急响应机制。</w:t>
-      </w:r>
-    </w:p>
-    <w:p>
-      <w:r>
-        <w:rPr>
-          <w:rFonts w:ascii="Times New Roman" w:hAnsi="Times New Roman" w:eastAsia="宋体"/>
-          <w:i/>
-          <w:sz w:val="21"/>
-        </w:rPr>
-        <w:t>角度建议:联动广东文旅厅、广州白云机场及珠海横琴度假区，核查大湾区游客实际保障执行情况，突出本地化服务响应</w:t>
-      </w:r>
-    </w:p>
-    <w:p>
-      <w:r>
-        <w:rPr>
-          <w:rFonts w:ascii="Times New Roman" w:hAnsi="Times New Roman" w:eastAsia="宋体"/>
-          <w:sz w:val="18"/>
-        </w:rPr>
-        <w:t>链接:</w:t>
-      </w:r>
-      <w:hyperlink r:id="rId32">
-        <w:r>
-          <w:rPr>
-            <w:color w:val="0563C1"/>
-            <w:u w:val="single"/>
-          </w:rPr>
-          <w:t>携程：针对受台风“白海豚”影响相关地区酒店订单，启动兜底保障措施</w:t>
-        </w:r>
-      </w:hyperlink>
-    </w:p>
-    <w:p>
-      <w:pPr>
-        <w:pStyle w:val="Heading3"/>
-      </w:pPr>
-      <w:r>
-        <w:rPr>
-          <w:rFonts w:ascii="Times New Roman" w:hAnsi="Times New Roman" w:eastAsia="黑体"/>
-          <w:b/>
-          <w:color w:val="41D87E"/>
-          <w:sz w:val="24"/>
-        </w:rPr>
-        <w:t>【A级·线索|本地】</w:t>
+        <w:t>【A级·线索】</w:t>
       </w:r>
       <w:r>
         <w:rPr>
@@ -1557,7 +1464,7 @@
     </w:p>
     <w:p>
       <w:r>
-        <w:t>央视调查揭露主流OTA平台将自评‘钻级’与文旅部认证‘星级’混排展示，误导消费者，部分‘五钻’酒店实为未评星民宿，存在虚假宣传与监管盲区。</w:t>
+        <w:t>央视调查揭露主流OTA平台将自评‘钻级’与文旅部认证‘星级酒店’混排展示，误导消费者。部分平台钻级标准模糊、审核缺失，存在虚假宣传风险。</w:t>
       </w:r>
     </w:p>
     <w:p>
@@ -1567,7 +1474,7 @@
           <w:i/>
           <w:sz w:val="21"/>
         </w:rPr>
-        <w:t>角度建议:走访广州北京路、珠江新城等商圈酒店及本地OTA服务商，验证大湾区执行现状，推动行业标识规范地方标准制定</w:t>
+        <w:t>角度建议:联动广州文旅局、广东省消委会近期整治行动，暗访本地热门平台（如携程广州专区、美团岭南酒店频道）执行情况</w:t>
       </w:r>
     </w:p>
     <w:p>
@@ -1578,13 +1485,141 @@
         </w:rPr>
         <w:t>链接:</w:t>
       </w:r>
-      <w:hyperlink r:id="rId33">
+      <w:hyperlink r:id="rId30">
         <w:r>
           <w:rPr>
             <w:color w:val="0563C1"/>
             <w:u w:val="single"/>
           </w:rPr>
           <w:t>平台钻级≠官方星级，央视曝光酒店评级标识消费陷阱</w:t>
+        </w:r>
+      </w:hyperlink>
+    </w:p>
+    <w:p>
+      <w:pPr>
+        <w:pStyle w:val="Heading3"/>
+      </w:pPr>
+      <w:r>
+        <w:rPr>
+          <w:rFonts w:ascii="Times New Roman" w:hAnsi="Times New Roman" w:eastAsia="黑体"/>
+          <w:b/>
+          <w:sz w:val="24"/>
+        </w:rPr>
+        <w:t>【B级·关注|本地】</w:t>
+      </w:r>
+      <w:r>
+        <w:rPr>
+          <w:rFonts w:ascii="Times New Roman" w:hAnsi="Times New Roman" w:eastAsia="黑体"/>
+          <w:b/>
+          <w:sz w:val="24"/>
+        </w:rPr>
+        <w:t>携程：针对受台风“白海豚”影响相关地区酒店订单，启动兜底保障措施</w:t>
+      </w:r>
+    </w:p>
+    <w:p>
+      <w:r>
+        <w:rPr>
+          <w:rFonts w:ascii="Times New Roman" w:hAnsi="Times New Roman" w:eastAsia="宋体"/>
+          <w:color w:val="888888"/>
+          <w:sz w:val="18"/>
+        </w:rPr>
+        <w:t>来源:IT之家 | 时间:08-09 17:07</w:t>
+      </w:r>
+    </w:p>
+    <w:p>
+      <w:r>
+        <w:t>携程宣布对受台风‘白海豚’影响区域（浙东至闽北沿海）的酒店订单启动无损退改+赔付兜底机制，覆盖范围含广州出发赴受影响地区的旅客，体现平台应急响应能力。</w:t>
+      </w:r>
+    </w:p>
+    <w:p>
+      <w:r>
+        <w:rPr>
+          <w:rFonts w:ascii="Times New Roman" w:hAnsi="Times New Roman" w:eastAsia="宋体"/>
+          <w:i/>
+          <w:sz w:val="21"/>
+        </w:rPr>
+        <w:t>角度建议:采访广州本地旅行社及携程华南客服中心，梳理大湾区游客受影响规模与补偿执行细节，突出本地化服务响应</w:t>
+      </w:r>
+    </w:p>
+    <w:p>
+      <w:r>
+        <w:rPr>
+          <w:rFonts w:ascii="Times New Roman" w:hAnsi="Times New Roman" w:eastAsia="宋体"/>
+          <w:sz w:val="18"/>
+        </w:rPr>
+        <w:t>链接:</w:t>
+      </w:r>
+      <w:hyperlink r:id="rId31">
+        <w:r>
+          <w:rPr>
+            <w:color w:val="0563C1"/>
+            <w:u w:val="single"/>
+          </w:rPr>
+          <w:t>携程：针对受台风“白海豚”影响相关地区酒店订单，启动兜底保障措施</w:t>
+        </w:r>
+      </w:hyperlink>
+    </w:p>
+    <w:p>
+      <w:pPr>
+        <w:pStyle w:val="Heading3"/>
+      </w:pPr>
+      <w:r>
+        <w:rPr>
+          <w:rFonts w:ascii="Times New Roman" w:hAnsi="Times New Roman" w:eastAsia="黑体"/>
+          <w:b/>
+          <w:sz w:val="24"/>
+        </w:rPr>
+        <w:t>【B级·关注|本地】</w:t>
+      </w:r>
+      <w:r>
+        <w:rPr>
+          <w:rFonts w:ascii="Times New Roman" w:hAnsi="Times New Roman" w:eastAsia="黑体"/>
+          <w:b/>
+          <w:sz w:val="24"/>
+        </w:rPr>
+        <w:t>传音控股：赴港上市获中国证监会备案，拟发行不超过 1.32 亿股</w:t>
+      </w:r>
+    </w:p>
+    <w:p>
+      <w:r>
+        <w:rPr>
+          <w:rFonts w:ascii="Times New Roman" w:hAnsi="Times New Roman" w:eastAsia="宋体"/>
+          <w:color w:val="888888"/>
+          <w:sz w:val="18"/>
+        </w:rPr>
+        <w:t>来源:IT之家 | 时间:08-09 13:42</w:t>
+      </w:r>
+    </w:p>
+    <w:p>
+      <w:r>
+        <w:t>深圳传音控股获证监会境外上市备案，拟发行H股登陆港交所。作为‘非洲手机之王’，其正加速拓展中东、拉美及AI硬件新业务，港股上市将强化全球化融资能力。</w:t>
+      </w:r>
+    </w:p>
+    <w:p>
+      <w:r>
+        <w:rPr>
+          <w:rFonts w:ascii="Times New Roman" w:hAnsi="Times New Roman" w:eastAsia="宋体"/>
+          <w:i/>
+          <w:sz w:val="21"/>
+        </w:rPr>
+        <w:t>角度建议:突出深圳总部属性，联系广州跨境电商综试区、白云机场国际货运通道对其出海物流支撑作用</w:t>
+      </w:r>
+    </w:p>
+    <w:p>
+      <w:r>
+        <w:rPr>
+          <w:rFonts w:ascii="Times New Roman" w:hAnsi="Times New Roman" w:eastAsia="宋体"/>
+          <w:sz w:val="18"/>
+        </w:rPr>
+        <w:t>链接:</w:t>
+      </w:r>
+      <w:hyperlink r:id="rId32">
+        <w:r>
+          <w:rPr>
+            <w:color w:val="0563C1"/>
+            <w:u w:val="single"/>
+          </w:rPr>
+          <w:t>传音控股：赴港上市获中国证监会备案，拟发行不超过 1.32 亿股</w:t>
         </w:r>
       </w:hyperlink>
     </w:p>
@@ -1633,7 +1668,17 @@
     </w:p>
     <w:p>
       <w:r>
-        <w:t>Take-Two财报预告显示，《GTA 6》预售热度空前，预计2027财年净预订额将突破80亿美元，创公司历史纪录，或带动全球主机游戏市场复苏。</w:t>
+        <w:t>《GTA 6》发行商Take-Two预测2027财年净预订额将突破80亿美元，创历史新高。其单机IP商业价值与长周期运营模式，对国内游戏公司IP开发策略具强参照意义。</w:t>
+      </w:r>
+    </w:p>
+    <w:p>
+      <w:r>
+        <w:rPr>
+          <w:rFonts w:ascii="Times New Roman" w:hAnsi="Times New Roman" w:eastAsia="宋体"/>
+          <w:i/>
+          <w:sz w:val="21"/>
+        </w:rPr>
+        <w:t>角度建议:关联广州网易、腾讯游戏等头部企业，分析《逆水寒》手游、《王者荣耀》全球化运营与GTA6模式异同</w:t>
       </w:r>
     </w:p>
     <w:p>
@@ -1644,7 +1689,7 @@
         </w:rPr>
         <w:t>链接:</w:t>
       </w:r>
-      <w:hyperlink r:id="rId34">
+      <w:hyperlink r:id="rId33">
         <w:r>
           <w:rPr>
             <w:color w:val="0563C1"/>
@@ -1674,7 +1719,7 @@
           <w:color w:val="888888"/>
           <w:sz w:val="24"/>
         </w:rPr>
-        <w:t>《上古卷轴 4：湮灭重制版》Switch 2 版偷跑，帧率表现不稳定</w:t>
+        <w:t>系列游戏首次：任天堂《火焰纹章：万缕千丝》确认支持 Joy-Con 2 鼠标模式</w:t>
       </w:r>
     </w:p>
     <w:p>
@@ -1684,12 +1729,12 @@
           <w:color w:val="888888"/>
           <w:sz w:val="18"/>
         </w:rPr>
-        <w:t>来源:IT之家 | 时间:08-09 15:00</w:t>
+        <w:t>来源:IT之家 | 时间:08-09 14:58</w:t>
       </w:r>
     </w:p>
     <w:p>
       <w:r>
-        <w:t>《上古卷轴4：湮灭重制版》Switch 2实体版提前流出，实测显示帧率波动明显、加载延迟，引发对任天堂新硬件性能适配与第三方优化能力的质疑。</w:t>
+        <w:t>任天堂Switch 2首发大作《火焰纹章：万缕千丝》首次支持Joy-Con 2鼠标操作模式，拓展主机游戏交互边界。此举反映主机厂商正积极融合PC端输入逻辑以提升策略游戏体验。</w:t>
       </w:r>
     </w:p>
     <w:p>
@@ -1700,13 +1745,13 @@
         </w:rPr>
         <w:t>链接:</w:t>
       </w:r>
-      <w:hyperlink r:id="rId35">
+      <w:hyperlink r:id="rId34">
         <w:r>
           <w:rPr>
             <w:color w:val="0563C1"/>
             <w:u w:val="single"/>
           </w:rPr>
-          <w:t>《上古卷轴 4：湮灭重制版》Switch 2 版偷跑，帧率表现不稳定</w:t>
+          <w:t>系列游戏首次：任天堂《火焰纹章：万缕千丝》确认支持 Joy-Con 2 鼠标模式</w:t>
         </w:r>
       </w:hyperlink>
     </w:p>
@@ -1755,7 +1800,17 @@
     </w:p>
     <w:p>
       <w:r>
-        <w:t>小米旗舰店推出‘速冷静’大1.5匹空调限时直降600元，叠加以旧换新补贴后低至1399元，主打10年整机包修与APF 5.30一级能效，瞄准暑期租房与焕新需求。</w:t>
+        <w:t>小米空调发起暑期租房季促销，1.5匹机型直降600元至1399元，叠加‘以旧换新’补贴后价格更低，并承诺10年整机包修，凸显家电以旧换新政策在下沉市场渗透成效。</w:t>
+      </w:r>
+    </w:p>
+    <w:p>
+      <w:r>
+        <w:rPr>
+          <w:rFonts w:ascii="Times New Roman" w:hAnsi="Times New Roman" w:eastAsia="宋体"/>
+          <w:i/>
+          <w:sz w:val="21"/>
+        </w:rPr>
+        <w:t>角度建议:走访广州城中村、高校周边租房市场，调研学生、新市民对‘以旧换新+租赁场景’政策落地感知度</w:t>
       </w:r>
     </w:p>
     <w:p>
@@ -1766,7 +1821,7 @@
         </w:rPr>
         <w:t>链接:</w:t>
       </w:r>
-      <w:hyperlink r:id="rId36">
+      <w:hyperlink r:id="rId35">
         <w:r>
           <w:rPr>
             <w:color w:val="0563C1"/>
@@ -1809,7 +1864,17 @@
     </w:p>
     <w:p>
       <w:r>
-        <w:t>国家统计局最新数据显示，AI驱动下消费电子迎来结构性涨价：平板电脑价格同比涨11.3%，计算机涨5.5%，手机涨1.0%，反映高端化、智能化升级趋势。</w:t>
+        <w:t>国家统计局数据显示，AI驱动下消费电子迎来结构性涨价：平板电脑价格同比涨11.3%，计算机涨5.5%，手机涨1.0%。反映AI PC、AI平板等新品类正重塑市场定价逻辑。</w:t>
+      </w:r>
+    </w:p>
+    <w:p>
+      <w:r>
+        <w:rPr>
+          <w:rFonts w:ascii="Times New Roman" w:hAnsi="Times New Roman" w:eastAsia="宋体"/>
+          <w:i/>
+          <w:sz w:val="21"/>
+        </w:rPr>
+        <w:t>角度建议:调研广州天河城、北京路数码卖场AI终端销售占比变化，访谈本地渠道商对‘AI溢价’接受度</w:t>
       </w:r>
     </w:p>
     <w:p>
@@ -1820,7 +1885,7 @@
         </w:rPr>
         <w:t>链接:</w:t>
       </w:r>
-      <w:hyperlink r:id="rId37">
+      <w:hyperlink r:id="rId36">
         <w:r>
           <w:rPr>
             <w:color w:val="0563C1"/>
@@ -1850,7 +1915,7 @@
           <w:color w:val="888888"/>
           <w:sz w:val="24"/>
         </w:rPr>
-        <w:t>海信墨水屏手机 A10 系列实机外观照片曝光：磁吸彩色 LCD 背屏、一键切换双屏</w:t>
+        <w:t>长城欧拉 7 旅行车无伪装曝光，已完成工信部申报</w:t>
       </w:r>
     </w:p>
     <w:p>
@@ -1860,12 +1925,12 @@
           <w:color w:val="888888"/>
           <w:sz w:val="18"/>
         </w:rPr>
-        <w:t>来源:IT之家 | 时间:08-09 09:24</w:t>
+        <w:t>来源:IT之家 | 时间:08-09 13:59</w:t>
       </w:r>
     </w:p>
     <w:p>
       <w:r>
-        <w:t>海信墨水屏手机A10系列将于8月28日上市，采用磁吸式彩色LCD背屏设计，支持一键切换墨水屏主显与LCD副显，兼顾护眼阅读与多彩交互，拓展细分市场。</w:t>
+        <w:t>长城欧拉首款纯电旅行轿车OR A7完成工信部申报，由光束汽车（江苏张家港）生产，定位中型市场。旅行车品类回归折射新能源时代用户对空间与个性化的双重追求。</w:t>
       </w:r>
     </w:p>
     <w:p>
@@ -1876,13 +1941,13 @@
         </w:rPr>
         <w:t>链接:</w:t>
       </w:r>
-      <w:hyperlink r:id="rId38">
+      <w:hyperlink r:id="rId37">
         <w:r>
           <w:rPr>
             <w:color w:val="0563C1"/>
             <w:u w:val="single"/>
           </w:rPr>
-          <w:t>海信墨水屏手机 A10 系列实机外观照片曝光：磁吸彩色 LCD 背屏、一键切换双屏</w:t>
+          <w:t>长城欧拉 7 旅行车无伪装曝光，已完成工信部申报</w:t>
         </w:r>
       </w:hyperlink>
     </w:p>
